--- a/dev/checklists/curriculum/校本課程管理政策文件要求清單_DRAFT.docx
+++ b/dev/checklists/curriculum/校本課程管理政策文件要求清單_DRAFT.docx
@@ -241,7 +241,7 @@
             </w:tcMar>
           </w:tcPr>
           <w:p>
-            <w:hyperlink w:history="1" r:id="rIdcwkxydryxvn5xkknq1niy">
+            <w:hyperlink w:history="1" r:id="rIdyhx2lgmr-iorrtj02xogu">
               <w:r>
                 <w:rPr>
                   <w:rStyle w:val="Hyperlink"/>
@@ -327,7 +327,7 @@
             </w:tcMar>
           </w:tcPr>
           <w:p>
-            <w:hyperlink w:history="1" r:id="rId6mgmtjks6hlgsc9dllnsr">
+            <w:hyperlink w:history="1" r:id="rIdpcdwhh4ms_m4rvj9s4m0y">
               <w:r>
                 <w:rPr>
                   <w:rStyle w:val="Hyperlink"/>
@@ -413,7 +413,7 @@
             </w:tcMar>
           </w:tcPr>
           <w:p>
-            <w:hyperlink w:history="1" r:id="rIdruok7u33jewggrjb2sk2t">
+            <w:hyperlink w:history="1" r:id="rIdpvojdko6mkzgi3xtmjyhc">
               <w:r>
                 <w:rPr>
                   <w:rStyle w:val="Hyperlink"/>
@@ -499,7 +499,7 @@
             </w:tcMar>
           </w:tcPr>
           <w:p>
-            <w:hyperlink w:history="1" r:id="rIdezjjiekyu5msfntatixps">
+            <w:hyperlink w:history="1" r:id="rId10syxhszegvlgkfblfcf4">
               <w:r>
                 <w:rPr>
                   <w:rStyle w:val="Hyperlink"/>
@@ -585,7 +585,7 @@
             </w:tcMar>
           </w:tcPr>
           <w:p>
-            <w:hyperlink w:history="1" r:id="rIdp1ehgyiff6l9djibohbzz">
+            <w:hyperlink w:history="1" r:id="rIdzwyugy_f0qxgqf-izjvun">
               <w:r>
                 <w:rPr>
                   <w:rStyle w:val="Hyperlink"/>
@@ -671,7 +671,7 @@
             </w:tcMar>
           </w:tcPr>
           <w:p>
-            <w:hyperlink w:history="1" r:id="rIdvrajv4ayne25fll5ru04g">
+            <w:hyperlink w:history="1" r:id="rIdnvqcecnwj96f5wjmi_etl">
               <w:r>
                 <w:rPr>
                   <w:rStyle w:val="Hyperlink"/>
@@ -757,7 +757,7 @@
             </w:tcMar>
           </w:tcPr>
           <w:p>
-            <w:hyperlink w:history="1" r:id="rId_7o-i_iych4-3mr1ozgfe">
+            <w:hyperlink w:history="1" r:id="rIdv3pro9m9nbl4cwcpq7fkw">
               <w:r>
                 <w:rPr>
                   <w:rStyle w:val="Hyperlink"/>
@@ -843,7 +843,7 @@
             </w:tcMar>
           </w:tcPr>
           <w:p>
-            <w:hyperlink w:history="1" r:id="rIdynxv4nmpxbo1ldngl5l6n">
+            <w:hyperlink w:history="1" r:id="rIdvzhx7gndazo0camws0h77">
               <w:r>
                 <w:rPr>
                   <w:rStyle w:val="Hyperlink"/>
@@ -929,7 +929,7 @@
             </w:tcMar>
           </w:tcPr>
           <w:p>
-            <w:hyperlink w:history="1" r:id="rId2umooh6kmvathpzdmg0tk">
+            <w:hyperlink w:history="1" r:id="rIdrwifcwba67lhmr320rgx3">
               <w:r>
                 <w:rPr>
                   <w:rStyle w:val="Hyperlink"/>
@@ -1015,7 +1015,7 @@
             </w:tcMar>
           </w:tcPr>
           <w:p>
-            <w:hyperlink w:history="1" r:id="rIdhkv-pkcytbyvl6t7izx_g">
+            <w:hyperlink w:history="1" r:id="rIdxiyjopbzhg34mbygn7axr">
               <w:r>
                 <w:rPr>
                   <w:rStyle w:val="Hyperlink"/>
@@ -1101,7 +1101,7 @@
             </w:tcMar>
           </w:tcPr>
           <w:p>
-            <w:hyperlink w:history="1" r:id="rIdhmoynjjlcej8s_eppy1lo">
+            <w:hyperlink w:history="1" r:id="rId-kvypc2l274nf2_mqznfe">
               <w:r>
                 <w:rPr>
                   <w:rStyle w:val="Hyperlink"/>
@@ -1187,7 +1187,7 @@
             </w:tcMar>
           </w:tcPr>
           <w:p>
-            <w:hyperlink w:history="1" r:id="rIdx-m-6fmi_nwi8vz5v5mql">
+            <w:hyperlink w:history="1" r:id="rIdm3fljtbpd0mqconmdk9ji">
               <w:r>
                 <w:rPr>
                   <w:rStyle w:val="Hyperlink"/>
@@ -1273,7 +1273,7 @@
             </w:tcMar>
           </w:tcPr>
           <w:p>
-            <w:hyperlink w:history="1" r:id="rIdi9chxr1d_aj3b_wrgnwh-">
+            <w:hyperlink w:history="1" r:id="rIddwmebgj0kfvdaockdloos">
               <w:r>
                 <w:rPr>
                   <w:rStyle w:val="Hyperlink"/>
@@ -1359,7 +1359,7 @@
             </w:tcMar>
           </w:tcPr>
           <w:p>
-            <w:hyperlink w:history="1" r:id="rId7b_n4nhnnsj-rkb_jmy1f">
+            <w:hyperlink w:history="1" r:id="rIdy9wlz1r9zpnz13f0puqia">
               <w:r>
                 <w:rPr>
                   <w:rStyle w:val="Hyperlink"/>
@@ -1445,7 +1445,7 @@
             </w:tcMar>
           </w:tcPr>
           <w:p>
-            <w:hyperlink w:history="1" r:id="rIdzl1cdlnrp8ekt6avezz2y">
+            <w:hyperlink w:history="1" r:id="rId53ycsn-d74ev9b958bc6k">
               <w:r>
                 <w:rPr>
                   <w:rStyle w:val="Hyperlink"/>
@@ -1531,7 +1531,7 @@
             </w:tcMar>
           </w:tcPr>
           <w:p>
-            <w:hyperlink w:history="1" r:id="rIdcy_3v5bbxyq3nyc0gyre8">
+            <w:hyperlink w:history="1" r:id="rIdtja8k_kujbsbctx1rqxrb">
               <w:r>
                 <w:rPr>
                   <w:rStyle w:val="Hyperlink"/>
@@ -1617,7 +1617,7 @@
             </w:tcMar>
           </w:tcPr>
           <w:p>
-            <w:hyperlink w:history="1" r:id="rId2ix-s6zg_hidb53yka9xb">
+            <w:hyperlink w:history="1" r:id="rId9xdp6bfmiq4pqtxvaxtes">
               <w:r>
                 <w:rPr>
                   <w:rStyle w:val="Hyperlink"/>
@@ -1703,7 +1703,7 @@
             </w:tcMar>
           </w:tcPr>
           <w:p>
-            <w:hyperlink w:history="1" r:id="rIdfzeyhasdcfkouphfnqo1n">
+            <w:hyperlink w:history="1" r:id="rIdjvpwgongkvexzwmnjnams">
               <w:r>
                 <w:rPr>
                   <w:rStyle w:val="Hyperlink"/>
@@ -1789,7 +1789,7 @@
             </w:tcMar>
           </w:tcPr>
           <w:p>
-            <w:hyperlink w:history="1" r:id="rIdh8jym0sxt_46kzs7e6ugd">
+            <w:hyperlink w:history="1" r:id="rIdxshgtdhrgmnoakkccsk5a">
               <w:r>
                 <w:rPr>
                   <w:rStyle w:val="Hyperlink"/>
@@ -3088,7 +3088,7 @@
         </w:rPr>
         <w:t xml:space="preserve">出處：</w:t>
       </w:r>
-      <w:hyperlink w:history="1" r:id="rId-tpbnbyuhwbj7ngvhpkpc">
+      <w:hyperlink w:history="1" r:id="rId9zof_smybxzzt-ouebq_r">
         <w:r>
           <w:rPr>
             <w:rStyle w:val="Hyperlink"/>
@@ -3164,7 +3164,7 @@
         </w:rPr>
         <w:t xml:space="preserve">出處：</w:t>
       </w:r>
-      <w:hyperlink w:history="1" r:id="rIdpuf97hn8iymetdgsc2vly">
+      <w:hyperlink w:history="1" r:id="rId2znlgovn_fkozkhfxbndo">
         <w:r>
           <w:rPr>
             <w:rStyle w:val="Hyperlink"/>
@@ -3240,7 +3240,7 @@
         </w:rPr>
         <w:t xml:space="preserve">出處：</w:t>
       </w:r>
-      <w:hyperlink w:history="1" r:id="rIdd7b_pknfids6aues8o78w">
+      <w:hyperlink w:history="1" r:id="rIdfakdwpknkg4bxc6ouwowp">
         <w:r>
           <w:rPr>
             <w:rStyle w:val="Hyperlink"/>
@@ -3316,7 +3316,7 @@
         </w:rPr>
         <w:t xml:space="preserve">出處：</w:t>
       </w:r>
-      <w:hyperlink w:history="1" r:id="rIdtepvbd9b20800qcqm14oo">
+      <w:hyperlink w:history="1" r:id="rId_1eyvbduhkhmcky4x_bcg">
         <w:r>
           <w:rPr>
             <w:rStyle w:val="Hyperlink"/>
@@ -3392,7 +3392,7 @@
         </w:rPr>
         <w:t xml:space="preserve">出處：</w:t>
       </w:r>
-      <w:hyperlink w:history="1" r:id="rIdxmfihxidzqb2f3bdigy4g">
+      <w:hyperlink w:history="1" r:id="rIdj5e1la7vagwebth9gbhoa">
         <w:r>
           <w:rPr>
             <w:rStyle w:val="Hyperlink"/>
@@ -3468,7 +3468,7 @@
         </w:rPr>
         <w:t xml:space="preserve">出處：</w:t>
       </w:r>
-      <w:hyperlink w:history="1" r:id="rId6oxo4uz-l0egtadmdrx_f">
+      <w:hyperlink w:history="1" r:id="rIdzpqqpfajd95uv3ewy-xpm">
         <w:r>
           <w:rPr>
             <w:rStyle w:val="Hyperlink"/>
@@ -3544,7 +3544,7 @@
         </w:rPr>
         <w:t xml:space="preserve">出處：</w:t>
       </w:r>
-      <w:hyperlink w:history="1" r:id="rId2tih9jln80pznoj5ye73x">
+      <w:hyperlink w:history="1" r:id="rIdgqg_kzryytvm4jisge15m">
         <w:r>
           <w:rPr>
             <w:rStyle w:val="Hyperlink"/>
@@ -3620,7 +3620,7 @@
         </w:rPr>
         <w:t xml:space="preserve">出處：</w:t>
       </w:r>
-      <w:hyperlink w:history="1" r:id="rIdo0irhovnklg7jftxlu54a">
+      <w:hyperlink w:history="1" r:id="rIdwrzso0c-ramiupge0fdyz">
         <w:r>
           <w:rPr>
             <w:rStyle w:val="Hyperlink"/>
@@ -3696,7 +3696,7 @@
         </w:rPr>
         <w:t xml:space="preserve">出處：</w:t>
       </w:r>
-      <w:hyperlink w:history="1" r:id="rIdlx8amykiczqjokwuasny3">
+      <w:hyperlink w:history="1" r:id="rIdv4rteg8rrirjjmscipmoy">
         <w:r>
           <w:rPr>
             <w:rStyle w:val="Hyperlink"/>
@@ -3772,7 +3772,7 @@
         </w:rPr>
         <w:t xml:space="preserve">出處：</w:t>
       </w:r>
-      <w:hyperlink w:history="1" r:id="rIdiapotbbjx0ibqd-bnplxc">
+      <w:hyperlink w:history="1" r:id="rIdiagu0ic0awe8dddbwa9po">
         <w:r>
           <w:rPr>
             <w:rStyle w:val="Hyperlink"/>
@@ -3848,7 +3848,7 @@
         </w:rPr>
         <w:t xml:space="preserve">出處：</w:t>
       </w:r>
-      <w:hyperlink w:history="1" r:id="rIdolu3kn4qnmnci7zsjsapi">
+      <w:hyperlink w:history="1" r:id="rId26sslaagwltcmzyusjcze">
         <w:r>
           <w:rPr>
             <w:rStyle w:val="Hyperlink"/>
@@ -3924,7 +3924,7 @@
         </w:rPr>
         <w:t xml:space="preserve">出處：</w:t>
       </w:r>
-      <w:hyperlink w:history="1" r:id="rIdwcfqosnj-vrfmt3ymrufg">
+      <w:hyperlink w:history="1" r:id="rIdlany8mpbeqix5o1fi2osj">
         <w:r>
           <w:rPr>
             <w:rStyle w:val="Hyperlink"/>
@@ -4000,7 +4000,7 @@
         </w:rPr>
         <w:t xml:space="preserve">出處：</w:t>
       </w:r>
-      <w:hyperlink w:history="1" r:id="rIdojswdsrcfgpn0fhqsp1v8">
+      <w:hyperlink w:history="1" r:id="rIdzxiftedxdiyxr4krvlmdc">
         <w:r>
           <w:rPr>
             <w:rStyle w:val="Hyperlink"/>
@@ -4076,7 +4076,7 @@
         </w:rPr>
         <w:t xml:space="preserve">出處：</w:t>
       </w:r>
-      <w:hyperlink w:history="1" r:id="rIdepn3lfwzn7mxyp47hyuwo">
+      <w:hyperlink w:history="1" r:id="rIdbpfinzakmcw5jwqlu7d0l">
         <w:r>
           <w:rPr>
             <w:rStyle w:val="Hyperlink"/>
@@ -4152,7 +4152,7 @@
         </w:rPr>
         <w:t xml:space="preserve">出處：</w:t>
       </w:r>
-      <w:hyperlink w:history="1" r:id="rIdnfhncffxn3rhs-ipp_q_v">
+      <w:hyperlink w:history="1" r:id="rIdfimrpcg4qiyhwoqlnfwyu">
         <w:r>
           <w:rPr>
             <w:rStyle w:val="Hyperlink"/>
@@ -4228,7 +4228,7 @@
         </w:rPr>
         <w:t xml:space="preserve">出處：</w:t>
       </w:r>
-      <w:hyperlink w:history="1" r:id="rIdvcd41u5sbtbtntzua4tap">
+      <w:hyperlink w:history="1" r:id="rIdwtswqvu7l7m4cb6hn4ulx">
         <w:r>
           <w:rPr>
             <w:rStyle w:val="Hyperlink"/>
@@ -4304,7 +4304,7 @@
         </w:rPr>
         <w:t xml:space="preserve">出處：</w:t>
       </w:r>
-      <w:hyperlink w:history="1" r:id="rId7hwbdi8latrzidneoxklt">
+      <w:hyperlink w:history="1" r:id="rIdjlh6x_lor1w1jm2dlykc3">
         <w:r>
           <w:rPr>
             <w:rStyle w:val="Hyperlink"/>
@@ -4380,7 +4380,7 @@
         </w:rPr>
         <w:t xml:space="preserve">出處：</w:t>
       </w:r>
-      <w:hyperlink w:history="1" r:id="rId2vha2larj_q45suyb8ik5">
+      <w:hyperlink w:history="1" r:id="rIdsvl2zgkxiyrxuczclgyse">
         <w:r>
           <w:rPr>
             <w:rStyle w:val="Hyperlink"/>
@@ -4456,7 +4456,7 @@
         </w:rPr>
         <w:t xml:space="preserve">出處：</w:t>
       </w:r>
-      <w:hyperlink w:history="1" r:id="rId0q2zwns00vnplazpze8kp">
+      <w:hyperlink w:history="1" r:id="rId9lnx1s4vz3y_up9ugqp-p">
         <w:r>
           <w:rPr>
             <w:rStyle w:val="Hyperlink"/>
@@ -4532,7 +4532,7 @@
         </w:rPr>
         <w:t xml:space="preserve">出處：</w:t>
       </w:r>
-      <w:hyperlink w:history="1" r:id="rIdcu_xpfv11vj8nrx4jks2v">
+      <w:hyperlink w:history="1" r:id="rIdokezeu6i3qh4jt5cqhz_4">
         <w:r>
           <w:rPr>
             <w:rStyle w:val="Hyperlink"/>
@@ -4608,7 +4608,7 @@
         </w:rPr>
         <w:t xml:space="preserve">出處：</w:t>
       </w:r>
-      <w:hyperlink w:history="1" r:id="rIdkwpfdmpggu10_77p2vikj">
+      <w:hyperlink w:history="1" r:id="rIdda5o3zhhovkcakcs2kaar">
         <w:r>
           <w:rPr>
             <w:rStyle w:val="Hyperlink"/>
@@ -4684,7 +4684,7 @@
         </w:rPr>
         <w:t xml:space="preserve">出處：</w:t>
       </w:r>
-      <w:hyperlink w:history="1" r:id="rIdap5lsslon85mbre7urzj0">
+      <w:hyperlink w:history="1" r:id="rIdwmouazu_7fgzt_mdedzst">
         <w:r>
           <w:rPr>
             <w:rStyle w:val="Hyperlink"/>
@@ -4760,7 +4760,7 @@
         </w:rPr>
         <w:t xml:space="preserve">出處：</w:t>
       </w:r>
-      <w:hyperlink w:history="1" r:id="rIdbc-p_pjqmvwgstu0du7d_">
+      <w:hyperlink w:history="1" r:id="rIdfgmbdu5xlqnemvmb2ag0b">
         <w:r>
           <w:rPr>
             <w:rStyle w:val="Hyperlink"/>
@@ -4836,7 +4836,7 @@
         </w:rPr>
         <w:t xml:space="preserve">出處：</w:t>
       </w:r>
-      <w:hyperlink w:history="1" r:id="rIdnjgdmjwug-frcrglfp2ud">
+      <w:hyperlink w:history="1" r:id="rIdexemr3o-jm8ardlze6j7u">
         <w:r>
           <w:rPr>
             <w:rStyle w:val="Hyperlink"/>
@@ -4912,7 +4912,7 @@
         </w:rPr>
         <w:t xml:space="preserve">出處：</w:t>
       </w:r>
-      <w:hyperlink w:history="1" r:id="rIdi0tnsi5rprh5jnetbvpvu">
+      <w:hyperlink w:history="1" r:id="rId9n2qmqatohz22f_1xorao">
         <w:r>
           <w:rPr>
             <w:rStyle w:val="Hyperlink"/>
@@ -4988,7 +4988,7 @@
         </w:rPr>
         <w:t xml:space="preserve">出處：</w:t>
       </w:r>
-      <w:hyperlink w:history="1" r:id="rIdgx8i55kmz-bzmcy98fez-">
+      <w:hyperlink w:history="1" r:id="rIdl_9rkertaomped66rbpll">
         <w:r>
           <w:rPr>
             <w:rStyle w:val="Hyperlink"/>
@@ -5064,7 +5064,7 @@
         </w:rPr>
         <w:t xml:space="preserve">出處：</w:t>
       </w:r>
-      <w:hyperlink w:history="1" r:id="rIdjgxffh_0ewf0qu9kuiqus">
+      <w:hyperlink w:history="1" r:id="rIdh1yhhgz66ugee_i8z4xmm">
         <w:r>
           <w:rPr>
             <w:rStyle w:val="Hyperlink"/>
@@ -5140,7 +5140,7 @@
         </w:rPr>
         <w:t xml:space="preserve">出處：</w:t>
       </w:r>
-      <w:hyperlink w:history="1" r:id="rId6rthbkscfeu7zivlses__">
+      <w:hyperlink w:history="1" r:id="rId9e-boodhaict5umqzsh4c">
         <w:r>
           <w:rPr>
             <w:rStyle w:val="Hyperlink"/>
@@ -5216,7 +5216,7 @@
         </w:rPr>
         <w:t xml:space="preserve">出處：</w:t>
       </w:r>
-      <w:hyperlink w:history="1" r:id="rId-2sa58xh2faizofg-srkw">
+      <w:hyperlink w:history="1" r:id="rIdxt2psqe5d5t_-fyudfq9j">
         <w:r>
           <w:rPr>
             <w:rStyle w:val="Hyperlink"/>
@@ -5292,7 +5292,7 @@
         </w:rPr>
         <w:t xml:space="preserve">出處：</w:t>
       </w:r>
-      <w:hyperlink w:history="1" r:id="rIdeq84fgrgqzxmukilpobv8">
+      <w:hyperlink w:history="1" r:id="rIdipx_5rxfvzzkyekodqe4j">
         <w:r>
           <w:rPr>
             <w:rStyle w:val="Hyperlink"/>
@@ -5368,7 +5368,7 @@
         </w:rPr>
         <w:t xml:space="preserve">出處：</w:t>
       </w:r>
-      <w:hyperlink w:history="1" r:id="rId-7_c8bqak1uc2maegtirz">
+      <w:hyperlink w:history="1" r:id="rIdxvp7s0luohnr3syhnuwnp">
         <w:r>
           <w:rPr>
             <w:rStyle w:val="Hyperlink"/>
@@ -5444,7 +5444,7 @@
         </w:rPr>
         <w:t xml:space="preserve">出處：</w:t>
       </w:r>
-      <w:hyperlink w:history="1" r:id="rIdsjold6ajbsnuwpfeklytl">
+      <w:hyperlink w:history="1" r:id="rIdmbkzyocpnkjqa6pyjqa9c">
         <w:r>
           <w:rPr>
             <w:rStyle w:val="Hyperlink"/>
@@ -5520,7 +5520,7 @@
         </w:rPr>
         <w:t xml:space="preserve">出處：</w:t>
       </w:r>
-      <w:hyperlink w:history="1" r:id="rIdr3iqybup3bg9f6zh1vlcp">
+      <w:hyperlink w:history="1" r:id="rIdrcjn42v8cbqoyfqkhgwcz">
         <w:r>
           <w:rPr>
             <w:rStyle w:val="Hyperlink"/>
@@ -5596,7 +5596,7 @@
         </w:rPr>
         <w:t xml:space="preserve">出處：</w:t>
       </w:r>
-      <w:hyperlink w:history="1" r:id="rIdbsymezfikju7u6hdmmtw8">
+      <w:hyperlink w:history="1" r:id="rIdjr_zhifhmu9kzi3imu4jw">
         <w:r>
           <w:rPr>
             <w:rStyle w:val="Hyperlink"/>
@@ -5672,7 +5672,7 @@
         </w:rPr>
         <w:t xml:space="preserve">出處：</w:t>
       </w:r>
-      <w:hyperlink w:history="1" r:id="rIdoxoxbdlbepisltouiqxi6">
+      <w:hyperlink w:history="1" r:id="rId00ztav0tnvxug43bxkx_i">
         <w:r>
           <w:rPr>
             <w:rStyle w:val="Hyperlink"/>
@@ -5748,7 +5748,7 @@
         </w:rPr>
         <w:t xml:space="preserve">出處：</w:t>
       </w:r>
-      <w:hyperlink w:history="1" r:id="rId1iiyamzqarzzyhsgceucl">
+      <w:hyperlink w:history="1" r:id="rIdf_gzh0cwc7iu8vumom4d8">
         <w:r>
           <w:rPr>
             <w:rStyle w:val="Hyperlink"/>
@@ -5824,7 +5824,7 @@
         </w:rPr>
         <w:t xml:space="preserve">出處：</w:t>
       </w:r>
-      <w:hyperlink w:history="1" r:id="rId_ddnta9vxp2rmh9jhx9yl">
+      <w:hyperlink w:history="1" r:id="rIdx51rbw21ih6v-zpm2mskt">
         <w:r>
           <w:rPr>
             <w:rStyle w:val="Hyperlink"/>
@@ -5900,7 +5900,7 @@
         </w:rPr>
         <w:t xml:space="preserve">出處：</w:t>
       </w:r>
-      <w:hyperlink w:history="1" r:id="rId_4xpurw3csho3orp_vmpl">
+      <w:hyperlink w:history="1" r:id="rIdo_f-ghafefufcx0tqdwp2">
         <w:r>
           <w:rPr>
             <w:rStyle w:val="Hyperlink"/>
@@ -5976,7 +5976,7 @@
         </w:rPr>
         <w:t xml:space="preserve">出處：</w:t>
       </w:r>
-      <w:hyperlink w:history="1" r:id="rIdnsyjhgi3iaayjhgjzea3f">
+      <w:hyperlink w:history="1" r:id="rIdiafgh8iacghlkehzzerzz">
         <w:r>
           <w:rPr>
             <w:rStyle w:val="Hyperlink"/>
@@ -6052,7 +6052,7 @@
         </w:rPr>
         <w:t xml:space="preserve">出處：</w:t>
       </w:r>
-      <w:hyperlink w:history="1" r:id="rId8n5aegs0-cf0gxz4_wbn7">
+      <w:hyperlink w:history="1" r:id="rIdu4ja4pr7faqbisun7qcrq">
         <w:r>
           <w:rPr>
             <w:rStyle w:val="Hyperlink"/>
@@ -6128,7 +6128,7 @@
         </w:rPr>
         <w:t xml:space="preserve">出處：</w:t>
       </w:r>
-      <w:hyperlink w:history="1" r:id="rIdgagoijm7jdcjhgf5uclu5">
+      <w:hyperlink w:history="1" r:id="rIdpaaq5appctsbroffhitom">
         <w:r>
           <w:rPr>
             <w:rStyle w:val="Hyperlink"/>
@@ -6204,7 +6204,7 @@
         </w:rPr>
         <w:t xml:space="preserve">出處：</w:t>
       </w:r>
-      <w:hyperlink w:history="1" r:id="rIdoxsc2c0s8dkjvaqvtm8rw">
+      <w:hyperlink w:history="1" r:id="rIdxl7dfmgmloegdetkbycrg">
         <w:r>
           <w:rPr>
             <w:rStyle w:val="Hyperlink"/>
@@ -6280,7 +6280,7 @@
         </w:rPr>
         <w:t xml:space="preserve">出處：</w:t>
       </w:r>
-      <w:hyperlink w:history="1" r:id="rId9emyylkxj0njbs1eia55n">
+      <w:hyperlink w:history="1" r:id="rIdwgyvetg2t0dyyscnw4ndp">
         <w:r>
           <w:rPr>
             <w:rStyle w:val="Hyperlink"/>
@@ -6356,7 +6356,7 @@
         </w:rPr>
         <w:t xml:space="preserve">出處：</w:t>
       </w:r>
-      <w:hyperlink w:history="1" r:id="rIdpkbzugjqdrksodokcokld">
+      <w:hyperlink w:history="1" r:id="rIdbczcap04ldn04wptkicuu">
         <w:r>
           <w:rPr>
             <w:rStyle w:val="Hyperlink"/>
@@ -6432,7 +6432,7 @@
         </w:rPr>
         <w:t xml:space="preserve">出處：</w:t>
       </w:r>
-      <w:hyperlink w:history="1" r:id="rIdpc-vhziokfl2mbgouvesl">
+      <w:hyperlink w:history="1" r:id="rId5xvzyrhdjvl_jepc240lh">
         <w:r>
           <w:rPr>
             <w:rStyle w:val="Hyperlink"/>
@@ -6508,7 +6508,7 @@
         </w:rPr>
         <w:t xml:space="preserve">出處：</w:t>
       </w:r>
-      <w:hyperlink w:history="1" r:id="rIdonxpb4sfdvkt7y-sswvmo">
+      <w:hyperlink w:history="1" r:id="rId0kr9r6qx0cycc3_lidbfr">
         <w:r>
           <w:rPr>
             <w:rStyle w:val="Hyperlink"/>
@@ -6584,7 +6584,7 @@
         </w:rPr>
         <w:t xml:space="preserve">出處：</w:t>
       </w:r>
-      <w:hyperlink w:history="1" r:id="rIdlarl61tjtlo32helfqc_d">
+      <w:hyperlink w:history="1" r:id="rIdorfm7bj4glwykii2f7poo">
         <w:r>
           <w:rPr>
             <w:rStyle w:val="Hyperlink"/>
@@ -6660,7 +6660,7 @@
         </w:rPr>
         <w:t xml:space="preserve">出處：</w:t>
       </w:r>
-      <w:hyperlink w:history="1" r:id="rId8mvsans6wgpv6j8-be7-n">
+      <w:hyperlink w:history="1" r:id="rIdtc-2xb4trblddik5l9y4g">
         <w:r>
           <w:rPr>
             <w:rStyle w:val="Hyperlink"/>
@@ -6736,7 +6736,7 @@
         </w:rPr>
         <w:t xml:space="preserve">出處：</w:t>
       </w:r>
-      <w:hyperlink w:history="1" r:id="rIdjt3jdkg8nxeydhedt_ivy">
+      <w:hyperlink w:history="1" r:id="rIdoiwwdlghigu_jerluhrtg">
         <w:r>
           <w:rPr>
             <w:rStyle w:val="Hyperlink"/>
@@ -6812,7 +6812,7 @@
         </w:rPr>
         <w:t xml:space="preserve">出處：</w:t>
       </w:r>
-      <w:hyperlink w:history="1" r:id="rId1z0wrq7cihvck5mbqmiyr">
+      <w:hyperlink w:history="1" r:id="rIdk6g6zm-r8wpbjbjvo-2gu">
         <w:r>
           <w:rPr>
             <w:rStyle w:val="Hyperlink"/>
@@ -6888,7 +6888,7 @@
         </w:rPr>
         <w:t xml:space="preserve">出處：</w:t>
       </w:r>
-      <w:hyperlink w:history="1" r:id="rIdfszqawe8emijyfsrp_isc">
+      <w:hyperlink w:history="1" r:id="rId4js3red9y34vveuvjaf1-">
         <w:r>
           <w:rPr>
             <w:rStyle w:val="Hyperlink"/>
@@ -6964,7 +6964,7 @@
         </w:rPr>
         <w:t xml:space="preserve">出處：</w:t>
       </w:r>
-      <w:hyperlink w:history="1" r:id="rIdupfj_uqnzxv_dl3ov-5d9">
+      <w:hyperlink w:history="1" r:id="rIdbueaejejxh-1gqvqa5mo-">
         <w:r>
           <w:rPr>
             <w:rStyle w:val="Hyperlink"/>
@@ -7040,7 +7040,7 @@
         </w:rPr>
         <w:t xml:space="preserve">出處：</w:t>
       </w:r>
-      <w:hyperlink w:history="1" r:id="rIdtp6h6w1_m8otzbylee1fx">
+      <w:hyperlink w:history="1" r:id="rIdya2e9km3owfobo4pgbqo7">
         <w:r>
           <w:rPr>
             <w:rStyle w:val="Hyperlink"/>
@@ -7116,7 +7116,7 @@
         </w:rPr>
         <w:t xml:space="preserve">出處：</w:t>
       </w:r>
-      <w:hyperlink w:history="1" r:id="rIduqnoe4ravxhugph3tdrnm">
+      <w:hyperlink w:history="1" r:id="rIdkpuriadvq1hj2obmna9vc">
         <w:r>
           <w:rPr>
             <w:rStyle w:val="Hyperlink"/>
@@ -7192,7 +7192,7 @@
         </w:rPr>
         <w:t xml:space="preserve">出處：</w:t>
       </w:r>
-      <w:hyperlink w:history="1" r:id="rIdbhneo3y3z770fgqvzxl7i">
+      <w:hyperlink w:history="1" r:id="rIdrgdbdasxshnmws5-dajcn">
         <w:r>
           <w:rPr>
             <w:rStyle w:val="Hyperlink"/>
@@ -7268,7 +7268,7 @@
         </w:rPr>
         <w:t xml:space="preserve">出處：</w:t>
       </w:r>
-      <w:hyperlink w:history="1" r:id="rIdam4ffzc5ybetsqqfpz73d">
+      <w:hyperlink w:history="1" r:id="rIdsu5ne6gmc0x2x8gyuhrcv">
         <w:r>
           <w:rPr>
             <w:rStyle w:val="Hyperlink"/>
@@ -7344,7 +7344,7 @@
         </w:rPr>
         <w:t xml:space="preserve">出處：</w:t>
       </w:r>
-      <w:hyperlink w:history="1" r:id="rIda1wutjy4eeesnnf0un3da">
+      <w:hyperlink w:history="1" r:id="rIdmqsqw_o-skcxnluyhqv1l">
         <w:r>
           <w:rPr>
             <w:rStyle w:val="Hyperlink"/>
@@ -7420,7 +7420,7 @@
         </w:rPr>
         <w:t xml:space="preserve">出處：</w:t>
       </w:r>
-      <w:hyperlink w:history="1" r:id="rIdfh8vh9x1xwyjqvjzivou_">
+      <w:hyperlink w:history="1" r:id="rIdlvzfp8oexkiy3a0wo70kj">
         <w:r>
           <w:rPr>
             <w:rStyle w:val="Hyperlink"/>
@@ -7496,7 +7496,7 @@
         </w:rPr>
         <w:t xml:space="preserve">出處：</w:t>
       </w:r>
-      <w:hyperlink w:history="1" r:id="rIdm_idbilaxk6qkyhz6rdwx">
+      <w:hyperlink w:history="1" r:id="rId9ugu789r-ztlm7gdbh7ly">
         <w:r>
           <w:rPr>
             <w:rStyle w:val="Hyperlink"/>
@@ -7572,7 +7572,7 @@
         </w:rPr>
         <w:t xml:space="preserve">出處：</w:t>
       </w:r>
-      <w:hyperlink w:history="1" r:id="rIda3uxbtxkhkvqnmqnvxns5">
+      <w:hyperlink w:history="1" r:id="rIdhedghdkelzbx2icpgjhkg">
         <w:r>
           <w:rPr>
             <w:rStyle w:val="Hyperlink"/>
@@ -7648,7 +7648,7 @@
         </w:rPr>
         <w:t xml:space="preserve">出處：</w:t>
       </w:r>
-      <w:hyperlink w:history="1" r:id="rIdyggkcwftgshzbjx6-uhz1">
+      <w:hyperlink w:history="1" r:id="rIdhexvgne8yjdxc4ztwkyjs">
         <w:r>
           <w:rPr>
             <w:rStyle w:val="Hyperlink"/>
@@ -7724,7 +7724,7 @@
         </w:rPr>
         <w:t xml:space="preserve">出處：</w:t>
       </w:r>
-      <w:hyperlink w:history="1" r:id="rId7b6y59azxerz-ojkwfyrx">
+      <w:hyperlink w:history="1" r:id="rIdmkuah1di8welaxvehjfxx">
         <w:r>
           <w:rPr>
             <w:rStyle w:val="Hyperlink"/>
@@ -7800,7 +7800,7 @@
         </w:rPr>
         <w:t xml:space="preserve">出處：</w:t>
       </w:r>
-      <w:hyperlink w:history="1" r:id="rId_kmgdgln5dbt-bitrjs_k">
+      <w:hyperlink w:history="1" r:id="rIdi5lr1dezqja0qib0yhjq2">
         <w:r>
           <w:rPr>
             <w:rStyle w:val="Hyperlink"/>
@@ -7876,7 +7876,7 @@
         </w:rPr>
         <w:t xml:space="preserve">出處：</w:t>
       </w:r>
-      <w:hyperlink w:history="1" r:id="rIdrrqtv6rokrszwg7aib1zp">
+      <w:hyperlink w:history="1" r:id="rIdzsvoeawtqqi0vgsptxvza">
         <w:r>
           <w:rPr>
             <w:rStyle w:val="Hyperlink"/>
@@ -7952,7 +7952,7 @@
         </w:rPr>
         <w:t xml:space="preserve">出處：</w:t>
       </w:r>
-      <w:hyperlink w:history="1" r:id="rId6xhj9x7b91i-sp7y4kbow">
+      <w:hyperlink w:history="1" r:id="rIdjdrqiieviudrmheouvv5p">
         <w:r>
           <w:rPr>
             <w:rStyle w:val="Hyperlink"/>
@@ -8028,7 +8028,7 @@
         </w:rPr>
         <w:t xml:space="preserve">出處：</w:t>
       </w:r>
-      <w:hyperlink w:history="1" r:id="rIdxztzeg03amkabt72s1mev">
+      <w:hyperlink w:history="1" r:id="rIdkario1gtwbpzl_l5ursx9">
         <w:r>
           <w:rPr>
             <w:rStyle w:val="Hyperlink"/>
@@ -8104,7 +8104,7 @@
         </w:rPr>
         <w:t xml:space="preserve">出處：</w:t>
       </w:r>
-      <w:hyperlink w:history="1" r:id="rIdxrw0zfn1ox28sgvhs3kdl">
+      <w:hyperlink w:history="1" r:id="rIdj-pflbgarc54k66wafyud">
         <w:r>
           <w:rPr>
             <w:rStyle w:val="Hyperlink"/>
@@ -8180,7 +8180,7 @@
         </w:rPr>
         <w:t xml:space="preserve">出處：</w:t>
       </w:r>
-      <w:hyperlink w:history="1" r:id="rId-doxg2awiwo0gqvtvrqij">
+      <w:hyperlink w:history="1" r:id="rIdklii_gbeuy881bsgqj9f5">
         <w:r>
           <w:rPr>
             <w:rStyle w:val="Hyperlink"/>
@@ -8256,7 +8256,7 @@
         </w:rPr>
         <w:t xml:space="preserve">出處：</w:t>
       </w:r>
-      <w:hyperlink w:history="1" r:id="rId_9pi-cr_tgc1p9nbt2yvk">
+      <w:hyperlink w:history="1" r:id="rIdhp4--lc3ycxf1pjat1mrt">
         <w:r>
           <w:rPr>
             <w:rStyle w:val="Hyperlink"/>
@@ -8332,7 +8332,7 @@
         </w:rPr>
         <w:t xml:space="preserve">出處：</w:t>
       </w:r>
-      <w:hyperlink w:history="1" r:id="rIdcrjrej0iztel6fxe0owr9">
+      <w:hyperlink w:history="1" r:id="rIdokj-sghyjixyibbcqv-a2">
         <w:r>
           <w:rPr>
             <w:rStyle w:val="Hyperlink"/>
@@ -8408,7 +8408,7 @@
         </w:rPr>
         <w:t xml:space="preserve">出處：</w:t>
       </w:r>
-      <w:hyperlink w:history="1" r:id="rIdr7s9n8thd92yjawkpi5bt">
+      <w:hyperlink w:history="1" r:id="rIdvp4xj3kindxwejc24v_tg">
         <w:r>
           <w:rPr>
             <w:rStyle w:val="Hyperlink"/>
@@ -8484,7 +8484,7 @@
         </w:rPr>
         <w:t xml:space="preserve">出處：</w:t>
       </w:r>
-      <w:hyperlink w:history="1" r:id="rIdgfnh2obqt0kb0my4cbbwl">
+      <w:hyperlink w:history="1" r:id="rIdtv3nghg0gqtl5ya0iblxi">
         <w:r>
           <w:rPr>
             <w:rStyle w:val="Hyperlink"/>
@@ -8560,7 +8560,7 @@
         </w:rPr>
         <w:t xml:space="preserve">出處：</w:t>
       </w:r>
-      <w:hyperlink w:history="1" r:id="rId1ze2cb6rkyctcv4frwdjy">
+      <w:hyperlink w:history="1" r:id="rIdmpe3swwxaijs_zf8wurhf">
         <w:r>
           <w:rPr>
             <w:rStyle w:val="Hyperlink"/>
@@ -8636,7 +8636,7 @@
         </w:rPr>
         <w:t xml:space="preserve">出處：</w:t>
       </w:r>
-      <w:hyperlink w:history="1" r:id="rId6rd74fcxmhhc0jaamnrey">
+      <w:hyperlink w:history="1" r:id="rIdg8ifj14ppmhh2grxx645k">
         <w:r>
           <w:rPr>
             <w:rStyle w:val="Hyperlink"/>
@@ -8712,7 +8712,7 @@
         </w:rPr>
         <w:t xml:space="preserve">出處：</w:t>
       </w:r>
-      <w:hyperlink w:history="1" r:id="rId7nawkiy3phoozuaisyoap">
+      <w:hyperlink w:history="1" r:id="rIdvqyo05z98vaohhas4pwnw">
         <w:r>
           <w:rPr>
             <w:rStyle w:val="Hyperlink"/>
@@ -8788,7 +8788,7 @@
         </w:rPr>
         <w:t xml:space="preserve">出處：</w:t>
       </w:r>
-      <w:hyperlink w:history="1" r:id="rIdskssoohlgp4opcafharfx">
+      <w:hyperlink w:history="1" r:id="rIdnixncztdiiaafamgb2t-c">
         <w:r>
           <w:rPr>
             <w:rStyle w:val="Hyperlink"/>
@@ -8864,7 +8864,7 @@
         </w:rPr>
         <w:t xml:space="preserve">出處：</w:t>
       </w:r>
-      <w:hyperlink w:history="1" r:id="rIdet-j2ja7f5m4borslqawn">
+      <w:hyperlink w:history="1" r:id="rIdohg1vqb07pwdrem_guwh1">
         <w:r>
           <w:rPr>
             <w:rStyle w:val="Hyperlink"/>
@@ -8940,7 +8940,7 @@
         </w:rPr>
         <w:t xml:space="preserve">出處：</w:t>
       </w:r>
-      <w:hyperlink w:history="1" r:id="rIdxzdndi18e9dzf84s1xxjw">
+      <w:hyperlink w:history="1" r:id="rIdm20oiz0gerdhb1ehr2sec">
         <w:r>
           <w:rPr>
             <w:rStyle w:val="Hyperlink"/>
@@ -9016,7 +9016,7 @@
         </w:rPr>
         <w:t xml:space="preserve">出處：</w:t>
       </w:r>
-      <w:hyperlink w:history="1" r:id="rIda1j4rkcbdz48npwjvw9eb">
+      <w:hyperlink w:history="1" r:id="rIdcbbv461qhiwzk-xw5y6-n">
         <w:r>
           <w:rPr>
             <w:rStyle w:val="Hyperlink"/>
@@ -9092,7 +9092,7 @@
         </w:rPr>
         <w:t xml:space="preserve">出處：</w:t>
       </w:r>
-      <w:hyperlink w:history="1" r:id="rId2igk-3zzo16ienaefegiy">
+      <w:hyperlink w:history="1" r:id="rIdwty9nz7gwyld3f1gonzt1">
         <w:r>
           <w:rPr>
             <w:rStyle w:val="Hyperlink"/>
@@ -9168,7 +9168,7 @@
         </w:rPr>
         <w:t xml:space="preserve">出處：</w:t>
       </w:r>
-      <w:hyperlink w:history="1" r:id="rIda2-nzny8s3k_mzz0nk--e">
+      <w:hyperlink w:history="1" r:id="rIdumki4tlgcn9br391vvtta">
         <w:r>
           <w:rPr>
             <w:rStyle w:val="Hyperlink"/>
@@ -9244,7 +9244,7 @@
         </w:rPr>
         <w:t xml:space="preserve">出處：</w:t>
       </w:r>
-      <w:hyperlink w:history="1" r:id="rIdm-3rnaosee4ctizxoflie">
+      <w:hyperlink w:history="1" r:id="rIdaewtlpbwxbxngutmpkvla">
         <w:r>
           <w:rPr>
             <w:rStyle w:val="Hyperlink"/>
@@ -9320,7 +9320,7 @@
         </w:rPr>
         <w:t xml:space="preserve">出處：</w:t>
       </w:r>
-      <w:hyperlink w:history="1" r:id="rIdgmvcnqx1fjciqe8bqkjud">
+      <w:hyperlink w:history="1" r:id="rId0_wcj-xm3bpiuv37imvoi">
         <w:r>
           <w:rPr>
             <w:rStyle w:val="Hyperlink"/>
@@ -9396,7 +9396,7 @@
         </w:rPr>
         <w:t xml:space="preserve">出處：</w:t>
       </w:r>
-      <w:hyperlink w:history="1" r:id="rIdivhw9nbhdsuz4-vkptdgy">
+      <w:hyperlink w:history="1" r:id="rIdd4-psycdzvktifi1fjlwf">
         <w:r>
           <w:rPr>
             <w:rStyle w:val="Hyperlink"/>
@@ -9472,7 +9472,7 @@
         </w:rPr>
         <w:t xml:space="preserve">出處：</w:t>
       </w:r>
-      <w:hyperlink w:history="1" r:id="rId5gt_w2lxrfhh-ep4ewxd6">
+      <w:hyperlink w:history="1" r:id="rIdnso10tnkgpgnkfntxg4rl">
         <w:r>
           <w:rPr>
             <w:rStyle w:val="Hyperlink"/>
@@ -9548,7 +9548,7 @@
         </w:rPr>
         <w:t xml:space="preserve">出處：</w:t>
       </w:r>
-      <w:hyperlink w:history="1" r:id="rId4li1pmi2uusmd8riwcaoe">
+      <w:hyperlink w:history="1" r:id="rIdegti3g9-qf_yylknf93zu">
         <w:r>
           <w:rPr>
             <w:rStyle w:val="Hyperlink"/>
@@ -9624,7 +9624,7 @@
         </w:rPr>
         <w:t xml:space="preserve">出處：</w:t>
       </w:r>
-      <w:hyperlink w:history="1" r:id="rIdgpi6idoxctj9h7pzntprz">
+      <w:hyperlink w:history="1" r:id="rIdzdxl2wmsxob4eqyulmsmr">
         <w:r>
           <w:rPr>
             <w:rStyle w:val="Hyperlink"/>
@@ -9700,7 +9700,7 @@
         </w:rPr>
         <w:t xml:space="preserve">出處：</w:t>
       </w:r>
-      <w:hyperlink w:history="1" r:id="rId_ycdf17ipgmxdaztp5kfb">
+      <w:hyperlink w:history="1" r:id="rIdqt5exkct6xr1enbvssawp">
         <w:r>
           <w:rPr>
             <w:rStyle w:val="Hyperlink"/>
@@ -9776,7 +9776,7 @@
         </w:rPr>
         <w:t xml:space="preserve">出處：</w:t>
       </w:r>
-      <w:hyperlink w:history="1" r:id="rIdvqn14jsbm2eiou7ohlha_">
+      <w:hyperlink w:history="1" r:id="rIdd6zhaxrhl-y05ictikva2">
         <w:r>
           <w:rPr>
             <w:rStyle w:val="Hyperlink"/>
@@ -9852,7 +9852,7 @@
         </w:rPr>
         <w:t xml:space="preserve">出處：</w:t>
       </w:r>
-      <w:hyperlink w:history="1" r:id="rIdgfc3b7wzhwmaet6g6urer">
+      <w:hyperlink w:history="1" r:id="rId389_b6yfhuz3njhudjxsq">
         <w:r>
           <w:rPr>
             <w:rStyle w:val="Hyperlink"/>
@@ -9928,7 +9928,7 @@
         </w:rPr>
         <w:t xml:space="preserve">出處：</w:t>
       </w:r>
-      <w:hyperlink w:history="1" r:id="rIdlg9nrqdhh0o2nor5vgflc">
+      <w:hyperlink w:history="1" r:id="rIdau4xf4lvq95ermr7sdrf5">
         <w:r>
           <w:rPr>
             <w:rStyle w:val="Hyperlink"/>
@@ -10004,7 +10004,7 @@
         </w:rPr>
         <w:t xml:space="preserve">出處：</w:t>
       </w:r>
-      <w:hyperlink w:history="1" r:id="rIdf3of8xwhr3tuchumv96sa">
+      <w:hyperlink w:history="1" r:id="rIdfgmvpsj2xruxs7ilhyfmf">
         <w:r>
           <w:rPr>
             <w:rStyle w:val="Hyperlink"/>
@@ -10080,7 +10080,7 @@
         </w:rPr>
         <w:t xml:space="preserve">出處：</w:t>
       </w:r>
-      <w:hyperlink w:history="1" r:id="rIdskiwogfjlhde0otgm5mz4">
+      <w:hyperlink w:history="1" r:id="rIdyergzmnjw_dw6qh7aqguo">
         <w:r>
           <w:rPr>
             <w:rStyle w:val="Hyperlink"/>
@@ -10156,7 +10156,7 @@
         </w:rPr>
         <w:t xml:space="preserve">出處：</w:t>
       </w:r>
-      <w:hyperlink w:history="1" r:id="rIdd5x6qtmxqicb1eykw-gc3">
+      <w:hyperlink w:history="1" r:id="rIdisancl7vsl1rwz0mvoq3s">
         <w:r>
           <w:rPr>
             <w:rStyle w:val="Hyperlink"/>
@@ -10232,7 +10232,7 @@
         </w:rPr>
         <w:t xml:space="preserve">出處：</w:t>
       </w:r>
-      <w:hyperlink w:history="1" r:id="rIdjmqqv-luc75-oefth38fr">
+      <w:hyperlink w:history="1" r:id="rIdswbcxxb7bjx5svlbmforu">
         <w:r>
           <w:rPr>
             <w:rStyle w:val="Hyperlink"/>
@@ -10308,7 +10308,7 @@
         </w:rPr>
         <w:t xml:space="preserve">出處：</w:t>
       </w:r>
-      <w:hyperlink w:history="1" r:id="rId4u15acfyosjpwbrtihgsb">
+      <w:hyperlink w:history="1" r:id="rIdyzfu4kmdkm_xh3dtm2amn">
         <w:r>
           <w:rPr>
             <w:rStyle w:val="Hyperlink"/>
@@ -10384,7 +10384,7 @@
         </w:rPr>
         <w:t xml:space="preserve">出處：</w:t>
       </w:r>
-      <w:hyperlink w:history="1" r:id="rIdj-6po6vqrslsw6t09m_j9">
+      <w:hyperlink w:history="1" r:id="rIdvv8oajmwwjel81tdidihq">
         <w:r>
           <w:rPr>
             <w:rStyle w:val="Hyperlink"/>
@@ -10460,7 +10460,7 @@
         </w:rPr>
         <w:t xml:space="preserve">出處：</w:t>
       </w:r>
-      <w:hyperlink w:history="1" r:id="rIdpczc5axzxbf24-x_ntnhm">
+      <w:hyperlink w:history="1" r:id="rIdjuajmu5evlal1dh5n-f0y">
         <w:r>
           <w:rPr>
             <w:rStyle w:val="Hyperlink"/>
@@ -10536,7 +10536,7 @@
         </w:rPr>
         <w:t xml:space="preserve">出處：</w:t>
       </w:r>
-      <w:hyperlink w:history="1" r:id="rIdr0lxkhkjkdo2p79p9kvh4">
+      <w:hyperlink w:history="1" r:id="rId1i-xycgqh0mfilups9jxz">
         <w:r>
           <w:rPr>
             <w:rStyle w:val="Hyperlink"/>
@@ -10612,7 +10612,7 @@
         </w:rPr>
         <w:t xml:space="preserve">出處：</w:t>
       </w:r>
-      <w:hyperlink w:history="1" r:id="rIdxh-bp0ysft3sv0ggcy-ii">
+      <w:hyperlink w:history="1" r:id="rIdyxdp0bpumtyx1hppf9clx">
         <w:r>
           <w:rPr>
             <w:rStyle w:val="Hyperlink"/>
@@ -10688,7 +10688,7 @@
         </w:rPr>
         <w:t xml:space="preserve">出處：</w:t>
       </w:r>
-      <w:hyperlink w:history="1" r:id="rIdxw32win0mmkookhpfg8gd">
+      <w:hyperlink w:history="1" r:id="rIdex_ztydjg_vljakryjaki">
         <w:r>
           <w:rPr>
             <w:rStyle w:val="Hyperlink"/>
@@ -10764,7 +10764,7 @@
         </w:rPr>
         <w:t xml:space="preserve">出處：</w:t>
       </w:r>
-      <w:hyperlink w:history="1" r:id="rIddaodwxn0zeidxidrxhfen">
+      <w:hyperlink w:history="1" r:id="rIdfq8ffe9jazjgohgz_odzn">
         <w:r>
           <w:rPr>
             <w:rStyle w:val="Hyperlink"/>
@@ -10840,7 +10840,7 @@
         </w:rPr>
         <w:t xml:space="preserve">出處：</w:t>
       </w:r>
-      <w:hyperlink w:history="1" r:id="rId1jchf5xzk_wuwudbk3cym">
+      <w:hyperlink w:history="1" r:id="rIduum5chx61i_ws_v-jh11d">
         <w:r>
           <w:rPr>
             <w:rStyle w:val="Hyperlink"/>
@@ -10916,7 +10916,7 @@
         </w:rPr>
         <w:t xml:space="preserve">出處：</w:t>
       </w:r>
-      <w:hyperlink w:history="1" r:id="rIdnt2ly3lc-a8rfmupahodc">
+      <w:hyperlink w:history="1" r:id="rIdfuvvhhmuyu79qbb9zuxrc">
         <w:r>
           <w:rPr>
             <w:rStyle w:val="Hyperlink"/>
@@ -10992,7 +10992,7 @@
         </w:rPr>
         <w:t xml:space="preserve">出處：</w:t>
       </w:r>
-      <w:hyperlink w:history="1" r:id="rIdneinvik_6qxkozog_fptu">
+      <w:hyperlink w:history="1" r:id="rIds5_g8lbxrkvfpsje54hvl">
         <w:r>
           <w:rPr>
             <w:rStyle w:val="Hyperlink"/>
@@ -11068,7 +11068,7 @@
         </w:rPr>
         <w:t xml:space="preserve">出處：</w:t>
       </w:r>
-      <w:hyperlink w:history="1" r:id="rIdb5zav1mbzjtos5kgpqn3y">
+      <w:hyperlink w:history="1" r:id="rIdemozyivgoevg9xlko1k3s">
         <w:r>
           <w:rPr>
             <w:rStyle w:val="Hyperlink"/>
@@ -11144,7 +11144,7 @@
         </w:rPr>
         <w:t xml:space="preserve">出處：</w:t>
       </w:r>
-      <w:hyperlink w:history="1" r:id="rId8bw_d9bz5qekcj7vfchum">
+      <w:hyperlink w:history="1" r:id="rId2gmvchgra2x8s4eosarnz">
         <w:r>
           <w:rPr>
             <w:rStyle w:val="Hyperlink"/>
@@ -11220,7 +11220,7 @@
         </w:rPr>
         <w:t xml:space="preserve">出處：</w:t>
       </w:r>
-      <w:hyperlink w:history="1" r:id="rIdajloe_yo9bdwcdfk5vje5">
+      <w:hyperlink w:history="1" r:id="rIdyax0wi8p3vzyw6i0k6lb-">
         <w:r>
           <w:rPr>
             <w:rStyle w:val="Hyperlink"/>
@@ -11296,7 +11296,7 @@
         </w:rPr>
         <w:t xml:space="preserve">出處：</w:t>
       </w:r>
-      <w:hyperlink w:history="1" r:id="rIdgwjnvel2gz5nao89navul">
+      <w:hyperlink w:history="1" r:id="rIdp7cs3gyt7cqhoby6bo5ee">
         <w:r>
           <w:rPr>
             <w:rStyle w:val="Hyperlink"/>
@@ -11372,7 +11372,7 @@
         </w:rPr>
         <w:t xml:space="preserve">出處：</w:t>
       </w:r>
-      <w:hyperlink w:history="1" r:id="rId0f0cink9gu1nce1buzrdx">
+      <w:hyperlink w:history="1" r:id="rIdstpci1i7d2nhw4vggl4hn">
         <w:r>
           <w:rPr>
             <w:rStyle w:val="Hyperlink"/>
@@ -11448,7 +11448,7 @@
         </w:rPr>
         <w:t xml:space="preserve">出處：</w:t>
       </w:r>
-      <w:hyperlink w:history="1" r:id="rIdeph2qikrhcowlwij3xc-s">
+      <w:hyperlink w:history="1" r:id="rIdrdu2iloqlx_ic5prvchlu">
         <w:r>
           <w:rPr>
             <w:rStyle w:val="Hyperlink"/>
@@ -11524,7 +11524,7 @@
         </w:rPr>
         <w:t xml:space="preserve">出處：</w:t>
       </w:r>
-      <w:hyperlink w:history="1" r:id="rIdl12nvuncauysa4s48seui">
+      <w:hyperlink w:history="1" r:id="rIdbvr-8v-whjgn-k8lj-wow">
         <w:r>
           <w:rPr>
             <w:rStyle w:val="Hyperlink"/>
@@ -11600,7 +11600,7 @@
         </w:rPr>
         <w:t xml:space="preserve">出處：</w:t>
       </w:r>
-      <w:hyperlink w:history="1" r:id="rIdwtmn0pivsepnmofu0v97v">
+      <w:hyperlink w:history="1" r:id="rIdapqvmwhg-q2yhhn99figc">
         <w:r>
           <w:rPr>
             <w:rStyle w:val="Hyperlink"/>
@@ -11676,7 +11676,7 @@
         </w:rPr>
         <w:t xml:space="preserve">出處：</w:t>
       </w:r>
-      <w:hyperlink w:history="1" r:id="rIdvkaksl0ultl0twxreeztt">
+      <w:hyperlink w:history="1" r:id="rIdhxswfaym_ww_8mzmxnj61">
         <w:r>
           <w:rPr>
             <w:rStyle w:val="Hyperlink"/>
@@ -11752,7 +11752,7 @@
         </w:rPr>
         <w:t xml:space="preserve">出處：</w:t>
       </w:r>
-      <w:hyperlink w:history="1" r:id="rIda6kf5qrkrautgxz2mozdi">
+      <w:hyperlink w:history="1" r:id="rIdyfqjaaapkqapd3lq8iguz">
         <w:r>
           <w:rPr>
             <w:rStyle w:val="Hyperlink"/>
@@ -11828,7 +11828,7 @@
         </w:rPr>
         <w:t xml:space="preserve">出處：</w:t>
       </w:r>
-      <w:hyperlink w:history="1" r:id="rId2h8qtaucldzwsyhkatull">
+      <w:hyperlink w:history="1" r:id="rIdhoikio3lebwnfy5h_h8hz">
         <w:r>
           <w:rPr>
             <w:rStyle w:val="Hyperlink"/>
@@ -11904,7 +11904,7 @@
         </w:rPr>
         <w:t xml:space="preserve">出處：</w:t>
       </w:r>
-      <w:hyperlink w:history="1" r:id="rIdr5psbcglpf0k_qmfzhoby">
+      <w:hyperlink w:history="1" r:id="rIdqgeqfhymtxuknur9taz2q">
         <w:r>
           <w:rPr>
             <w:rStyle w:val="Hyperlink"/>
@@ -11980,7 +11980,7 @@
         </w:rPr>
         <w:t xml:space="preserve">出處：</w:t>
       </w:r>
-      <w:hyperlink w:history="1" r:id="rId5n7e9cn4gmhfi6c-x0hhh">
+      <w:hyperlink w:history="1" r:id="rId5uzmsgaeyzttvo8bzzpzq">
         <w:r>
           <w:rPr>
             <w:rStyle w:val="Hyperlink"/>
@@ -12056,7 +12056,7 @@
         </w:rPr>
         <w:t xml:space="preserve">出處：</w:t>
       </w:r>
-      <w:hyperlink w:history="1" r:id="rIdeymokxlyqdjrv9jjpeej-">
+      <w:hyperlink w:history="1" r:id="rId1o4ktvx10gqapbaduydfg">
         <w:r>
           <w:rPr>
             <w:rStyle w:val="Hyperlink"/>
@@ -12132,7 +12132,7 @@
         </w:rPr>
         <w:t xml:space="preserve">出處：</w:t>
       </w:r>
-      <w:hyperlink w:history="1" r:id="rIdlwrgr5xattbfpeatg3i_9">
+      <w:hyperlink w:history="1" r:id="rId4t-mmvu1k1w2qv8x_dizj">
         <w:r>
           <w:rPr>
             <w:rStyle w:val="Hyperlink"/>
@@ -12208,7 +12208,7 @@
         </w:rPr>
         <w:t xml:space="preserve">出處：</w:t>
       </w:r>
-      <w:hyperlink w:history="1" r:id="rIdfqxrenof0fc2bpy_ixpzp">
+      <w:hyperlink w:history="1" r:id="rIdxirrqieurn00d2tcfslt2">
         <w:r>
           <w:rPr>
             <w:rStyle w:val="Hyperlink"/>
@@ -12284,7 +12284,7 @@
         </w:rPr>
         <w:t xml:space="preserve">出處：</w:t>
       </w:r>
-      <w:hyperlink w:history="1" r:id="rIdy9baholus1gzv9_bdht4k">
+      <w:hyperlink w:history="1" r:id="rIda2abyur3dbrzr__m9qqco">
         <w:r>
           <w:rPr>
             <w:rStyle w:val="Hyperlink"/>
@@ -12360,7 +12360,7 @@
         </w:rPr>
         <w:t xml:space="preserve">出處：</w:t>
       </w:r>
-      <w:hyperlink w:history="1" r:id="rIdk_2a7qunpvmpczogdefgy">
+      <w:hyperlink w:history="1" r:id="rId1wteybsuw823sw2zlojfb">
         <w:r>
           <w:rPr>
             <w:rStyle w:val="Hyperlink"/>
@@ -12436,7 +12436,7 @@
         </w:rPr>
         <w:t xml:space="preserve">出處：</w:t>
       </w:r>
-      <w:hyperlink w:history="1" r:id="rId1t07fgzsomn_y1rncbaj3">
+      <w:hyperlink w:history="1" r:id="rIdvphuic4glyuagskxmnmgs">
         <w:r>
           <w:rPr>
             <w:rStyle w:val="Hyperlink"/>
@@ -12512,7 +12512,7 @@
         </w:rPr>
         <w:t xml:space="preserve">出處：</w:t>
       </w:r>
-      <w:hyperlink w:history="1" r:id="rIdbaowgw28tipqhlujjjg29">
+      <w:hyperlink w:history="1" r:id="rIdchx_ydxmkiioxfp_g0j-c">
         <w:r>
           <w:rPr>
             <w:rStyle w:val="Hyperlink"/>
@@ -12588,7 +12588,7 @@
         </w:rPr>
         <w:t xml:space="preserve">出處：</w:t>
       </w:r>
-      <w:hyperlink w:history="1" r:id="rIduhke5zexd5yqhor_w6wei">
+      <w:hyperlink w:history="1" r:id="rIdeonogrfm404so6r_qxe0z">
         <w:r>
           <w:rPr>
             <w:rStyle w:val="Hyperlink"/>
@@ -12664,7 +12664,7 @@
         </w:rPr>
         <w:t xml:space="preserve">出處：</w:t>
       </w:r>
-      <w:hyperlink w:history="1" r:id="rIdjwzxpybiq8tboewgzhxc1">
+      <w:hyperlink w:history="1" r:id="rIdndu7vifagg64ns8kjqog3">
         <w:r>
           <w:rPr>
             <w:rStyle w:val="Hyperlink"/>
@@ -12740,7 +12740,7 @@
         </w:rPr>
         <w:t xml:space="preserve">出處：</w:t>
       </w:r>
-      <w:hyperlink w:history="1" r:id="rIdbuznvrmgoad0sv5mi2txi">
+      <w:hyperlink w:history="1" r:id="rIdp8h9cfbjhsdan01hy-joz">
         <w:r>
           <w:rPr>
             <w:rStyle w:val="Hyperlink"/>
@@ -12816,7 +12816,7 @@
         </w:rPr>
         <w:t xml:space="preserve">出處：</w:t>
       </w:r>
-      <w:hyperlink w:history="1" r:id="rIdsywbkonpsbk1agovuu-5m">
+      <w:hyperlink w:history="1" r:id="rId7h9jxiyxo_dpq9ofvl6dm">
         <w:r>
           <w:rPr>
             <w:rStyle w:val="Hyperlink"/>
@@ -12892,7 +12892,7 @@
         </w:rPr>
         <w:t xml:space="preserve">出處：</w:t>
       </w:r>
-      <w:hyperlink w:history="1" r:id="rIdcgvhlka5chdbxe28pjzuy">
+      <w:hyperlink w:history="1" r:id="rId26kvqcgp5retxe-wdmr1_">
         <w:r>
           <w:rPr>
             <w:rStyle w:val="Hyperlink"/>
@@ -12968,7 +12968,7 @@
         </w:rPr>
         <w:t xml:space="preserve">出處：</w:t>
       </w:r>
-      <w:hyperlink w:history="1" r:id="rIdl5s85yg7jmua-9gblsupt">
+      <w:hyperlink w:history="1" r:id="rIdvoko97yrwejlgyiaqba9t">
         <w:r>
           <w:rPr>
             <w:rStyle w:val="Hyperlink"/>
@@ -13044,7 +13044,7 @@
         </w:rPr>
         <w:t xml:space="preserve">出處：</w:t>
       </w:r>
-      <w:hyperlink w:history="1" r:id="rId79fqe0axvblw-vnjymgro">
+      <w:hyperlink w:history="1" r:id="rIdctx_-nd9_yyagcxbb1nsr">
         <w:r>
           <w:rPr>
             <w:rStyle w:val="Hyperlink"/>
@@ -13120,7 +13120,7 @@
         </w:rPr>
         <w:t xml:space="preserve">出處：</w:t>
       </w:r>
-      <w:hyperlink w:history="1" r:id="rIdbt0ne4hmpjb_dq593wkmy">
+      <w:hyperlink w:history="1" r:id="rIdndssbgoj4aqqcfig0mflz">
         <w:r>
           <w:rPr>
             <w:rStyle w:val="Hyperlink"/>
@@ -13196,7 +13196,7 @@
         </w:rPr>
         <w:t xml:space="preserve">出處：</w:t>
       </w:r>
-      <w:hyperlink w:history="1" r:id="rIdspxyu-en3s97q92g8zjeb">
+      <w:hyperlink w:history="1" r:id="rIdnnnffr7j6cot-mgn4qhjg">
         <w:r>
           <w:rPr>
             <w:rStyle w:val="Hyperlink"/>
@@ -13272,7 +13272,7 @@
         </w:rPr>
         <w:t xml:space="preserve">出處：</w:t>
       </w:r>
-      <w:hyperlink w:history="1" r:id="rIdnf2gb_whqdktttrbqz9z8">
+      <w:hyperlink w:history="1" r:id="rIdml0sij-m6px6agrawj0nj">
         <w:r>
           <w:rPr>
             <w:rStyle w:val="Hyperlink"/>
@@ -13348,7 +13348,7 @@
         </w:rPr>
         <w:t xml:space="preserve">出處：</w:t>
       </w:r>
-      <w:hyperlink w:history="1" r:id="rIdasgbpk-g0ynb9ctsu2in3">
+      <w:hyperlink w:history="1" r:id="rIdiaobx3-6idhiedkeqzwd1">
         <w:r>
           <w:rPr>
             <w:rStyle w:val="Hyperlink"/>
@@ -13424,7 +13424,7 @@
         </w:rPr>
         <w:t xml:space="preserve">出處：</w:t>
       </w:r>
-      <w:hyperlink w:history="1" r:id="rIdg108on9_fgdgtzhvdrwly">
+      <w:hyperlink w:history="1" r:id="rIdv_yaixjpw7wk2aezrway4">
         <w:r>
           <w:rPr>
             <w:rStyle w:val="Hyperlink"/>
@@ -13500,7 +13500,7 @@
         </w:rPr>
         <w:t xml:space="preserve">出處：</w:t>
       </w:r>
-      <w:hyperlink w:history="1" r:id="rIdorfkfqh8yson5dxwem3us">
+      <w:hyperlink w:history="1" r:id="rIdcjuoamqelqrls3aln3nbk">
         <w:r>
           <w:rPr>
             <w:rStyle w:val="Hyperlink"/>
@@ -13576,7 +13576,7 @@
         </w:rPr>
         <w:t xml:space="preserve">出處：</w:t>
       </w:r>
-      <w:hyperlink w:history="1" r:id="rId9zey6epxtaxkamyv0s_9l">
+      <w:hyperlink w:history="1" r:id="rId5shd7fczxqv-i1z-2f9nd">
         <w:r>
           <w:rPr>
             <w:rStyle w:val="Hyperlink"/>
@@ -13652,7 +13652,7 @@
         </w:rPr>
         <w:t xml:space="preserve">出處：</w:t>
       </w:r>
-      <w:hyperlink w:history="1" r:id="rIdke08wncuanrkg-3doyts0">
+      <w:hyperlink w:history="1" r:id="rIdi7xhnx64ho59ygxzbodwn">
         <w:r>
           <w:rPr>
             <w:rStyle w:val="Hyperlink"/>
@@ -13728,7 +13728,7 @@
         </w:rPr>
         <w:t xml:space="preserve">出處：</w:t>
       </w:r>
-      <w:hyperlink w:history="1" r:id="rIdvz0yxqntgoejiy87dgzrx">
+      <w:hyperlink w:history="1" r:id="rIdtolihwwnxzdt-gsnsdm2t">
         <w:r>
           <w:rPr>
             <w:rStyle w:val="Hyperlink"/>
@@ -13804,7 +13804,7 @@
         </w:rPr>
         <w:t xml:space="preserve">出處：</w:t>
       </w:r>
-      <w:hyperlink w:history="1" r:id="rIdtv7viwfoe7wjxt5hzyjjy">
+      <w:hyperlink w:history="1" r:id="rId4yl6l6ddzocoklgzg2oes">
         <w:r>
           <w:rPr>
             <w:rStyle w:val="Hyperlink"/>
@@ -13880,7 +13880,7 @@
         </w:rPr>
         <w:t xml:space="preserve">出處：</w:t>
       </w:r>
-      <w:hyperlink w:history="1" r:id="rIdifdp3rhpz0kqq95_ayxes">
+      <w:hyperlink w:history="1" r:id="rIdhs83lkme2kjl3wl8gi_kk">
         <w:r>
           <w:rPr>
             <w:rStyle w:val="Hyperlink"/>
@@ -13956,7 +13956,7 @@
         </w:rPr>
         <w:t xml:space="preserve">出處：</w:t>
       </w:r>
-      <w:hyperlink w:history="1" r:id="rIdjsoexwnzdmnyxjazh1fp1">
+      <w:hyperlink w:history="1" r:id="rIdgtnr2zjlluszb8cultgbb">
         <w:r>
           <w:rPr>
             <w:rStyle w:val="Hyperlink"/>
@@ -14032,7 +14032,7 @@
         </w:rPr>
         <w:t xml:space="preserve">出處：</w:t>
       </w:r>
-      <w:hyperlink w:history="1" r:id="rIddrbkqqgqezg8pu5gk1gdv">
+      <w:hyperlink w:history="1" r:id="rIdh8l2st6snbgsajg94ird3">
         <w:r>
           <w:rPr>
             <w:rStyle w:val="Hyperlink"/>
@@ -14108,7 +14108,7 @@
         </w:rPr>
         <w:t xml:space="preserve">出處：</w:t>
       </w:r>
-      <w:hyperlink w:history="1" r:id="rIdvd-tdjvnrhagfuok9w3sk">
+      <w:hyperlink w:history="1" r:id="rIdmaxvezacre1-3jwmplupk">
         <w:r>
           <w:rPr>
             <w:rStyle w:val="Hyperlink"/>
@@ -14184,7 +14184,7 @@
         </w:rPr>
         <w:t xml:space="preserve">出處：</w:t>
       </w:r>
-      <w:hyperlink w:history="1" r:id="rId8lld_wp00pnsoabx6fgyy">
+      <w:hyperlink w:history="1" r:id="rIdxkc_cwks5kcggk7pui8le">
         <w:r>
           <w:rPr>
             <w:rStyle w:val="Hyperlink"/>
@@ -14260,7 +14260,7 @@
         </w:rPr>
         <w:t xml:space="preserve">出處：</w:t>
       </w:r>
-      <w:hyperlink w:history="1" r:id="rIdjf-govxrfha1xbhpte59x">
+      <w:hyperlink w:history="1" r:id="rId_fm8xud8qn8ldq8wl3gwk">
         <w:r>
           <w:rPr>
             <w:rStyle w:val="Hyperlink"/>
@@ -14336,7 +14336,7 @@
         </w:rPr>
         <w:t xml:space="preserve">出處：</w:t>
       </w:r>
-      <w:hyperlink w:history="1" r:id="rIdihej0cc-mgtdmx_lyl4zv">
+      <w:hyperlink w:history="1" r:id="rId_02n8ubdpgb5cy_6e6kib">
         <w:r>
           <w:rPr>
             <w:rStyle w:val="Hyperlink"/>
@@ -14412,7 +14412,7 @@
         </w:rPr>
         <w:t xml:space="preserve">出處：</w:t>
       </w:r>
-      <w:hyperlink w:history="1" r:id="rIdcmcq3gcus2zsymiilcyab">
+      <w:hyperlink w:history="1" r:id="rIdmsphjncll6pzig0ghtxil">
         <w:r>
           <w:rPr>
             <w:rStyle w:val="Hyperlink"/>
@@ -14488,7 +14488,7 @@
         </w:rPr>
         <w:t xml:space="preserve">出處：</w:t>
       </w:r>
-      <w:hyperlink w:history="1" r:id="rIdtzpshsa6shap5bb9lhg1u">
+      <w:hyperlink w:history="1" r:id="rIdu8ulhvm5ckrpdtcaua908">
         <w:r>
           <w:rPr>
             <w:rStyle w:val="Hyperlink"/>
@@ -14564,7 +14564,7 @@
         </w:rPr>
         <w:t xml:space="preserve">出處：</w:t>
       </w:r>
-      <w:hyperlink w:history="1" r:id="rIdxsqrp64n1tou1p4vvhkwv">
+      <w:hyperlink w:history="1" r:id="rIdamfc6mhe8gvrbxpye6ddv">
         <w:r>
           <w:rPr>
             <w:rStyle w:val="Hyperlink"/>
@@ -14640,7 +14640,7 @@
         </w:rPr>
         <w:t xml:space="preserve">出處：</w:t>
       </w:r>
-      <w:hyperlink w:history="1" r:id="rId8friwho_fyzoqjm9261kq">
+      <w:hyperlink w:history="1" r:id="rIdw5zy9-lbnulxqjowjl0h8">
         <w:r>
           <w:rPr>
             <w:rStyle w:val="Hyperlink"/>
@@ -14716,7 +14716,7 @@
         </w:rPr>
         <w:t xml:space="preserve">出處：</w:t>
       </w:r>
-      <w:hyperlink w:history="1" r:id="rIde2qzm3xfllnnkrrxcveox">
+      <w:hyperlink w:history="1" r:id="rIdcodjobkuzc2bgfd-a4zfe">
         <w:r>
           <w:rPr>
             <w:rStyle w:val="Hyperlink"/>
@@ -14792,7 +14792,7 @@
         </w:rPr>
         <w:t xml:space="preserve">出處：</w:t>
       </w:r>
-      <w:hyperlink w:history="1" r:id="rIdt-wqv3mnyj2qsgvp3tftm">
+      <w:hyperlink w:history="1" r:id="rId1fjjixu_omrrmw0rx3nry">
         <w:r>
           <w:rPr>
             <w:rStyle w:val="Hyperlink"/>
@@ -14868,7 +14868,7 @@
         </w:rPr>
         <w:t xml:space="preserve">出處：</w:t>
       </w:r>
-      <w:hyperlink w:history="1" r:id="rIde2ii_bciddia-aviwxiiw">
+      <w:hyperlink w:history="1" r:id="rIdt6mw2mzyguguszx4q0ula">
         <w:r>
           <w:rPr>
             <w:rStyle w:val="Hyperlink"/>
@@ -14944,7 +14944,7 @@
         </w:rPr>
         <w:t xml:space="preserve">出處：</w:t>
       </w:r>
-      <w:hyperlink w:history="1" r:id="rIdvc7nxck_paztagao4aqfn">
+      <w:hyperlink w:history="1" r:id="rIdwb3vylz_tmfdilh4tluma">
         <w:r>
           <w:rPr>
             <w:rStyle w:val="Hyperlink"/>
@@ -15020,7 +15020,7 @@
         </w:rPr>
         <w:t xml:space="preserve">出處：</w:t>
       </w:r>
-      <w:hyperlink w:history="1" r:id="rIdalpsxykc3acrxrjvr01z1">
+      <w:hyperlink w:history="1" r:id="rIdxopzc6bjt_shyhcusj60f">
         <w:r>
           <w:rPr>
             <w:rStyle w:val="Hyperlink"/>
@@ -15096,7 +15096,7 @@
         </w:rPr>
         <w:t xml:space="preserve">出處：</w:t>
       </w:r>
-      <w:hyperlink w:history="1" r:id="rIdh0dv23pl0tzjclvfsodvb">
+      <w:hyperlink w:history="1" r:id="rIdi5bujwbmubsh3hwyptw1u">
         <w:r>
           <w:rPr>
             <w:rStyle w:val="Hyperlink"/>
@@ -15172,7 +15172,7 @@
         </w:rPr>
         <w:t xml:space="preserve">出處：</w:t>
       </w:r>
-      <w:hyperlink w:history="1" r:id="rIdpar2lsaj5nmyl-yernbis">
+      <w:hyperlink w:history="1" r:id="rIdras55jaexbk8fpx95vdcf">
         <w:r>
           <w:rPr>
             <w:rStyle w:val="Hyperlink"/>
@@ -15248,7 +15248,7 @@
         </w:rPr>
         <w:t xml:space="preserve">出處：</w:t>
       </w:r>
-      <w:hyperlink w:history="1" r:id="rIdqlj1u_wlqcblwkhgjdgkq">
+      <w:hyperlink w:history="1" r:id="rIdkrkw2dfmyjtrjxz_au804">
         <w:r>
           <w:rPr>
             <w:rStyle w:val="Hyperlink"/>
@@ -15324,7 +15324,7 @@
         </w:rPr>
         <w:t xml:space="preserve">出處：</w:t>
       </w:r>
-      <w:hyperlink w:history="1" r:id="rIdotkaslytyaut7nmxyespw">
+      <w:hyperlink w:history="1" r:id="rIdy-qi1qctfgbvzln8xqp6c">
         <w:r>
           <w:rPr>
             <w:rStyle w:val="Hyperlink"/>
@@ -15400,7 +15400,7 @@
         </w:rPr>
         <w:t xml:space="preserve">出處：</w:t>
       </w:r>
-      <w:hyperlink w:history="1" r:id="rIdcbgvo3p83sr-fc8jawzm4">
+      <w:hyperlink w:history="1" r:id="rId2gx-3m48fpp1bz3qkzmya">
         <w:r>
           <w:rPr>
             <w:rStyle w:val="Hyperlink"/>
@@ -15476,7 +15476,7 @@
         </w:rPr>
         <w:t xml:space="preserve">出處：</w:t>
       </w:r>
-      <w:hyperlink w:history="1" r:id="rIdkkew492qmvp5m8hl6ifzt">
+      <w:hyperlink w:history="1" r:id="rId36hjzgp5ynrcepct0ni8a">
         <w:r>
           <w:rPr>
             <w:rStyle w:val="Hyperlink"/>
@@ -15552,7 +15552,7 @@
         </w:rPr>
         <w:t xml:space="preserve">出處：</w:t>
       </w:r>
-      <w:hyperlink w:history="1" r:id="rIdukolz7tcjoo6zixp8ezhd">
+      <w:hyperlink w:history="1" r:id="rIdp4zmhjcfcusn8gbeqsbf5">
         <w:r>
           <w:rPr>
             <w:rStyle w:val="Hyperlink"/>
@@ -15628,7 +15628,7 @@
         </w:rPr>
         <w:t xml:space="preserve">出處：</w:t>
       </w:r>
-      <w:hyperlink w:history="1" r:id="rIdd4qpscgyhv5f9zajxr2mh">
+      <w:hyperlink w:history="1" r:id="rIdtcig6dbdjg-h0e_bm5fqd">
         <w:r>
           <w:rPr>
             <w:rStyle w:val="Hyperlink"/>
@@ -15704,7 +15704,7 @@
         </w:rPr>
         <w:t xml:space="preserve">出處：</w:t>
       </w:r>
-      <w:hyperlink w:history="1" r:id="rId7dsajjq1vmxfnr2k6q_ug">
+      <w:hyperlink w:history="1" r:id="rId3upxwyed2akzixnmtwd-v">
         <w:r>
           <w:rPr>
             <w:rStyle w:val="Hyperlink"/>
@@ -15780,7 +15780,7 @@
         </w:rPr>
         <w:t xml:space="preserve">出處：</w:t>
       </w:r>
-      <w:hyperlink w:history="1" r:id="rIdm48kgzcrb3sgurnyeimt-">
+      <w:hyperlink w:history="1" r:id="rIder0exawxd_cb4oyf1x3uj">
         <w:r>
           <w:rPr>
             <w:rStyle w:val="Hyperlink"/>
@@ -15856,7 +15856,7 @@
         </w:rPr>
         <w:t xml:space="preserve">出處：</w:t>
       </w:r>
-      <w:hyperlink w:history="1" r:id="rIdsvdh95zf7siiq4jdjr-s0">
+      <w:hyperlink w:history="1" r:id="rIdakp32jq2weejybq5rlqmq">
         <w:r>
           <w:rPr>
             <w:rStyle w:val="Hyperlink"/>
@@ -15932,7 +15932,7 @@
         </w:rPr>
         <w:t xml:space="preserve">出處：</w:t>
       </w:r>
-      <w:hyperlink w:history="1" r:id="rIdoz3vvo10micjwbzy-wl5z">
+      <w:hyperlink w:history="1" r:id="rIdsme1qgvtg-6r9kpg3obr7">
         <w:r>
           <w:rPr>
             <w:rStyle w:val="Hyperlink"/>
@@ -16008,7 +16008,7 @@
         </w:rPr>
         <w:t xml:space="preserve">出處：</w:t>
       </w:r>
-      <w:hyperlink w:history="1" r:id="rIdfftjeg99cwjnzlnzcfsfi">
+      <w:hyperlink w:history="1" r:id="rIdaaxbaodalbzh1ie0x02g3">
         <w:r>
           <w:rPr>
             <w:rStyle w:val="Hyperlink"/>
@@ -16084,7 +16084,7 @@
         </w:rPr>
         <w:t xml:space="preserve">出處：</w:t>
       </w:r>
-      <w:hyperlink w:history="1" r:id="rIdzpdluois3ldxzzxvul7m1">
+      <w:hyperlink w:history="1" r:id="rIdebhf_nskrdei3uoq7vpml">
         <w:r>
           <w:rPr>
             <w:rStyle w:val="Hyperlink"/>
@@ -16160,7 +16160,7 @@
         </w:rPr>
         <w:t xml:space="preserve">出處：</w:t>
       </w:r>
-      <w:hyperlink w:history="1" r:id="rIdacdfq_3eoueegrhkyx67f">
+      <w:hyperlink w:history="1" r:id="rIdh8vke6t47evicfm--uenk">
         <w:r>
           <w:rPr>
             <w:rStyle w:val="Hyperlink"/>
@@ -16236,7 +16236,7 @@
         </w:rPr>
         <w:t xml:space="preserve">出處：</w:t>
       </w:r>
-      <w:hyperlink w:history="1" r:id="rIdhdrxelbg3kba-3fj9jayj">
+      <w:hyperlink w:history="1" r:id="rIddzps4r6riz76smtfzha9z">
         <w:r>
           <w:rPr>
             <w:rStyle w:val="Hyperlink"/>
@@ -16312,7 +16312,7 @@
         </w:rPr>
         <w:t xml:space="preserve">出處：</w:t>
       </w:r>
-      <w:hyperlink w:history="1" r:id="rIdwqpafdby0_lj48xvuuuc4">
+      <w:hyperlink w:history="1" r:id="rIdd_cdmtckjfbuynzloldwk">
         <w:r>
           <w:rPr>
             <w:rStyle w:val="Hyperlink"/>
@@ -16388,7 +16388,7 @@
         </w:rPr>
         <w:t xml:space="preserve">出處：</w:t>
       </w:r>
-      <w:hyperlink w:history="1" r:id="rIdulzi-eiucqxvvsfzc8dvt">
+      <w:hyperlink w:history="1" r:id="rIdue_y2vilk8ofvpfeepl9n">
         <w:r>
           <w:rPr>
             <w:rStyle w:val="Hyperlink"/>
@@ -16464,7 +16464,7 @@
         </w:rPr>
         <w:t xml:space="preserve">出處：</w:t>
       </w:r>
-      <w:hyperlink w:history="1" r:id="rIdgex9vz55bv_5dd2-vlnnq">
+      <w:hyperlink w:history="1" r:id="rIdmvtkhex115vp5two6wspu">
         <w:r>
           <w:rPr>
             <w:rStyle w:val="Hyperlink"/>
@@ -16540,7 +16540,7 @@
         </w:rPr>
         <w:t xml:space="preserve">出處：</w:t>
       </w:r>
-      <w:hyperlink w:history="1" r:id="rIdfkiu8ovcut581wmsbuurg">
+      <w:hyperlink w:history="1" r:id="rIddbimnuooftwsrq5c0pph1">
         <w:r>
           <w:rPr>
             <w:rStyle w:val="Hyperlink"/>
@@ -16632,7 +16632,7 @@
         </w:rPr>
         <w:t xml:space="preserve">出處：</w:t>
       </w:r>
-      <w:hyperlink w:history="1" r:id="rIdkqlbrk-m-cnkzqbbqh9wa">
+      <w:hyperlink w:history="1" r:id="rIdjjbj-r-yhhxuduqoxdhxr">
         <w:r>
           <w:rPr>
             <w:rStyle w:val="Hyperlink"/>
@@ -16708,7 +16708,7 @@
         </w:rPr>
         <w:t xml:space="preserve">出處：</w:t>
       </w:r>
-      <w:hyperlink w:history="1" r:id="rIdmvlvlmvir-6k48e4pljiu">
+      <w:hyperlink w:history="1" r:id="rIdrf34h8bwqpeuwa5h-8evd">
         <w:r>
           <w:rPr>
             <w:rStyle w:val="Hyperlink"/>
@@ -16784,7 +16784,7 @@
         </w:rPr>
         <w:t xml:space="preserve">出處：</w:t>
       </w:r>
-      <w:hyperlink w:history="1" r:id="rIdoxhrlghsah45p8tqkjsoh">
+      <w:hyperlink w:history="1" r:id="rIdlll4r2hb2v7k-0oo4qyki">
         <w:r>
           <w:rPr>
             <w:rStyle w:val="Hyperlink"/>
@@ -16860,7 +16860,7 @@
         </w:rPr>
         <w:t xml:space="preserve">出處：</w:t>
       </w:r>
-      <w:hyperlink w:history="1" r:id="rIdvwtyzqtnbbbj6_t5o7wyb">
+      <w:hyperlink w:history="1" r:id="rIdxge4ihikymxwaii_c1c5a">
         <w:r>
           <w:rPr>
             <w:rStyle w:val="Hyperlink"/>
@@ -16936,7 +16936,7 @@
         </w:rPr>
         <w:t xml:space="preserve">出處：</w:t>
       </w:r>
-      <w:hyperlink w:history="1" r:id="rIdtfheq7cglelqk3ibj6u9o">
+      <w:hyperlink w:history="1" r:id="rIdt_cxglhf489lig-pfftyv">
         <w:r>
           <w:rPr>
             <w:rStyle w:val="Hyperlink"/>
@@ -17012,7 +17012,7 @@
         </w:rPr>
         <w:t xml:space="preserve">出處：</w:t>
       </w:r>
-      <w:hyperlink w:history="1" r:id="rIdugwog2vmdkeqmhz-qvecx">
+      <w:hyperlink w:history="1" r:id="rIdr22dirpgeer_mvxacr5kr">
         <w:r>
           <w:rPr>
             <w:rStyle w:val="Hyperlink"/>
@@ -17088,7 +17088,7 @@
         </w:rPr>
         <w:t xml:space="preserve">出處：</w:t>
       </w:r>
-      <w:hyperlink w:history="1" r:id="rIdokuakcgh65olhrf1hrvpd">
+      <w:hyperlink w:history="1" r:id="rIdz-rqavo2mzazfqezemcpt">
         <w:r>
           <w:rPr>
             <w:rStyle w:val="Hyperlink"/>
@@ -17164,7 +17164,7 @@
         </w:rPr>
         <w:t xml:space="preserve">出處：</w:t>
       </w:r>
-      <w:hyperlink w:history="1" r:id="rIdkt9orh0ryngjm8bly_c1j">
+      <w:hyperlink w:history="1" r:id="rIdfwqdctubquo45potfo_v4">
         <w:r>
           <w:rPr>
             <w:rStyle w:val="Hyperlink"/>
@@ -17240,7 +17240,7 @@
         </w:rPr>
         <w:t xml:space="preserve">出處：</w:t>
       </w:r>
-      <w:hyperlink w:history="1" r:id="rId255do2wm7gqxzr2cf4ubs">
+      <w:hyperlink w:history="1" r:id="rIdieek7zfewjocsvmobcucz">
         <w:r>
           <w:rPr>
             <w:rStyle w:val="Hyperlink"/>
@@ -17316,7 +17316,7 @@
         </w:rPr>
         <w:t xml:space="preserve">出處：</w:t>
       </w:r>
-      <w:hyperlink w:history="1" r:id="rIdguh1yjyhmk9vvnanka562">
+      <w:hyperlink w:history="1" r:id="rIdzwclafpjxqgd640-mu7gz">
         <w:r>
           <w:rPr>
             <w:rStyle w:val="Hyperlink"/>
@@ -17392,7 +17392,7 @@
         </w:rPr>
         <w:t xml:space="preserve">出處：</w:t>
       </w:r>
-      <w:hyperlink w:history="1" r:id="rId3l91cgdd2-40p2b74w_h1">
+      <w:hyperlink w:history="1" r:id="rIdjszqi4vs_ljigzuofv8w2">
         <w:r>
           <w:rPr>
             <w:rStyle w:val="Hyperlink"/>
@@ -17468,7 +17468,7 @@
         </w:rPr>
         <w:t xml:space="preserve">出處：</w:t>
       </w:r>
-      <w:hyperlink w:history="1" r:id="rIdqq1o1xdr8m--9swao2got">
+      <w:hyperlink w:history="1" r:id="rIdubtisskrx_khy_546i30k">
         <w:r>
           <w:rPr>
             <w:rStyle w:val="Hyperlink"/>
@@ -17544,7 +17544,7 @@
         </w:rPr>
         <w:t xml:space="preserve">出處：</w:t>
       </w:r>
-      <w:hyperlink w:history="1" r:id="rIdwo3tl_fhvzphyp77zr_br">
+      <w:hyperlink w:history="1" r:id="rIdqbw0ie4qgv4bm_s0vqyye">
         <w:r>
           <w:rPr>
             <w:rStyle w:val="Hyperlink"/>
@@ -17620,7 +17620,7 @@
         </w:rPr>
         <w:t xml:space="preserve">出處：</w:t>
       </w:r>
-      <w:hyperlink w:history="1" r:id="rIdhv6c_hhdo3abudwe2srdf">
+      <w:hyperlink w:history="1" r:id="rIduozpwjwzjeqo-ehham4su">
         <w:r>
           <w:rPr>
             <w:rStyle w:val="Hyperlink"/>
@@ -17696,7 +17696,7 @@
         </w:rPr>
         <w:t xml:space="preserve">出處：</w:t>
       </w:r>
-      <w:hyperlink w:history="1" r:id="rIdzkox6ksumokjebnhaoohv">
+      <w:hyperlink w:history="1" r:id="rIdcr0mp75potg9yzlrhawe-">
         <w:r>
           <w:rPr>
             <w:rStyle w:val="Hyperlink"/>
@@ -17772,7 +17772,7 @@
         </w:rPr>
         <w:t xml:space="preserve">出處：</w:t>
       </w:r>
-      <w:hyperlink w:history="1" r:id="rIdazm5ka8usjphisyyghubs">
+      <w:hyperlink w:history="1" r:id="rId18pldb562cp9nva7c-zpc">
         <w:r>
           <w:rPr>
             <w:rStyle w:val="Hyperlink"/>
@@ -17848,7 +17848,7 @@
         </w:rPr>
         <w:t xml:space="preserve">出處：</w:t>
       </w:r>
-      <w:hyperlink w:history="1" r:id="rIdvxj4dje2apbzj9du3_ari">
+      <w:hyperlink w:history="1" r:id="rIdtjxwxl17slu-g5qo6rtsq">
         <w:r>
           <w:rPr>
             <w:rStyle w:val="Hyperlink"/>
@@ -17924,7 +17924,7 @@
         </w:rPr>
         <w:t xml:space="preserve">出處：</w:t>
       </w:r>
-      <w:hyperlink w:history="1" r:id="rIdmv1y7saibgdm2gt_jnmxm">
+      <w:hyperlink w:history="1" r:id="rIdtubufaobze1humje-udni">
         <w:r>
           <w:rPr>
             <w:rStyle w:val="Hyperlink"/>
@@ -18000,7 +18000,7 @@
         </w:rPr>
         <w:t xml:space="preserve">出處：</w:t>
       </w:r>
-      <w:hyperlink w:history="1" r:id="rId5ah-rg9tjcth9madhxm1q">
+      <w:hyperlink w:history="1" r:id="rId-q5_al-bgedzy_mb3dhq7">
         <w:r>
           <w:rPr>
             <w:rStyle w:val="Hyperlink"/>
@@ -18076,7 +18076,7 @@
         </w:rPr>
         <w:t xml:space="preserve">出處：</w:t>
       </w:r>
-      <w:hyperlink w:history="1" r:id="rIdukenphtji-pocx0arflbs">
+      <w:hyperlink w:history="1" r:id="rIdrnpvkgvbs4cjkojjuafpj">
         <w:r>
           <w:rPr>
             <w:rStyle w:val="Hyperlink"/>
@@ -18152,7 +18152,7 @@
         </w:rPr>
         <w:t xml:space="preserve">出處：</w:t>
       </w:r>
-      <w:hyperlink w:history="1" r:id="rIdspbubkudhsp2fy5yd9ytl">
+      <w:hyperlink w:history="1" r:id="rIdkgyi1asogsdtgay84lp_s">
         <w:r>
           <w:rPr>
             <w:rStyle w:val="Hyperlink"/>
@@ -18228,7 +18228,7 @@
         </w:rPr>
         <w:t xml:space="preserve">出處：</w:t>
       </w:r>
-      <w:hyperlink w:history="1" r:id="rIdvz7-nfxbxkvkrto3a0qsu">
+      <w:hyperlink w:history="1" r:id="rId1ggu26r371_o-zpgculke">
         <w:r>
           <w:rPr>
             <w:rStyle w:val="Hyperlink"/>
@@ -18304,7 +18304,7 @@
         </w:rPr>
         <w:t xml:space="preserve">出處：</w:t>
       </w:r>
-      <w:hyperlink w:history="1" r:id="rIdqfw6i0jqdzoowgkjvqruw">
+      <w:hyperlink w:history="1" r:id="rIdnday443mhieew7m_lx5og">
         <w:r>
           <w:rPr>
             <w:rStyle w:val="Hyperlink"/>
@@ -18380,7 +18380,7 @@
         </w:rPr>
         <w:t xml:space="preserve">出處：</w:t>
       </w:r>
-      <w:hyperlink w:history="1" r:id="rIdulj3oryyor95garvve9cd">
+      <w:hyperlink w:history="1" r:id="rIdf1hqyat2oubbpogbicnvm">
         <w:r>
           <w:rPr>
             <w:rStyle w:val="Hyperlink"/>
@@ -18456,7 +18456,7 @@
         </w:rPr>
         <w:t xml:space="preserve">出處：</w:t>
       </w:r>
-      <w:hyperlink w:history="1" r:id="rIduylw60ibdrnjdte2zmpdj">
+      <w:hyperlink w:history="1" r:id="rIde0hkjqoxr0q4eoxrzygw-">
         <w:r>
           <w:rPr>
             <w:rStyle w:val="Hyperlink"/>
@@ -18532,7 +18532,7 @@
         </w:rPr>
         <w:t xml:space="preserve">出處：</w:t>
       </w:r>
-      <w:hyperlink w:history="1" r:id="rIdu0ddm6zj4kiuli-mpp9ct">
+      <w:hyperlink w:history="1" r:id="rIdy8qfsykyhfbiq7jvtbtsf">
         <w:r>
           <w:rPr>
             <w:rStyle w:val="Hyperlink"/>
@@ -18608,7 +18608,7 @@
         </w:rPr>
         <w:t xml:space="preserve">出處：</w:t>
       </w:r>
-      <w:hyperlink w:history="1" r:id="rIdcqttfgrlotcesdttpoptg">
+      <w:hyperlink w:history="1" r:id="rIdyrgg7ye7trqnc9zlysxd5">
         <w:r>
           <w:rPr>
             <w:rStyle w:val="Hyperlink"/>
@@ -18684,7 +18684,7 @@
         </w:rPr>
         <w:t xml:space="preserve">出處：</w:t>
       </w:r>
-      <w:hyperlink w:history="1" r:id="rIdaxqdnri9g1pcgoxcjgzca">
+      <w:hyperlink w:history="1" r:id="rIdfdj4tfxzhv8xbmgp51t7h">
         <w:r>
           <w:rPr>
             <w:rStyle w:val="Hyperlink"/>
@@ -18760,7 +18760,7 @@
         </w:rPr>
         <w:t xml:space="preserve">出處：</w:t>
       </w:r>
-      <w:hyperlink w:history="1" r:id="rIdlb212li3q9ip_rnlgzfgk">
+      <w:hyperlink w:history="1" r:id="rIdc0pdvd0ioksd4iiv2beom">
         <w:r>
           <w:rPr>
             <w:rStyle w:val="Hyperlink"/>
@@ -18836,7 +18836,7 @@
         </w:rPr>
         <w:t xml:space="preserve">出處：</w:t>
       </w:r>
-      <w:hyperlink w:history="1" r:id="rIdlovqagciwl4vexpbwaz6q">
+      <w:hyperlink w:history="1" r:id="rIdtm7cmfo0rwatkm7e4vcrf">
         <w:r>
           <w:rPr>
             <w:rStyle w:val="Hyperlink"/>
@@ -18912,7 +18912,7 @@
         </w:rPr>
         <w:t xml:space="preserve">出處：</w:t>
       </w:r>
-      <w:hyperlink w:history="1" r:id="rIddmrzje8yw9hjzrocxw0mt">
+      <w:hyperlink w:history="1" r:id="rIds4wye5lr98gbq_cjwinpx">
         <w:r>
           <w:rPr>
             <w:rStyle w:val="Hyperlink"/>
@@ -18988,7 +18988,7 @@
         </w:rPr>
         <w:t xml:space="preserve">出處：</w:t>
       </w:r>
-      <w:hyperlink w:history="1" r:id="rIdi7kjod7hpet_tshiejmks">
+      <w:hyperlink w:history="1" r:id="rIdjzmh8jxcymnjmgid4za-z">
         <w:r>
           <w:rPr>
             <w:rStyle w:val="Hyperlink"/>
@@ -19064,7 +19064,7 @@
         </w:rPr>
         <w:t xml:space="preserve">出處：</w:t>
       </w:r>
-      <w:hyperlink w:history="1" r:id="rIdf48ex9-cmqdrzwbna-r-r">
+      <w:hyperlink w:history="1" r:id="rIdgvu3pitkf1za1ulvplyh6">
         <w:r>
           <w:rPr>
             <w:rStyle w:val="Hyperlink"/>
@@ -19140,7 +19140,7 @@
         </w:rPr>
         <w:t xml:space="preserve">出處：</w:t>
       </w:r>
-      <w:hyperlink w:history="1" r:id="rId8pefrjvynnztvnskyfqc5">
+      <w:hyperlink w:history="1" r:id="rId-wwsugjt5aoxbd15zhhi-">
         <w:r>
           <w:rPr>
             <w:rStyle w:val="Hyperlink"/>
@@ -19216,7 +19216,7 @@
         </w:rPr>
         <w:t xml:space="preserve">出處：</w:t>
       </w:r>
-      <w:hyperlink w:history="1" r:id="rIdpq9ycaicljlukkbq65c47">
+      <w:hyperlink w:history="1" r:id="rIdn_kpxom-haeux11opf_tr">
         <w:r>
           <w:rPr>
             <w:rStyle w:val="Hyperlink"/>
@@ -19292,7 +19292,7 @@
         </w:rPr>
         <w:t xml:space="preserve">出處：</w:t>
       </w:r>
-      <w:hyperlink w:history="1" r:id="rIdn_zrvhwl8voltrkeihoaa">
+      <w:hyperlink w:history="1" r:id="rIdtewm4ze1dajbxsydsbijj">
         <w:r>
           <w:rPr>
             <w:rStyle w:val="Hyperlink"/>
@@ -19368,7 +19368,7 @@
         </w:rPr>
         <w:t xml:space="preserve">出處：</w:t>
       </w:r>
-      <w:hyperlink w:history="1" r:id="rIddfvnt7inlfqze-wy3jfmu">
+      <w:hyperlink w:history="1" r:id="rIdqz0cufl4jebq6as535etn">
         <w:r>
           <w:rPr>
             <w:rStyle w:val="Hyperlink"/>
@@ -19444,7 +19444,7 @@
         </w:rPr>
         <w:t xml:space="preserve">出處：</w:t>
       </w:r>
-      <w:hyperlink w:history="1" r:id="rIdsje3wxdr7x1mbtm4rnr3f">
+      <w:hyperlink w:history="1" r:id="rIdamvy3owlaye-cf8zcvrmi">
         <w:r>
           <w:rPr>
             <w:rStyle w:val="Hyperlink"/>
@@ -19520,7 +19520,7 @@
         </w:rPr>
         <w:t xml:space="preserve">出處：</w:t>
       </w:r>
-      <w:hyperlink w:history="1" r:id="rIdai88n5c4trcpaxo8w4ufo">
+      <w:hyperlink w:history="1" r:id="rIdtmxdtqhlxp63qs0fahiuu">
         <w:r>
           <w:rPr>
             <w:rStyle w:val="Hyperlink"/>
@@ -19596,7 +19596,7 @@
         </w:rPr>
         <w:t xml:space="preserve">出處：</w:t>
       </w:r>
-      <w:hyperlink w:history="1" r:id="rIdyrqj8cv2zmh2airlntt44">
+      <w:hyperlink w:history="1" r:id="rIdsf2gajsxk5yw-ldjej0--">
         <w:r>
           <w:rPr>
             <w:rStyle w:val="Hyperlink"/>
@@ -19672,7 +19672,7 @@
         </w:rPr>
         <w:t xml:space="preserve">出處：</w:t>
       </w:r>
-      <w:hyperlink w:history="1" r:id="rId_1jpjsc6uoduzt8ahgwk0">
+      <w:hyperlink w:history="1" r:id="rIdgkudk73sg4a3wjiktptul">
         <w:r>
           <w:rPr>
             <w:rStyle w:val="Hyperlink"/>
@@ -19748,7 +19748,7 @@
         </w:rPr>
         <w:t xml:space="preserve">出處：</w:t>
       </w:r>
-      <w:hyperlink w:history="1" r:id="rIdk4eh5le23aoo56-vrrz6p">
+      <w:hyperlink w:history="1" r:id="rIdtz8cllyamtijgacl0abpc">
         <w:r>
           <w:rPr>
             <w:rStyle w:val="Hyperlink"/>
@@ -19824,7 +19824,7 @@
         </w:rPr>
         <w:t xml:space="preserve">出處：</w:t>
       </w:r>
-      <w:hyperlink w:history="1" r:id="rIdgjggtk9q2czpbxv1ytl70">
+      <w:hyperlink w:history="1" r:id="rIdcg5zwxzytakkg1iyqk6pl">
         <w:r>
           <w:rPr>
             <w:rStyle w:val="Hyperlink"/>
@@ -19900,7 +19900,7 @@
         </w:rPr>
         <w:t xml:space="preserve">出處：</w:t>
       </w:r>
-      <w:hyperlink w:history="1" r:id="rIdqh42bywpclbhhbt42w3pc">
+      <w:hyperlink w:history="1" r:id="rIdowodmklhpd26zehs7jis4">
         <w:r>
           <w:rPr>
             <w:rStyle w:val="Hyperlink"/>
@@ -19976,7 +19976,7 @@
         </w:rPr>
         <w:t xml:space="preserve">出處：</w:t>
       </w:r>
-      <w:hyperlink w:history="1" r:id="rIdtapz_ioplr5rwvpdrttxj">
+      <w:hyperlink w:history="1" r:id="rIdpitamwi-4tiguf8xquixr">
         <w:r>
           <w:rPr>
             <w:rStyle w:val="Hyperlink"/>
@@ -20052,7 +20052,7 @@
         </w:rPr>
         <w:t xml:space="preserve">出處：</w:t>
       </w:r>
-      <w:hyperlink w:history="1" r:id="rIdrg0s10jcbt5lrrqgjps0h">
+      <w:hyperlink w:history="1" r:id="rIdjuqbxzi03zharqgqnitun">
         <w:r>
           <w:rPr>
             <w:rStyle w:val="Hyperlink"/>
@@ -20128,7 +20128,7 @@
         </w:rPr>
         <w:t xml:space="preserve">出處：</w:t>
       </w:r>
-      <w:hyperlink w:history="1" r:id="rId8pnhlpkg6lh5jqdpcsh1e">
+      <w:hyperlink w:history="1" r:id="rIdkxuecsudbojdc_2zqzr0e">
         <w:r>
           <w:rPr>
             <w:rStyle w:val="Hyperlink"/>
@@ -20204,7 +20204,7 @@
         </w:rPr>
         <w:t xml:space="preserve">出處：</w:t>
       </w:r>
-      <w:hyperlink w:history="1" r:id="rIdbh6oui7lb_esvzvv_mtbv">
+      <w:hyperlink w:history="1" r:id="rIdvdljarbjlvjg-sgevymsg">
         <w:r>
           <w:rPr>
             <w:rStyle w:val="Hyperlink"/>
@@ -20280,7 +20280,7 @@
         </w:rPr>
         <w:t xml:space="preserve">出處：</w:t>
       </w:r>
-      <w:hyperlink w:history="1" r:id="rIdczrp6j2pubtjjm_izajdv">
+      <w:hyperlink w:history="1" r:id="rIdf3sv-uhz7u9lxugliq39e">
         <w:r>
           <w:rPr>
             <w:rStyle w:val="Hyperlink"/>
@@ -20356,7 +20356,7 @@
         </w:rPr>
         <w:t xml:space="preserve">出處：</w:t>
       </w:r>
-      <w:hyperlink w:history="1" r:id="rIdtxsk7woug15e5ihcoztxm">
+      <w:hyperlink w:history="1" r:id="rId6jzgoui55q3fllztz9p0h">
         <w:r>
           <w:rPr>
             <w:rStyle w:val="Hyperlink"/>
@@ -20432,7 +20432,7 @@
         </w:rPr>
         <w:t xml:space="preserve">出處：</w:t>
       </w:r>
-      <w:hyperlink w:history="1" r:id="rIdheqphho82j8tasout1pco">
+      <w:hyperlink w:history="1" r:id="rIdfxrvttg7hhplgzdr4nmcj">
         <w:r>
           <w:rPr>
             <w:rStyle w:val="Hyperlink"/>
@@ -20508,7 +20508,7 @@
         </w:rPr>
         <w:t xml:space="preserve">出處：</w:t>
       </w:r>
-      <w:hyperlink w:history="1" r:id="rIdd1avnfhqjnzjmfhhrd4wi">
+      <w:hyperlink w:history="1" r:id="rIdfz81-exalnixocoxdfiup">
         <w:r>
           <w:rPr>
             <w:rStyle w:val="Hyperlink"/>
@@ -20584,7 +20584,7 @@
         </w:rPr>
         <w:t xml:space="preserve">出處：</w:t>
       </w:r>
-      <w:hyperlink w:history="1" r:id="rIdfqsjsvb6tjmhcbonel2we">
+      <w:hyperlink w:history="1" r:id="rId3mwktw_-u3gury3k2rkql">
         <w:r>
           <w:rPr>
             <w:rStyle w:val="Hyperlink"/>
@@ -20660,7 +20660,7 @@
         </w:rPr>
         <w:t xml:space="preserve">出處：</w:t>
       </w:r>
-      <w:hyperlink w:history="1" r:id="rIdtart9vlbkrvyuzmnjg0do">
+      <w:hyperlink w:history="1" r:id="rId4jmxzaybvzafvvmkojwes">
         <w:r>
           <w:rPr>
             <w:rStyle w:val="Hyperlink"/>
@@ -20736,7 +20736,7 @@
         </w:rPr>
         <w:t xml:space="preserve">出處：</w:t>
       </w:r>
-      <w:hyperlink w:history="1" r:id="rIdfwd4q1gil4082iwymmafi">
+      <w:hyperlink w:history="1" r:id="rIduk5cenn3vhn3dywhsbjb-">
         <w:r>
           <w:rPr>
             <w:rStyle w:val="Hyperlink"/>
@@ -20812,7 +20812,7 @@
         </w:rPr>
         <w:t xml:space="preserve">出處：</w:t>
       </w:r>
-      <w:hyperlink w:history="1" r:id="rId6_ysfaobi1oetoi1hzf8k">
+      <w:hyperlink w:history="1" r:id="rId9o8fzhyleneq4yiewprgx">
         <w:r>
           <w:rPr>
             <w:rStyle w:val="Hyperlink"/>
@@ -20888,7 +20888,7 @@
         </w:rPr>
         <w:t xml:space="preserve">出處：</w:t>
       </w:r>
-      <w:hyperlink w:history="1" r:id="rIdbzfiyqjktma68sxeqelsk">
+      <w:hyperlink w:history="1" r:id="rIdkmnqgfpg4vfgjwpzduq_e">
         <w:r>
           <w:rPr>
             <w:rStyle w:val="Hyperlink"/>
@@ -20964,7 +20964,7 @@
         </w:rPr>
         <w:t xml:space="preserve">出處：</w:t>
       </w:r>
-      <w:hyperlink w:history="1" r:id="rId32bqablxmucyalgfwt0tx">
+      <w:hyperlink w:history="1" r:id="rIdvqsmd7flcpkvq2grht73f">
         <w:r>
           <w:rPr>
             <w:rStyle w:val="Hyperlink"/>
@@ -21040,7 +21040,7 @@
         </w:rPr>
         <w:t xml:space="preserve">出處：</w:t>
       </w:r>
-      <w:hyperlink w:history="1" r:id="rIdt_qrdjwkufnmpbmz9n0rh">
+      <w:hyperlink w:history="1" r:id="rIddq4xmyfqm6jlgi_tlwzw8">
         <w:r>
           <w:rPr>
             <w:rStyle w:val="Hyperlink"/>
@@ -21132,7 +21132,7 @@
         </w:rPr>
         <w:t xml:space="preserve">出處：</w:t>
       </w:r>
-      <w:hyperlink w:history="1" r:id="rIdrke5emizb5v1emxpah_ne">
+      <w:hyperlink w:history="1" r:id="rIddvw1kevva7lxlfk4p7urg">
         <w:r>
           <w:rPr>
             <w:rStyle w:val="Hyperlink"/>
@@ -21208,7 +21208,7 @@
         </w:rPr>
         <w:t xml:space="preserve">出處：</w:t>
       </w:r>
-      <w:hyperlink w:history="1" r:id="rId9qll1gwyxigal1ic0r8rn">
+      <w:hyperlink w:history="1" r:id="rIdoirrtn6mtgzuvwlsy3gdg">
         <w:r>
           <w:rPr>
             <w:rStyle w:val="Hyperlink"/>
@@ -21284,7 +21284,7 @@
         </w:rPr>
         <w:t xml:space="preserve">出處：</w:t>
       </w:r>
-      <w:hyperlink w:history="1" r:id="rIddzmy_d9hlgyvrugs0ammz">
+      <w:hyperlink w:history="1" r:id="rIdwubdze9tcf6-z8nyay55m">
         <w:r>
           <w:rPr>
             <w:rStyle w:val="Hyperlink"/>
@@ -21360,7 +21360,7 @@
         </w:rPr>
         <w:t xml:space="preserve">出處：</w:t>
       </w:r>
-      <w:hyperlink w:history="1" r:id="rIdrdavpxvbmdxj0jixmtff3">
+      <w:hyperlink w:history="1" r:id="rIdo0msdo9xo6xylkjfrb5mr">
         <w:r>
           <w:rPr>
             <w:rStyle w:val="Hyperlink"/>
@@ -21436,7 +21436,7 @@
         </w:rPr>
         <w:t xml:space="preserve">出處：</w:t>
       </w:r>
-      <w:hyperlink w:history="1" r:id="rId3vsp_1b4rcddd6d2rvam1">
+      <w:hyperlink w:history="1" r:id="rIdpbeyv0irrzm47iflvtpnh">
         <w:r>
           <w:rPr>
             <w:rStyle w:val="Hyperlink"/>
@@ -21512,7 +21512,7 @@
         </w:rPr>
         <w:t xml:space="preserve">出處：</w:t>
       </w:r>
-      <w:hyperlink w:history="1" r:id="rId8knvgh5dl-ktxwcho1htu">
+      <w:hyperlink w:history="1" r:id="rIds0stdnsb-wcnobhnbjx_k">
         <w:r>
           <w:rPr>
             <w:rStyle w:val="Hyperlink"/>
@@ -21588,7 +21588,7 @@
         </w:rPr>
         <w:t xml:space="preserve">出處：</w:t>
       </w:r>
-      <w:hyperlink w:history="1" r:id="rIdkmys2eisba0-zyp4omzzr">
+      <w:hyperlink w:history="1" r:id="rIdm9h6435hxdalj142mgw_d">
         <w:r>
           <w:rPr>
             <w:rStyle w:val="Hyperlink"/>
@@ -21664,7 +21664,7 @@
         </w:rPr>
         <w:t xml:space="preserve">出處：</w:t>
       </w:r>
-      <w:hyperlink w:history="1" r:id="rIdb-1pfvkbgvlgn3ibwlrn5">
+      <w:hyperlink w:history="1" r:id="rId_qjr_yfbfvj7bruje4y2y">
         <w:r>
           <w:rPr>
             <w:rStyle w:val="Hyperlink"/>
@@ -21740,7 +21740,7 @@
         </w:rPr>
         <w:t xml:space="preserve">出處：</w:t>
       </w:r>
-      <w:hyperlink w:history="1" r:id="rIde9ujwjgxnd2pka6k8vodp">
+      <w:hyperlink w:history="1" r:id="rIdlb2plyooyjnf9rlzemke4">
         <w:r>
           <w:rPr>
             <w:rStyle w:val="Hyperlink"/>
@@ -21832,7 +21832,7 @@
         </w:rPr>
         <w:t xml:space="preserve">出處：</w:t>
       </w:r>
-      <w:hyperlink w:history="1" r:id="rIdiyerotr3eii_c0xxn78bq">
+      <w:hyperlink w:history="1" r:id="rIdxc9gtqy9f_tg9d07gcgp9">
         <w:r>
           <w:rPr>
             <w:rStyle w:val="Hyperlink"/>
@@ -21908,7 +21908,7 @@
         </w:rPr>
         <w:t xml:space="preserve">出處：</w:t>
       </w:r>
-      <w:hyperlink w:history="1" r:id="rIdxybl63l5uyyun0_vrpfbm">
+      <w:hyperlink w:history="1" r:id="rIddrr56pwkjphagkbt_pmoh">
         <w:r>
           <w:rPr>
             <w:rStyle w:val="Hyperlink"/>
@@ -21984,7 +21984,7 @@
         </w:rPr>
         <w:t xml:space="preserve">出處：</w:t>
       </w:r>
-      <w:hyperlink w:history="1" r:id="rIddnd61pdzfeo6cg2-ljcvk">
+      <w:hyperlink w:history="1" r:id="rIdoek-lhauvqvaynkd2eqpy">
         <w:r>
           <w:rPr>
             <w:rStyle w:val="Hyperlink"/>
@@ -22060,7 +22060,7 @@
         </w:rPr>
         <w:t xml:space="preserve">出處：</w:t>
       </w:r>
-      <w:hyperlink w:history="1" r:id="rIdr6hfda9lkeyoyjlo52ntb">
+      <w:hyperlink w:history="1" r:id="rIdbom--8qlwl8i0-hrql89j">
         <w:r>
           <w:rPr>
             <w:rStyle w:val="Hyperlink"/>
@@ -22136,7 +22136,7 @@
         </w:rPr>
         <w:t xml:space="preserve">出處：</w:t>
       </w:r>
-      <w:hyperlink w:history="1" r:id="rIdk8qnpwck0qsopiusmb-5c">
+      <w:hyperlink w:history="1" r:id="rIdatqd7v9tqbs1yludgm2ii">
         <w:r>
           <w:rPr>
             <w:rStyle w:val="Hyperlink"/>
@@ -22212,7 +22212,7 @@
         </w:rPr>
         <w:t xml:space="preserve">出處：</w:t>
       </w:r>
-      <w:hyperlink w:history="1" r:id="rIdtva8qbrggzj_yitsxcg8o">
+      <w:hyperlink w:history="1" r:id="rIdhheih6e0g5oytju0lpmol">
         <w:r>
           <w:rPr>
             <w:rStyle w:val="Hyperlink"/>
@@ -22288,7 +22288,7 @@
         </w:rPr>
         <w:t xml:space="preserve">出處：</w:t>
       </w:r>
-      <w:hyperlink w:history="1" r:id="rIdtcegjbajlph5er_jyfa9-">
+      <w:hyperlink w:history="1" r:id="rIdl90psfabcfasyic_vxrui">
         <w:r>
           <w:rPr>
             <w:rStyle w:val="Hyperlink"/>
@@ -22364,7 +22364,7 @@
         </w:rPr>
         <w:t xml:space="preserve">出處：</w:t>
       </w:r>
-      <w:hyperlink w:history="1" r:id="rIdfd1uzyzfw0yfqyryvwgyq">
+      <w:hyperlink w:history="1" r:id="rIdy3cnzqikpzsk2qis6tvvs">
         <w:r>
           <w:rPr>
             <w:rStyle w:val="Hyperlink"/>
@@ -22440,7 +22440,7 @@
         </w:rPr>
         <w:t xml:space="preserve">出處：</w:t>
       </w:r>
-      <w:hyperlink w:history="1" r:id="rIdwl1sltjbnfzbgx_aerx_c">
+      <w:hyperlink w:history="1" r:id="rIdzq9tktu3i1rvsh-r0d_qa">
         <w:r>
           <w:rPr>
             <w:rStyle w:val="Hyperlink"/>
@@ -22516,7 +22516,7 @@
         </w:rPr>
         <w:t xml:space="preserve">出處：</w:t>
       </w:r>
-      <w:hyperlink w:history="1" r:id="rId7xpoerbscz61yrlzy1vfp">
+      <w:hyperlink w:history="1" r:id="rIdrxuze4htkaca4u-p488ib">
         <w:r>
           <w:rPr>
             <w:rStyle w:val="Hyperlink"/>
@@ -22592,7 +22592,7 @@
         </w:rPr>
         <w:t xml:space="preserve">出處：</w:t>
       </w:r>
-      <w:hyperlink w:history="1" r:id="rIdgf1kjb2iu9clfmcbmrj8d">
+      <w:hyperlink w:history="1" r:id="rIdjqyxahmmtifwsvfxy_-sw">
         <w:r>
           <w:rPr>
             <w:rStyle w:val="Hyperlink"/>
@@ -22668,7 +22668,7 @@
         </w:rPr>
         <w:t xml:space="preserve">出處：</w:t>
       </w:r>
-      <w:hyperlink w:history="1" r:id="rIdy6yhu9kgupehsaouzhk_u">
+      <w:hyperlink w:history="1" r:id="rIdpijp8d90h5vrjyual7go7">
         <w:r>
           <w:rPr>
             <w:rStyle w:val="Hyperlink"/>
@@ -22744,7 +22744,7 @@
         </w:rPr>
         <w:t xml:space="preserve">出處：</w:t>
       </w:r>
-      <w:hyperlink w:history="1" r:id="rIdolmxltt7reclii3xujum0">
+      <w:hyperlink w:history="1" r:id="rId4ipmwx6wu5upawa49_xfo">
         <w:r>
           <w:rPr>
             <w:rStyle w:val="Hyperlink"/>
@@ -22820,7 +22820,7 @@
         </w:rPr>
         <w:t xml:space="preserve">出處：</w:t>
       </w:r>
-      <w:hyperlink w:history="1" r:id="rIdzne7k13zrmorhdgb46vqm">
+      <w:hyperlink w:history="1" r:id="rIdcw5w7bc11gj91be0obfsq">
         <w:r>
           <w:rPr>
             <w:rStyle w:val="Hyperlink"/>
@@ -22896,7 +22896,7 @@
         </w:rPr>
         <w:t xml:space="preserve">出處：</w:t>
       </w:r>
-      <w:hyperlink w:history="1" r:id="rIdleu6fmyeuurpujemyvkur">
+      <w:hyperlink w:history="1" r:id="rIdgrabvjxjzmmdsr68tjefs">
         <w:r>
           <w:rPr>
             <w:rStyle w:val="Hyperlink"/>
@@ -22972,7 +22972,7 @@
         </w:rPr>
         <w:t xml:space="preserve">出處：</w:t>
       </w:r>
-      <w:hyperlink w:history="1" r:id="rIdfr6imfl2kfr0rtlfmmnzb">
+      <w:hyperlink w:history="1" r:id="rIdt_8qtftanqn06lcxtfizg">
         <w:r>
           <w:rPr>
             <w:rStyle w:val="Hyperlink"/>
@@ -23048,7 +23048,7 @@
         </w:rPr>
         <w:t xml:space="preserve">出處：</w:t>
       </w:r>
-      <w:hyperlink w:history="1" r:id="rIdwfidzumvoxyzwbtff3nyy">
+      <w:hyperlink w:history="1" r:id="rIdov_g2q_nyrqwi-y_lzdgy">
         <w:r>
           <w:rPr>
             <w:rStyle w:val="Hyperlink"/>
@@ -23124,7 +23124,7 @@
         </w:rPr>
         <w:t xml:space="preserve">出處：</w:t>
       </w:r>
-      <w:hyperlink w:history="1" r:id="rIdv3ihqbwlurle_6dwbgaba">
+      <w:hyperlink w:history="1" r:id="rIdfj8qgyou-v9biwh20ukle">
         <w:r>
           <w:rPr>
             <w:rStyle w:val="Hyperlink"/>
@@ -23200,7 +23200,7 @@
         </w:rPr>
         <w:t xml:space="preserve">出處：</w:t>
       </w:r>
-      <w:hyperlink w:history="1" r:id="rIdfaxjc086cjb8x3xwjiyuf">
+      <w:hyperlink w:history="1" r:id="rIdv7psz0hsvfjogks3juzlr">
         <w:r>
           <w:rPr>
             <w:rStyle w:val="Hyperlink"/>
@@ -23276,7 +23276,7 @@
         </w:rPr>
         <w:t xml:space="preserve">出處：</w:t>
       </w:r>
-      <w:hyperlink w:history="1" r:id="rIdfucorogbgqg3-nccpsalp">
+      <w:hyperlink w:history="1" r:id="rIdjr6qqadwsyl76lvuf4wvo">
         <w:r>
           <w:rPr>
             <w:rStyle w:val="Hyperlink"/>
@@ -23352,7 +23352,7 @@
         </w:rPr>
         <w:t xml:space="preserve">出處：</w:t>
       </w:r>
-      <w:hyperlink w:history="1" r:id="rIdtvwtbse_k05igwxu62mye">
+      <w:hyperlink w:history="1" r:id="rIdeun2ti8v2yjwc5jyaulf_">
         <w:r>
           <w:rPr>
             <w:rStyle w:val="Hyperlink"/>
@@ -23428,7 +23428,7 @@
         </w:rPr>
         <w:t xml:space="preserve">出處：</w:t>
       </w:r>
-      <w:hyperlink w:history="1" r:id="rIdi5eokc68lse6qg0zpdksx">
+      <w:hyperlink w:history="1" r:id="rIdxk3atfzguw1ecs8zmdfxs">
         <w:r>
           <w:rPr>
             <w:rStyle w:val="Hyperlink"/>
@@ -23504,7 +23504,7 @@
         </w:rPr>
         <w:t xml:space="preserve">出處：</w:t>
       </w:r>
-      <w:hyperlink w:history="1" r:id="rIdeynwqnm5zoulhgl_yhjey">
+      <w:hyperlink w:history="1" r:id="rIdmr2taahs_mmrraatvylev">
         <w:r>
           <w:rPr>
             <w:rStyle w:val="Hyperlink"/>
@@ -23580,7 +23580,7 @@
         </w:rPr>
         <w:t xml:space="preserve">出處：</w:t>
       </w:r>
-      <w:hyperlink w:history="1" r:id="rIdfa7b3a89ita_i8kad3kd9">
+      <w:hyperlink w:history="1" r:id="rIdckwrzab9vy_cpbbfow758">
         <w:r>
           <w:rPr>
             <w:rStyle w:val="Hyperlink"/>
@@ -23656,7 +23656,7 @@
         </w:rPr>
         <w:t xml:space="preserve">出處：</w:t>
       </w:r>
-      <w:hyperlink w:history="1" r:id="rId8yv-7s7mrt8olvoquloiw">
+      <w:hyperlink w:history="1" r:id="rIdxaghm_tkoxykzhd-0vmqs">
         <w:r>
           <w:rPr>
             <w:rStyle w:val="Hyperlink"/>
@@ -23732,7 +23732,7 @@
         </w:rPr>
         <w:t xml:space="preserve">出處：</w:t>
       </w:r>
-      <w:hyperlink w:history="1" r:id="rId0-eeaunjiwlnsxmqrqsbt">
+      <w:hyperlink w:history="1" r:id="rIdsdkm_guwvbboyaw9_b8us">
         <w:r>
           <w:rPr>
             <w:rStyle w:val="Hyperlink"/>
@@ -23808,7 +23808,7 @@
         </w:rPr>
         <w:t xml:space="preserve">出處：</w:t>
       </w:r>
-      <w:hyperlink w:history="1" r:id="rIdlfwnitn3e3mopi1dvbykk">
+      <w:hyperlink w:history="1" r:id="rIdasrw3jgvnwqujqhyhk-i0">
         <w:r>
           <w:rPr>
             <w:rStyle w:val="Hyperlink"/>
@@ -23884,7 +23884,7 @@
         </w:rPr>
         <w:t xml:space="preserve">出處：</w:t>
       </w:r>
-      <w:hyperlink w:history="1" r:id="rIdorb3wvaif3mfqq3qxxnod">
+      <w:hyperlink w:history="1" r:id="rIdtetzcbvlhn_xe7ekc3h62">
         <w:r>
           <w:rPr>
             <w:rStyle w:val="Hyperlink"/>
@@ -23976,7 +23976,7 @@
         </w:rPr>
         <w:t xml:space="preserve">出處：</w:t>
       </w:r>
-      <w:hyperlink w:history="1" r:id="rIdbnvz0i3sshmeyda8x8rs7">
+      <w:hyperlink w:history="1" r:id="rIdqima4j6ybxk-ra4rxav-s">
         <w:r>
           <w:rPr>
             <w:rStyle w:val="Hyperlink"/>
@@ -24052,7 +24052,7 @@
         </w:rPr>
         <w:t xml:space="preserve">出處：</w:t>
       </w:r>
-      <w:hyperlink w:history="1" r:id="rIdbhea4wgovqdam4dfsfilh">
+      <w:hyperlink w:history="1" r:id="rIdvvosh1fjw5atdho0e6l7y">
         <w:r>
           <w:rPr>
             <w:rStyle w:val="Hyperlink"/>
@@ -24128,7 +24128,7 @@
         </w:rPr>
         <w:t xml:space="preserve">出處：</w:t>
       </w:r>
-      <w:hyperlink w:history="1" r:id="rIdfjqnrtciscrekrt1wfshe">
+      <w:hyperlink w:history="1" r:id="rIdpsec_qdr6sdjdcioh4fp-">
         <w:r>
           <w:rPr>
             <w:rStyle w:val="Hyperlink"/>
@@ -24204,7 +24204,7 @@
         </w:rPr>
         <w:t xml:space="preserve">出處：</w:t>
       </w:r>
-      <w:hyperlink w:history="1" r:id="rIdvjuzjin1wu4swjbjww4fo">
+      <w:hyperlink w:history="1" r:id="rIdrfpoegoc2kn_1ynw30zz6">
         <w:r>
           <w:rPr>
             <w:rStyle w:val="Hyperlink"/>
@@ -24280,7 +24280,7 @@
         </w:rPr>
         <w:t xml:space="preserve">出處：</w:t>
       </w:r>
-      <w:hyperlink w:history="1" r:id="rIdpwlxne3y6_m29srpbeapk">
+      <w:hyperlink w:history="1" r:id="rId_6zdktrvjjle4m1dxdbye">
         <w:r>
           <w:rPr>
             <w:rStyle w:val="Hyperlink"/>
@@ -24356,7 +24356,7 @@
         </w:rPr>
         <w:t xml:space="preserve">出處：</w:t>
       </w:r>
-      <w:hyperlink w:history="1" r:id="rId8fbw0ucjzgcdlhccg-0-1">
+      <w:hyperlink w:history="1" r:id="rId7kygdhzrorvx1z3f201qj">
         <w:r>
           <w:rPr>
             <w:rStyle w:val="Hyperlink"/>
@@ -24432,7 +24432,7 @@
         </w:rPr>
         <w:t xml:space="preserve">出處：</w:t>
       </w:r>
-      <w:hyperlink w:history="1" r:id="rIdqhqqmqanmstyk5pbglyap">
+      <w:hyperlink w:history="1" r:id="rIdc3-rmpwlcrszuhpitmqfk">
         <w:r>
           <w:rPr>
             <w:rStyle w:val="Hyperlink"/>
@@ -24508,7 +24508,7 @@
         </w:rPr>
         <w:t xml:space="preserve">出處：</w:t>
       </w:r>
-      <w:hyperlink w:history="1" r:id="rIdanxqoex1jmqqlvtzhlfsm">
+      <w:hyperlink w:history="1" r:id="rIdo_2t1clqeaoql5g8tzc2e">
         <w:r>
           <w:rPr>
             <w:rStyle w:val="Hyperlink"/>
@@ -24584,7 +24584,7 @@
         </w:rPr>
         <w:t xml:space="preserve">出處：</w:t>
       </w:r>
-      <w:hyperlink w:history="1" r:id="rIdqvtqw66kif-2vtpvf_6fk">
+      <w:hyperlink w:history="1" r:id="rIdnfckkcdud34aearevto85">
         <w:r>
           <w:rPr>
             <w:rStyle w:val="Hyperlink"/>
@@ -24660,7 +24660,7 @@
         </w:rPr>
         <w:t xml:space="preserve">出處：</w:t>
       </w:r>
-      <w:hyperlink w:history="1" r:id="rIdw4r1fao-ongsw2fyzdl7a">
+      <w:hyperlink w:history="1" r:id="rId7gytoibmmjpkbe3q7rp5z">
         <w:r>
           <w:rPr>
             <w:rStyle w:val="Hyperlink"/>
@@ -24736,7 +24736,7 @@
         </w:rPr>
         <w:t xml:space="preserve">出處：</w:t>
       </w:r>
-      <w:hyperlink w:history="1" r:id="rIdqxoqztlcc2xjjhb64zojx">
+      <w:hyperlink w:history="1" r:id="rIdmbqpw2or1ns8zizrznh3x">
         <w:r>
           <w:rPr>
             <w:rStyle w:val="Hyperlink"/>
@@ -24812,7 +24812,7 @@
         </w:rPr>
         <w:t xml:space="preserve">出處：</w:t>
       </w:r>
-      <w:hyperlink w:history="1" r:id="rIdifwvu1mq_uojpwev7gzwd">
+      <w:hyperlink w:history="1" r:id="rIdzml1z7guzkmv7tuzvumqd">
         <w:r>
           <w:rPr>
             <w:rStyle w:val="Hyperlink"/>
@@ -24888,7 +24888,7 @@
         </w:rPr>
         <w:t xml:space="preserve">出處：</w:t>
       </w:r>
-      <w:hyperlink w:history="1" r:id="rIdwju5py1kxfqyxr5zwjtfh">
+      <w:hyperlink w:history="1" r:id="rIdgvwly6yup5cm0nfa-pgpa">
         <w:r>
           <w:rPr>
             <w:rStyle w:val="Hyperlink"/>
@@ -24964,7 +24964,7 @@
         </w:rPr>
         <w:t xml:space="preserve">出處：</w:t>
       </w:r>
-      <w:hyperlink w:history="1" r:id="rIdm8dlmhikq1tddkb_uvbex">
+      <w:hyperlink w:history="1" r:id="rIdx0ebh0mkytdgw5swkivco">
         <w:r>
           <w:rPr>
             <w:rStyle w:val="Hyperlink"/>
@@ -25040,7 +25040,7 @@
         </w:rPr>
         <w:t xml:space="preserve">出處：</w:t>
       </w:r>
-      <w:hyperlink w:history="1" r:id="rIdy8gvmrgglxmhirqlqpwlk">
+      <w:hyperlink w:history="1" r:id="rIdx0ubj9tolmztn5gd1wkty">
         <w:r>
           <w:rPr>
             <w:rStyle w:val="Hyperlink"/>
@@ -25116,7 +25116,7 @@
         </w:rPr>
         <w:t xml:space="preserve">出處：</w:t>
       </w:r>
-      <w:hyperlink w:history="1" r:id="rIdn20bohsa1b-ju9p2w2z8b">
+      <w:hyperlink w:history="1" r:id="rIdmzgyps3hboahe0uqjsxjr">
         <w:r>
           <w:rPr>
             <w:rStyle w:val="Hyperlink"/>
@@ -25192,7 +25192,7 @@
         </w:rPr>
         <w:t xml:space="preserve">出處：</w:t>
       </w:r>
-      <w:hyperlink w:history="1" r:id="rIdeghlsshcq0oyhrl3o4qlu">
+      <w:hyperlink w:history="1" r:id="rIdnm0ena-upm26tja2rerv8">
         <w:r>
           <w:rPr>
             <w:rStyle w:val="Hyperlink"/>
@@ -25268,7 +25268,7 @@
         </w:rPr>
         <w:t xml:space="preserve">出處：</w:t>
       </w:r>
-      <w:hyperlink w:history="1" r:id="rIdwkyybhlmgxxrkc1mbb-3p">
+      <w:hyperlink w:history="1" r:id="rIddc-v1xqci15y67kg0rwng">
         <w:r>
           <w:rPr>
             <w:rStyle w:val="Hyperlink"/>
@@ -25344,7 +25344,7 @@
         </w:rPr>
         <w:t xml:space="preserve">出處：</w:t>
       </w:r>
-      <w:hyperlink w:history="1" r:id="rId8fuptds5wdhtaocu3g7mm">
+      <w:hyperlink w:history="1" r:id="rIdjyrtav8akctncjtdtss_i">
         <w:r>
           <w:rPr>
             <w:rStyle w:val="Hyperlink"/>
@@ -25420,7 +25420,7 @@
         </w:rPr>
         <w:t xml:space="preserve">出處：</w:t>
       </w:r>
-      <w:hyperlink w:history="1" r:id="rIde8jzwmehoxv6uo9jzianj">
+      <w:hyperlink w:history="1" r:id="rIdyq55xszzypuapetjng5yq">
         <w:r>
           <w:rPr>
             <w:rStyle w:val="Hyperlink"/>
@@ -25496,7 +25496,7 @@
         </w:rPr>
         <w:t xml:space="preserve">出處：</w:t>
       </w:r>
-      <w:hyperlink w:history="1" r:id="rIdmgfrtrgm8tnj_deyqsjuv">
+      <w:hyperlink w:history="1" r:id="rId9dvjt8cwsexaqb1nd6mrn">
         <w:r>
           <w:rPr>
             <w:rStyle w:val="Hyperlink"/>
@@ -25572,7 +25572,7 @@
         </w:rPr>
         <w:t xml:space="preserve">出處：</w:t>
       </w:r>
-      <w:hyperlink w:history="1" r:id="rIdsulbvgpumwbxdhes4-rlr">
+      <w:hyperlink w:history="1" r:id="rIdefox8jqzkzlzaznjp9rcn">
         <w:r>
           <w:rPr>
             <w:rStyle w:val="Hyperlink"/>
@@ -25648,7 +25648,7 @@
         </w:rPr>
         <w:t xml:space="preserve">出處：</w:t>
       </w:r>
-      <w:hyperlink w:history="1" r:id="rIdo_x6nbp_nhiaf-qnp1jgu">
+      <w:hyperlink w:history="1" r:id="rId5lq4qu68sivoorrcbm2u9">
         <w:r>
           <w:rPr>
             <w:rStyle w:val="Hyperlink"/>
@@ -25724,7 +25724,7 @@
         </w:rPr>
         <w:t xml:space="preserve">出處：</w:t>
       </w:r>
-      <w:hyperlink w:history="1" r:id="rIdw73bym9-s7axc9mryl5v2">
+      <w:hyperlink w:history="1" r:id="rIdwmd_kxweunkg0pdila-7u">
         <w:r>
           <w:rPr>
             <w:rStyle w:val="Hyperlink"/>
@@ -25800,7 +25800,7 @@
         </w:rPr>
         <w:t xml:space="preserve">出處：</w:t>
       </w:r>
-      <w:hyperlink w:history="1" r:id="rIdgtzsuzjzvjmez7yynwf-p">
+      <w:hyperlink w:history="1" r:id="rIdj6nf7o4wpmmwezaj3xsdl">
         <w:r>
           <w:rPr>
             <w:rStyle w:val="Hyperlink"/>
@@ -25876,7 +25876,7 @@
         </w:rPr>
         <w:t xml:space="preserve">出處：</w:t>
       </w:r>
-      <w:hyperlink w:history="1" r:id="rIdicx8yyv9jpduiyhfi9j1a">
+      <w:hyperlink w:history="1" r:id="rIdtloksjfixkx_ohi38z9su">
         <w:r>
           <w:rPr>
             <w:rStyle w:val="Hyperlink"/>
@@ -25952,7 +25952,7 @@
         </w:rPr>
         <w:t xml:space="preserve">出處：</w:t>
       </w:r>
-      <w:hyperlink w:history="1" r:id="rIdn36qovjgoeycrq3gqrkn_">
+      <w:hyperlink w:history="1" r:id="rIdsgxj2g3u656oi83jllf0z">
         <w:r>
           <w:rPr>
             <w:rStyle w:val="Hyperlink"/>
@@ -26028,7 +26028,7 @@
         </w:rPr>
         <w:t xml:space="preserve">出處：</w:t>
       </w:r>
-      <w:hyperlink w:history="1" r:id="rId8nh0spxqwrq_xjpn0b0-f">
+      <w:hyperlink w:history="1" r:id="rIds-gql00welkcy5zqno6dd">
         <w:r>
           <w:rPr>
             <w:rStyle w:val="Hyperlink"/>
@@ -26120,7 +26120,7 @@
         </w:rPr>
         <w:t xml:space="preserve">出處：</w:t>
       </w:r>
-      <w:hyperlink w:history="1" r:id="rIdltwliedppjvwe4zor-2l9">
+      <w:hyperlink w:history="1" r:id="rIdchkdzlogczu879upozs9q">
         <w:r>
           <w:rPr>
             <w:rStyle w:val="Hyperlink"/>
@@ -26196,7 +26196,7 @@
         </w:rPr>
         <w:t xml:space="preserve">出處：</w:t>
       </w:r>
-      <w:hyperlink w:history="1" r:id="rIds8aiuoa-bpkpa73u_fbui">
+      <w:hyperlink w:history="1" r:id="rId1wzywahdw-_5ygmjdlyy8">
         <w:r>
           <w:rPr>
             <w:rStyle w:val="Hyperlink"/>
@@ -26272,7 +26272,7 @@
         </w:rPr>
         <w:t xml:space="preserve">出處：</w:t>
       </w:r>
-      <w:hyperlink w:history="1" r:id="rId86b0s3icjh76ug4xcye7y">
+      <w:hyperlink w:history="1" r:id="rIdfadjpd19w34ers6s3eyem">
         <w:r>
           <w:rPr>
             <w:rStyle w:val="Hyperlink"/>
@@ -26348,7 +26348,7 @@
         </w:rPr>
         <w:t xml:space="preserve">出處：</w:t>
       </w:r>
-      <w:hyperlink w:history="1" r:id="rIdvfdkqiprscfdptqnn8ft_">
+      <w:hyperlink w:history="1" r:id="rIdbff7m9ugrheu9caco5dfy">
         <w:r>
           <w:rPr>
             <w:rStyle w:val="Hyperlink"/>
@@ -26424,7 +26424,7 @@
         </w:rPr>
         <w:t xml:space="preserve">出處：</w:t>
       </w:r>
-      <w:hyperlink w:history="1" r:id="rIdxavfsvhu31pnof0l_o-yz">
+      <w:hyperlink w:history="1" r:id="rIdwr0zpvlfmvm_jv2psiy_0">
         <w:r>
           <w:rPr>
             <w:rStyle w:val="Hyperlink"/>
@@ -26500,7 +26500,7 @@
         </w:rPr>
         <w:t xml:space="preserve">出處：</w:t>
       </w:r>
-      <w:hyperlink w:history="1" r:id="rIdqplrcsd99zh4keqz7gyep">
+      <w:hyperlink w:history="1" r:id="rIdi7rxqbiag2lzl3c0jlzkk">
         <w:r>
           <w:rPr>
             <w:rStyle w:val="Hyperlink"/>
@@ -26576,7 +26576,7 @@
         </w:rPr>
         <w:t xml:space="preserve">出處：</w:t>
       </w:r>
-      <w:hyperlink w:history="1" r:id="rIdddftphpwyn0t58liqpxgf">
+      <w:hyperlink w:history="1" r:id="rIdfwksn3gdl13j1c8xgetzk">
         <w:r>
           <w:rPr>
             <w:rStyle w:val="Hyperlink"/>
@@ -26652,7 +26652,7 @@
         </w:rPr>
         <w:t xml:space="preserve">出處：</w:t>
       </w:r>
-      <w:hyperlink w:history="1" r:id="rIdye5igicymprk4l4ussri9">
+      <w:hyperlink w:history="1" r:id="rIdm7mm1ob5wiwxvc_9eate0">
         <w:r>
           <w:rPr>
             <w:rStyle w:val="Hyperlink"/>
@@ -26728,7 +26728,7 @@
         </w:rPr>
         <w:t xml:space="preserve">出處：</w:t>
       </w:r>
-      <w:hyperlink w:history="1" r:id="rIdd2paqcykjulw1gk8twrqb">
+      <w:hyperlink w:history="1" r:id="rIdg29xlvhpgpsqqgpcc32-i">
         <w:r>
           <w:rPr>
             <w:rStyle w:val="Hyperlink"/>
@@ -26804,7 +26804,7 @@
         </w:rPr>
         <w:t xml:space="preserve">出處：</w:t>
       </w:r>
-      <w:hyperlink w:history="1" r:id="rIde99hl2zc0gfp2zy5dcknf">
+      <w:hyperlink w:history="1" r:id="rIdeop0pnw2raepznrlqodib">
         <w:r>
           <w:rPr>
             <w:rStyle w:val="Hyperlink"/>
@@ -26880,7 +26880,7 @@
         </w:rPr>
         <w:t xml:space="preserve">出處：</w:t>
       </w:r>
-      <w:hyperlink w:history="1" r:id="rIdt2-hgirym719hwvm-eti6">
+      <w:hyperlink w:history="1" r:id="rIdxj7qkvhapwjus0y9ju6ub">
         <w:r>
           <w:rPr>
             <w:rStyle w:val="Hyperlink"/>
@@ -26956,7 +26956,7 @@
         </w:rPr>
         <w:t xml:space="preserve">出處：</w:t>
       </w:r>
-      <w:hyperlink w:history="1" r:id="rIdkbah-qx4at7w9wlftrouz">
+      <w:hyperlink w:history="1" r:id="rIdte3wh41-zvyoihnipzatq">
         <w:r>
           <w:rPr>
             <w:rStyle w:val="Hyperlink"/>
@@ -27032,7 +27032,7 @@
         </w:rPr>
         <w:t xml:space="preserve">出處：</w:t>
       </w:r>
-      <w:hyperlink w:history="1" r:id="rIdz2hnf44bjb99xfoegwntu">
+      <w:hyperlink w:history="1" r:id="rIdccib1n6yf-hr_4tgvrtka">
         <w:r>
           <w:rPr>
             <w:rStyle w:val="Hyperlink"/>
@@ -27108,7 +27108,7 @@
         </w:rPr>
         <w:t xml:space="preserve">出處：</w:t>
       </w:r>
-      <w:hyperlink w:history="1" r:id="rIdb0n1id7vqprhpq-2gnxuu">
+      <w:hyperlink w:history="1" r:id="rIdxyacrx0rzd-z5cisgzzud">
         <w:r>
           <w:rPr>
             <w:rStyle w:val="Hyperlink"/>
@@ -27184,7 +27184,7 @@
         </w:rPr>
         <w:t xml:space="preserve">出處：</w:t>
       </w:r>
-      <w:hyperlink w:history="1" r:id="rId-fidgqejadlztecp719bj">
+      <w:hyperlink w:history="1" r:id="rId3jxjqjgnoad4mi6piu0nu">
         <w:r>
           <w:rPr>
             <w:rStyle w:val="Hyperlink"/>
@@ -27260,7 +27260,7 @@
         </w:rPr>
         <w:t xml:space="preserve">出處：</w:t>
       </w:r>
-      <w:hyperlink w:history="1" r:id="rIdslfgauijxtnr15w1vljml">
+      <w:hyperlink w:history="1" r:id="rIdw-qmzxnhyz7lb4_nnhy0k">
         <w:r>
           <w:rPr>
             <w:rStyle w:val="Hyperlink"/>
@@ -27336,7 +27336,7 @@
         </w:rPr>
         <w:t xml:space="preserve">出處：</w:t>
       </w:r>
-      <w:hyperlink w:history="1" r:id="rIdkut6ct2kxspf5cwmrzsvl">
+      <w:hyperlink w:history="1" r:id="rIdsgkh_t1xak0s5n32pzjfd">
         <w:r>
           <w:rPr>
             <w:rStyle w:val="Hyperlink"/>
@@ -27412,7 +27412,7 @@
         </w:rPr>
         <w:t xml:space="preserve">出處：</w:t>
       </w:r>
-      <w:hyperlink w:history="1" r:id="rIdvtfuufscrrfodmgwbyd0w">
+      <w:hyperlink w:history="1" r:id="rIdt3nh864g2c8_zuoayuuko">
         <w:r>
           <w:rPr>
             <w:rStyle w:val="Hyperlink"/>
@@ -27488,7 +27488,7 @@
         </w:rPr>
         <w:t xml:space="preserve">出處：</w:t>
       </w:r>
-      <w:hyperlink w:history="1" r:id="rIdlejdnhevktfq7dka-jbky">
+      <w:hyperlink w:history="1" r:id="rIdl6eetzjxqoavb6rz3qbzg">
         <w:r>
           <w:rPr>
             <w:rStyle w:val="Hyperlink"/>
@@ -27580,7 +27580,7 @@
         </w:rPr>
         <w:t xml:space="preserve">出處：</w:t>
       </w:r>
-      <w:hyperlink w:history="1" r:id="rIdfuelbgksofvrz3gpyomcj">
+      <w:hyperlink w:history="1" r:id="rIdakiigrts6s62jifngvoly">
         <w:r>
           <w:rPr>
             <w:rStyle w:val="Hyperlink"/>
@@ -27656,7 +27656,7 @@
         </w:rPr>
         <w:t xml:space="preserve">出處：</w:t>
       </w:r>
-      <w:hyperlink w:history="1" r:id="rIdflckocnr8s6fkjakejpet">
+      <w:hyperlink w:history="1" r:id="rIdwurl7iyqqmz_qoahaq3pe">
         <w:r>
           <w:rPr>
             <w:rStyle w:val="Hyperlink"/>
@@ -27732,7 +27732,7 @@
         </w:rPr>
         <w:t xml:space="preserve">出處：</w:t>
       </w:r>
-      <w:hyperlink w:history="1" r:id="rIdx1jvxhsbc_j8ox3cll1ic">
+      <w:hyperlink w:history="1" r:id="rIdocaesho8a6bd7r-bb22ow">
         <w:r>
           <w:rPr>
             <w:rStyle w:val="Hyperlink"/>
@@ -27808,7 +27808,7 @@
         </w:rPr>
         <w:t xml:space="preserve">出處：</w:t>
       </w:r>
-      <w:hyperlink w:history="1" r:id="rIdd-lcj2k2es0ftauddwjpx">
+      <w:hyperlink w:history="1" r:id="rIdp9nqllwx8vkkmpc7fexyx">
         <w:r>
           <w:rPr>
             <w:rStyle w:val="Hyperlink"/>
@@ -27884,7 +27884,7 @@
         </w:rPr>
         <w:t xml:space="preserve">出處：</w:t>
       </w:r>
-      <w:hyperlink w:history="1" r:id="rIdxrxg8nzwojf_4mkjlg_s7">
+      <w:hyperlink w:history="1" r:id="rIdvgx68gkdw5io2s2olgsbe">
         <w:r>
           <w:rPr>
             <w:rStyle w:val="Hyperlink"/>
@@ -27960,7 +27960,7 @@
         </w:rPr>
         <w:t xml:space="preserve">出處：</w:t>
       </w:r>
-      <w:hyperlink w:history="1" r:id="rIdswky-c9ku9r09tzlablev">
+      <w:hyperlink w:history="1" r:id="rIdtcadn1loqu2um4apijj10">
         <w:r>
           <w:rPr>
             <w:rStyle w:val="Hyperlink"/>
@@ -28036,7 +28036,7 @@
         </w:rPr>
         <w:t xml:space="preserve">出處：</w:t>
       </w:r>
-      <w:hyperlink w:history="1" r:id="rId5v10v8yylhxvpxgmw49gh">
+      <w:hyperlink w:history="1" r:id="rIdly7iba79mfci7gwpndxhn">
         <w:r>
           <w:rPr>
             <w:rStyle w:val="Hyperlink"/>
@@ -28112,7 +28112,7 @@
         </w:rPr>
         <w:t xml:space="preserve">出處：</w:t>
       </w:r>
-      <w:hyperlink w:history="1" r:id="rIdttysm6ue5peralnmog_vq">
+      <w:hyperlink w:history="1" r:id="rIdvqf9hm82wlizz7cooxrvy">
         <w:r>
           <w:rPr>
             <w:rStyle w:val="Hyperlink"/>
@@ -28188,7 +28188,7 @@
         </w:rPr>
         <w:t xml:space="preserve">出處：</w:t>
       </w:r>
-      <w:hyperlink w:history="1" r:id="rIdrfcgzkf9xj8u5bpfxj8la">
+      <w:hyperlink w:history="1" r:id="rIdo8or-yjifwkrli8u2stzj">
         <w:r>
           <w:rPr>
             <w:rStyle w:val="Hyperlink"/>
@@ -28264,7 +28264,7 @@
         </w:rPr>
         <w:t xml:space="preserve">出處：</w:t>
       </w:r>
-      <w:hyperlink w:history="1" r:id="rIdlyrcabcantmwdkdeziwqg">
+      <w:hyperlink w:history="1" r:id="rIdy98moe9fkjgib-y_zlutk">
         <w:r>
           <w:rPr>
             <w:rStyle w:val="Hyperlink"/>
@@ -28340,7 +28340,7 @@
         </w:rPr>
         <w:t xml:space="preserve">出處：</w:t>
       </w:r>
-      <w:hyperlink w:history="1" r:id="rIdmfeicoe0k0fuoc9pgxloj">
+      <w:hyperlink w:history="1" r:id="rIde8dsvsmz3qgbqk0k4dark">
         <w:r>
           <w:rPr>
             <w:rStyle w:val="Hyperlink"/>
@@ -28416,7 +28416,7 @@
         </w:rPr>
         <w:t xml:space="preserve">出處：</w:t>
       </w:r>
-      <w:hyperlink w:history="1" r:id="rIdb2k-pgh49ueqafyddaimj">
+      <w:hyperlink w:history="1" r:id="rIdwuwvammkzxvm59tbwu7vv">
         <w:r>
           <w:rPr>
             <w:rStyle w:val="Hyperlink"/>
@@ -28492,7 +28492,7 @@
         </w:rPr>
         <w:t xml:space="preserve">出處：</w:t>
       </w:r>
-      <w:hyperlink w:history="1" r:id="rIdmk5727au-cjdhkvncfs3q">
+      <w:hyperlink w:history="1" r:id="rIdzwck1witvlabwy4atvuqe">
         <w:r>
           <w:rPr>
             <w:rStyle w:val="Hyperlink"/>
@@ -28568,7 +28568,7 @@
         </w:rPr>
         <w:t xml:space="preserve">出處：</w:t>
       </w:r>
-      <w:hyperlink w:history="1" r:id="rIdfkznwn9xbo8kslog8aaa5">
+      <w:hyperlink w:history="1" r:id="rIdreujk1f4tzcheqxlafeyn">
         <w:r>
           <w:rPr>
             <w:rStyle w:val="Hyperlink"/>
@@ -28644,7 +28644,7 @@
         </w:rPr>
         <w:t xml:space="preserve">出處：</w:t>
       </w:r>
-      <w:hyperlink w:history="1" r:id="rId0ai5h-o4qapzwxxv_91b5">
+      <w:hyperlink w:history="1" r:id="rIdy_vauy7wujoe0fkg4zmxc">
         <w:r>
           <w:rPr>
             <w:rStyle w:val="Hyperlink"/>
@@ -28720,7 +28720,7 @@
         </w:rPr>
         <w:t xml:space="preserve">出處：</w:t>
       </w:r>
-      <w:hyperlink w:history="1" r:id="rId3kplzs9eflctdv100jxtn">
+      <w:hyperlink w:history="1" r:id="rIds1tefiyw2ojk9g_fq34_l">
         <w:r>
           <w:rPr>
             <w:rStyle w:val="Hyperlink"/>
@@ -28796,7 +28796,7 @@
         </w:rPr>
         <w:t xml:space="preserve">出處：</w:t>
       </w:r>
-      <w:hyperlink w:history="1" r:id="rIdzogfmo2ahsjwl8ddwdcwq">
+      <w:hyperlink w:history="1" r:id="rId4beunrkd871rhnqzfykdk">
         <w:r>
           <w:rPr>
             <w:rStyle w:val="Hyperlink"/>
@@ -28872,7 +28872,7 @@
         </w:rPr>
         <w:t xml:space="preserve">出處：</w:t>
       </w:r>
-      <w:hyperlink w:history="1" r:id="rIdjyawp3t-4swuba0yj23q-">
+      <w:hyperlink w:history="1" r:id="rIdfnaxp_kltdtbcvlwdj73d">
         <w:r>
           <w:rPr>
             <w:rStyle w:val="Hyperlink"/>
@@ -28948,7 +28948,7 @@
         </w:rPr>
         <w:t xml:space="preserve">出處：</w:t>
       </w:r>
-      <w:hyperlink w:history="1" r:id="rIduq1qqabcgu4maa09lhqrc">
+      <w:hyperlink w:history="1" r:id="rIdlf4suupcy51go_1vuqmql">
         <w:r>
           <w:rPr>
             <w:rStyle w:val="Hyperlink"/>
@@ -29024,7 +29024,7 @@
         </w:rPr>
         <w:t xml:space="preserve">出處：</w:t>
       </w:r>
-      <w:hyperlink w:history="1" r:id="rIdzpartyyjgjv5kypi71yuv">
+      <w:hyperlink w:history="1" r:id="rIdzncgatnq5fay3fjl0zdes">
         <w:r>
           <w:rPr>
             <w:rStyle w:val="Hyperlink"/>
@@ -29100,7 +29100,7 @@
         </w:rPr>
         <w:t xml:space="preserve">出處：</w:t>
       </w:r>
-      <w:hyperlink w:history="1" r:id="rIdx1oulylde0c0qzyoansog">
+      <w:hyperlink w:history="1" r:id="rId42sucgrnsnriavg44lvhc">
         <w:r>
           <w:rPr>
             <w:rStyle w:val="Hyperlink"/>
@@ -29176,7 +29176,7 @@
         </w:rPr>
         <w:t xml:space="preserve">出處：</w:t>
       </w:r>
-      <w:hyperlink w:history="1" r:id="rIddmgr1qshh39qegpemgiok">
+      <w:hyperlink w:history="1" r:id="rIdc4semedia3qo4q4y2op1t">
         <w:r>
           <w:rPr>
             <w:rStyle w:val="Hyperlink"/>
@@ -29252,7 +29252,7 @@
         </w:rPr>
         <w:t xml:space="preserve">出處：</w:t>
       </w:r>
-      <w:hyperlink w:history="1" r:id="rIdbclpuezicf4ngpn07uoqn">
+      <w:hyperlink w:history="1" r:id="rIdw_jew6quruw2ecbjsvvie">
         <w:r>
           <w:rPr>
             <w:rStyle w:val="Hyperlink"/>
@@ -29328,7 +29328,7 @@
         </w:rPr>
         <w:t xml:space="preserve">出處：</w:t>
       </w:r>
-      <w:hyperlink w:history="1" r:id="rId2gcitcg77zgbco0rmkpn2">
+      <w:hyperlink w:history="1" r:id="rIdlfifn0otmwijxqrlnodjr">
         <w:r>
           <w:rPr>
             <w:rStyle w:val="Hyperlink"/>
@@ -29404,7 +29404,7 @@
         </w:rPr>
         <w:t xml:space="preserve">出處：</w:t>
       </w:r>
-      <w:hyperlink w:history="1" r:id="rId63weau1xckenqvgomq_hz">
+      <w:hyperlink w:history="1" r:id="rIdhmueiyacz2_g7owy8fujt">
         <w:r>
           <w:rPr>
             <w:rStyle w:val="Hyperlink"/>
@@ -29480,7 +29480,7 @@
         </w:rPr>
         <w:t xml:space="preserve">出處：</w:t>
       </w:r>
-      <w:hyperlink w:history="1" r:id="rIdysogtrhl-b9jh_ubjaal-">
+      <w:hyperlink w:history="1" r:id="rIdh9hdrc1j7twxlhlybe62h">
         <w:r>
           <w:rPr>
             <w:rStyle w:val="Hyperlink"/>
@@ -29556,7 +29556,7 @@
         </w:rPr>
         <w:t xml:space="preserve">出處：</w:t>
       </w:r>
-      <w:hyperlink w:history="1" r:id="rId8chfddfjgmya6xh8tt0t5">
+      <w:hyperlink w:history="1" r:id="rIdzv73qg3yqwq1xpxr2rwmi">
         <w:r>
           <w:rPr>
             <w:rStyle w:val="Hyperlink"/>
@@ -29632,7 +29632,7 @@
         </w:rPr>
         <w:t xml:space="preserve">出處：</w:t>
       </w:r>
-      <w:hyperlink w:history="1" r:id="rIdzlz-2gwzxwhk6nvxpstah">
+      <w:hyperlink w:history="1" r:id="rIdrlxnm6azlijr-v_slwrab">
         <w:r>
           <w:rPr>
             <w:rStyle w:val="Hyperlink"/>
@@ -29708,7 +29708,7 @@
         </w:rPr>
         <w:t xml:space="preserve">出處：</w:t>
       </w:r>
-      <w:hyperlink w:history="1" r:id="rIdd4wxlkfaey7rizgfzltd8">
+      <w:hyperlink w:history="1" r:id="rId2rn70btoyqcqgmtuuthwn">
         <w:r>
           <w:rPr>
             <w:rStyle w:val="Hyperlink"/>
@@ -29784,7 +29784,7 @@
         </w:rPr>
         <w:t xml:space="preserve">出處：</w:t>
       </w:r>
-      <w:hyperlink w:history="1" r:id="rIddy9i2czthjjlrelnxsrod">
+      <w:hyperlink w:history="1" r:id="rIdu1uwiqxee3tqmfzfum_zl">
         <w:r>
           <w:rPr>
             <w:rStyle w:val="Hyperlink"/>
@@ -29860,7 +29860,7 @@
         </w:rPr>
         <w:t xml:space="preserve">出處：</w:t>
       </w:r>
-      <w:hyperlink w:history="1" r:id="rId305vfpsrnjpola2h2mb--">
+      <w:hyperlink w:history="1" r:id="rIdmhfpgoznml_2chkhaglsr">
         <w:r>
           <w:rPr>
             <w:rStyle w:val="Hyperlink"/>
@@ -29936,7 +29936,7 @@
         </w:rPr>
         <w:t xml:space="preserve">出處：</w:t>
       </w:r>
-      <w:hyperlink w:history="1" r:id="rIdkxbxul0kptbvzkzvb07qr">
+      <w:hyperlink w:history="1" r:id="rIdlakszrw3attdecjj2_rp8">
         <w:r>
           <w:rPr>
             <w:rStyle w:val="Hyperlink"/>
@@ -30012,7 +30012,7 @@
         </w:rPr>
         <w:t xml:space="preserve">出處：</w:t>
       </w:r>
-      <w:hyperlink w:history="1" r:id="rId6hpsn_r6rsornt0izlzqt">
+      <w:hyperlink w:history="1" r:id="rIdjdatjjioq6vp4hwkxpkms">
         <w:r>
           <w:rPr>
             <w:rStyle w:val="Hyperlink"/>
@@ -30088,7 +30088,7 @@
         </w:rPr>
         <w:t xml:space="preserve">出處：</w:t>
       </w:r>
-      <w:hyperlink w:history="1" r:id="rIdudm6_x6trgiccruzcimkv">
+      <w:hyperlink w:history="1" r:id="rIdzgnndyzizehohejuucrzb">
         <w:r>
           <w:rPr>
             <w:rStyle w:val="Hyperlink"/>
@@ -30164,7 +30164,7 @@
         </w:rPr>
         <w:t xml:space="preserve">出處：</w:t>
       </w:r>
-      <w:hyperlink w:history="1" r:id="rIdljzixlrcfdr4nvrkhojak">
+      <w:hyperlink w:history="1" r:id="rIdkh9sz9kjgxiuyq_nxo7hd">
         <w:r>
           <w:rPr>
             <w:rStyle w:val="Hyperlink"/>
@@ -30240,7 +30240,7 @@
         </w:rPr>
         <w:t xml:space="preserve">出處：</w:t>
       </w:r>
-      <w:hyperlink w:history="1" r:id="rId_kifqnpw9lynkds8yewue">
+      <w:hyperlink w:history="1" r:id="rIduvmukm3e4uujaamguqnxb">
         <w:r>
           <w:rPr>
             <w:rStyle w:val="Hyperlink"/>
@@ -30316,7 +30316,7 @@
         </w:rPr>
         <w:t xml:space="preserve">出處：</w:t>
       </w:r>
-      <w:hyperlink w:history="1" r:id="rIdg49xymey27cpzfe0yy3dw">
+      <w:hyperlink w:history="1" r:id="rIdjaqfhzj1hop2czxsionnd">
         <w:r>
           <w:rPr>
             <w:rStyle w:val="Hyperlink"/>
@@ -30392,7 +30392,7 @@
         </w:rPr>
         <w:t xml:space="preserve">出處：</w:t>
       </w:r>
-      <w:hyperlink w:history="1" r:id="rIdvnvud4yolv3un_lpdso8h">
+      <w:hyperlink w:history="1" r:id="rIds4mwfuob0ra8neeq5lm8p">
         <w:r>
           <w:rPr>
             <w:rStyle w:val="Hyperlink"/>
@@ -30468,7 +30468,7 @@
         </w:rPr>
         <w:t xml:space="preserve">出處：</w:t>
       </w:r>
-      <w:hyperlink w:history="1" r:id="rIdonlgfhvlighynr9njutk9">
+      <w:hyperlink w:history="1" r:id="rIdoydpuic6hefpv3uvfytxe">
         <w:r>
           <w:rPr>
             <w:rStyle w:val="Hyperlink"/>
@@ -30544,7 +30544,7 @@
         </w:rPr>
         <w:t xml:space="preserve">出處：</w:t>
       </w:r>
-      <w:hyperlink w:history="1" r:id="rIdd9-d2cs6_flceoxyunbdl">
+      <w:hyperlink w:history="1" r:id="rId7mdkozkbfyd6aif-zw4rl">
         <w:r>
           <w:rPr>
             <w:rStyle w:val="Hyperlink"/>
@@ -30620,7 +30620,7 @@
         </w:rPr>
         <w:t xml:space="preserve">出處：</w:t>
       </w:r>
-      <w:hyperlink w:history="1" r:id="rIdyt2ryos0t8kd9wbeyoqkg">
+      <w:hyperlink w:history="1" r:id="rId7krjxwntqt455bodknne_">
         <w:r>
           <w:rPr>
             <w:rStyle w:val="Hyperlink"/>
@@ -30696,7 +30696,7 @@
         </w:rPr>
         <w:t xml:space="preserve">出處：</w:t>
       </w:r>
-      <w:hyperlink w:history="1" r:id="rId7ghs-wwtds1nhnzbj4adp">
+      <w:hyperlink w:history="1" r:id="rIdlu1hp1xlhadfybbboojkg">
         <w:r>
           <w:rPr>
             <w:rStyle w:val="Hyperlink"/>
@@ -30772,7 +30772,7 @@
         </w:rPr>
         <w:t xml:space="preserve">出處：</w:t>
       </w:r>
-      <w:hyperlink w:history="1" r:id="rIdzi_wjfheahshhqdir2pvr">
+      <w:hyperlink w:history="1" r:id="rIdizu0g18amfnhw6rdgnnb_">
         <w:r>
           <w:rPr>
             <w:rStyle w:val="Hyperlink"/>
@@ -30848,7 +30848,7 @@
         </w:rPr>
         <w:t xml:space="preserve">出處：</w:t>
       </w:r>
-      <w:hyperlink w:history="1" r:id="rIdkelaktu1hqltakzztmabe">
+      <w:hyperlink w:history="1" r:id="rIdokjzfzsn_diltzt3dxgb1">
         <w:r>
           <w:rPr>
             <w:rStyle w:val="Hyperlink"/>
@@ -30924,7 +30924,7 @@
         </w:rPr>
         <w:t xml:space="preserve">出處：</w:t>
       </w:r>
-      <w:hyperlink w:history="1" r:id="rIdv6dmay1bo3ndz_aadints">
+      <w:hyperlink w:history="1" r:id="rIdp_j8ewpucma9cvvdfidkq">
         <w:r>
           <w:rPr>
             <w:rStyle w:val="Hyperlink"/>
@@ -31000,7 +31000,7 @@
         </w:rPr>
         <w:t xml:space="preserve">出處：</w:t>
       </w:r>
-      <w:hyperlink w:history="1" r:id="rIdkhegzh9md8u-59apjworj">
+      <w:hyperlink w:history="1" r:id="rIdhqh78o3dfpkajf4pa0ba2">
         <w:r>
           <w:rPr>
             <w:rStyle w:val="Hyperlink"/>
@@ -31076,7 +31076,7 @@
         </w:rPr>
         <w:t xml:space="preserve">出處：</w:t>
       </w:r>
-      <w:hyperlink w:history="1" r:id="rIdtulbofdjvxrvqjnc58yfx">
+      <w:hyperlink w:history="1" r:id="rIdhpmdyyh2pej3cwwztwe9j">
         <w:r>
           <w:rPr>
             <w:rStyle w:val="Hyperlink"/>
@@ -31152,7 +31152,7 @@
         </w:rPr>
         <w:t xml:space="preserve">出處：</w:t>
       </w:r>
-      <w:hyperlink w:history="1" r:id="rIdg-ou2fbilxeebf9nfdnlf">
+      <w:hyperlink w:history="1" r:id="rIdw_rwfshnc_-3pjlcazx6i">
         <w:r>
           <w:rPr>
             <w:rStyle w:val="Hyperlink"/>
@@ -31228,7 +31228,7 @@
         </w:rPr>
         <w:t xml:space="preserve">出處：</w:t>
       </w:r>
-      <w:hyperlink w:history="1" r:id="rIdihict8wf4nfpul0uptjfx">
+      <w:hyperlink w:history="1" r:id="rIdlj2trywrf6mq81ke3tc1l">
         <w:r>
           <w:rPr>
             <w:rStyle w:val="Hyperlink"/>
@@ -31304,7 +31304,7 @@
         </w:rPr>
         <w:t xml:space="preserve">出處：</w:t>
       </w:r>
-      <w:hyperlink w:history="1" r:id="rIdhfl2u5fhb080hzexn-i-w">
+      <w:hyperlink w:history="1" r:id="rId6k6bhhlfue8i1yvhfbip1">
         <w:r>
           <w:rPr>
             <w:rStyle w:val="Hyperlink"/>
@@ -31380,7 +31380,7 @@
         </w:rPr>
         <w:t xml:space="preserve">出處：</w:t>
       </w:r>
-      <w:hyperlink w:history="1" r:id="rId2qwti8tgpdve6tt5jnzp6">
+      <w:hyperlink w:history="1" r:id="rIdpnrwfjbh_xuqgm8p0gw0z">
         <w:r>
           <w:rPr>
             <w:rStyle w:val="Hyperlink"/>
@@ -31456,7 +31456,7 @@
         </w:rPr>
         <w:t xml:space="preserve">出處：</w:t>
       </w:r>
-      <w:hyperlink w:history="1" r:id="rIdoichyzvae3ze74dhx6kwy">
+      <w:hyperlink w:history="1" r:id="rIdw-nskv_yv-77ocpburrzn">
         <w:r>
           <w:rPr>
             <w:rStyle w:val="Hyperlink"/>
@@ -31532,7 +31532,7 @@
         </w:rPr>
         <w:t xml:space="preserve">出處：</w:t>
       </w:r>
-      <w:hyperlink w:history="1" r:id="rId7spq7nzlbtem-kwpn4kyk">
+      <w:hyperlink w:history="1" r:id="rIddkfoxegqqkimtstkb4lza">
         <w:r>
           <w:rPr>
             <w:rStyle w:val="Hyperlink"/>
@@ -31608,7 +31608,7 @@
         </w:rPr>
         <w:t xml:space="preserve">出處：</w:t>
       </w:r>
-      <w:hyperlink w:history="1" r:id="rId4pglkfmtgq0vtyarg1ozw">
+      <w:hyperlink w:history="1" r:id="rIdrey3_rzcn_ggr7u51oxtg">
         <w:r>
           <w:rPr>
             <w:rStyle w:val="Hyperlink"/>
@@ -31684,7 +31684,7 @@
         </w:rPr>
         <w:t xml:space="preserve">出處：</w:t>
       </w:r>
-      <w:hyperlink w:history="1" r:id="rIdc6-bw7wy845nxd07twvy1">
+      <w:hyperlink w:history="1" r:id="rId1vb-92_sxqb6ndn4m6cbn">
         <w:r>
           <w:rPr>
             <w:rStyle w:val="Hyperlink"/>
@@ -31760,7 +31760,7 @@
         </w:rPr>
         <w:t xml:space="preserve">出處：</w:t>
       </w:r>
-      <w:hyperlink w:history="1" r:id="rIdxvnqoktjsmttidrn00kpa">
+      <w:hyperlink w:history="1" r:id="rIdprcfh0rsypgwlollguvlb">
         <w:r>
           <w:rPr>
             <w:rStyle w:val="Hyperlink"/>
@@ -31836,7 +31836,7 @@
         </w:rPr>
         <w:t xml:space="preserve">出處：</w:t>
       </w:r>
-      <w:hyperlink w:history="1" r:id="rId4a1dshxhxyo3icind1yjh">
+      <w:hyperlink w:history="1" r:id="rId_435ajgcuqddtptldbhd8">
         <w:r>
           <w:rPr>
             <w:rStyle w:val="Hyperlink"/>
@@ -31912,7 +31912,7 @@
         </w:rPr>
         <w:t xml:space="preserve">出處：</w:t>
       </w:r>
-      <w:hyperlink w:history="1" r:id="rIdrz-cz-zsrx9-qlfmhr0gl">
+      <w:hyperlink w:history="1" r:id="rIdbmdbotlpsx4iqxnkuzhow">
         <w:r>
           <w:rPr>
             <w:rStyle w:val="Hyperlink"/>
@@ -31988,7 +31988,7 @@
         </w:rPr>
         <w:t xml:space="preserve">出處：</w:t>
       </w:r>
-      <w:hyperlink w:history="1" r:id="rIdjojuhvk9_pqdtticcdfia">
+      <w:hyperlink w:history="1" r:id="rIdok2oithiug6vjqouiwnfw">
         <w:r>
           <w:rPr>
             <w:rStyle w:val="Hyperlink"/>
@@ -32064,7 +32064,7 @@
         </w:rPr>
         <w:t xml:space="preserve">出處：</w:t>
       </w:r>
-      <w:hyperlink w:history="1" r:id="rIdrhkfypzuhjz_5et7kbcty">
+      <w:hyperlink w:history="1" r:id="rIdup6z045x96slpyshabs-v">
         <w:r>
           <w:rPr>
             <w:rStyle w:val="Hyperlink"/>
@@ -32140,7 +32140,7 @@
         </w:rPr>
         <w:t xml:space="preserve">出處：</w:t>
       </w:r>
-      <w:hyperlink w:history="1" r:id="rIdb-ohdpvfduxoljghz0eix">
+      <w:hyperlink w:history="1" r:id="rIdemrfumd9inef0sgjg_xov">
         <w:r>
           <w:rPr>
             <w:rStyle w:val="Hyperlink"/>
@@ -32216,7 +32216,7 @@
         </w:rPr>
         <w:t xml:space="preserve">出處：</w:t>
       </w:r>
-      <w:hyperlink w:history="1" r:id="rIddyw-9fitli4oisfa0wiab">
+      <w:hyperlink w:history="1" r:id="rIdjhnalup2ahzfv56beh7ps">
         <w:r>
           <w:rPr>
             <w:rStyle w:val="Hyperlink"/>
@@ -32292,7 +32292,7 @@
         </w:rPr>
         <w:t xml:space="preserve">出處：</w:t>
       </w:r>
-      <w:hyperlink w:history="1" r:id="rIdhlchrdgd2ndp3rj0dvnwo">
+      <w:hyperlink w:history="1" r:id="rId-aeqw8gmxqkyuzvnsd997">
         <w:r>
           <w:rPr>
             <w:rStyle w:val="Hyperlink"/>
@@ -32368,7 +32368,7 @@
         </w:rPr>
         <w:t xml:space="preserve">出處：</w:t>
       </w:r>
-      <w:hyperlink w:history="1" r:id="rIdo8vjsdq7czqg8zkqroobn">
+      <w:hyperlink w:history="1" r:id="rIdp8orqfuhozfzmh4zyogzr">
         <w:r>
           <w:rPr>
             <w:rStyle w:val="Hyperlink"/>
@@ -32444,7 +32444,7 @@
         </w:rPr>
         <w:t xml:space="preserve">出處：</w:t>
       </w:r>
-      <w:hyperlink w:history="1" r:id="rIdwcyqgoawfbc9yu1iyzd20">
+      <w:hyperlink w:history="1" r:id="rIdnlslxgv0zas0efsfnkxep">
         <w:r>
           <w:rPr>
             <w:rStyle w:val="Hyperlink"/>
@@ -32520,7 +32520,7 @@
         </w:rPr>
         <w:t xml:space="preserve">出處：</w:t>
       </w:r>
-      <w:hyperlink w:history="1" r:id="rId-_f-ypachyvoapywwuyme">
+      <w:hyperlink w:history="1" r:id="rIdwzc80pilhko1gn9c5nb0c">
         <w:r>
           <w:rPr>
             <w:rStyle w:val="Hyperlink"/>
@@ -32596,7 +32596,7 @@
         </w:rPr>
         <w:t xml:space="preserve">出處：</w:t>
       </w:r>
-      <w:hyperlink w:history="1" r:id="rIdpob-rzeaziuik_o8use1b">
+      <w:hyperlink w:history="1" r:id="rIdd5b9hhqmbhkvo5ye9j_pe">
         <w:r>
           <w:rPr>
             <w:rStyle w:val="Hyperlink"/>
@@ -32672,7 +32672,7 @@
         </w:rPr>
         <w:t xml:space="preserve">出處：</w:t>
       </w:r>
-      <w:hyperlink w:history="1" r:id="rIdtd1hfm6e1hqokpqpdaexd">
+      <w:hyperlink w:history="1" r:id="rIdllxe5gexfnoft2xsjjwi1">
         <w:r>
           <w:rPr>
             <w:rStyle w:val="Hyperlink"/>
@@ -32748,7 +32748,7 @@
         </w:rPr>
         <w:t xml:space="preserve">出處：</w:t>
       </w:r>
-      <w:hyperlink w:history="1" r:id="rId5e5azsg-qm-19-vlxoszo">
+      <w:hyperlink w:history="1" r:id="rIdxuxxpfneafllhvfzf5bqq">
         <w:r>
           <w:rPr>
             <w:rStyle w:val="Hyperlink"/>
@@ -32824,7 +32824,7 @@
         </w:rPr>
         <w:t xml:space="preserve">出處：</w:t>
       </w:r>
-      <w:hyperlink w:history="1" r:id="rIdmy9rzcq33pjjxxzoql9np">
+      <w:hyperlink w:history="1" r:id="rIdpn1wzs1sya0pe5ng31itx">
         <w:r>
           <w:rPr>
             <w:rStyle w:val="Hyperlink"/>
@@ -32900,7 +32900,7 @@
         </w:rPr>
         <w:t xml:space="preserve">出處：</w:t>
       </w:r>
-      <w:hyperlink w:history="1" r:id="rIdz96acr4dy3z5poxu3ep2j">
+      <w:hyperlink w:history="1" r:id="rId8-g3ju-pbf2clhupfo3uz">
         <w:r>
           <w:rPr>
             <w:rStyle w:val="Hyperlink"/>
@@ -32976,7 +32976,7 @@
         </w:rPr>
         <w:t xml:space="preserve">出處：</w:t>
       </w:r>
-      <w:hyperlink w:history="1" r:id="rIdbbnpwiazsq5_fmuiwq0cu">
+      <w:hyperlink w:history="1" r:id="rIdm9ka-heb-usxxrjx_7bay">
         <w:r>
           <w:rPr>
             <w:rStyle w:val="Hyperlink"/>
@@ -33052,7 +33052,7 @@
         </w:rPr>
         <w:t xml:space="preserve">出處：</w:t>
       </w:r>
-      <w:hyperlink w:history="1" r:id="rIdgjs8derolhippp9v4xwlu">
+      <w:hyperlink w:history="1" r:id="rIdmumk_hw8w_jz5inzq7r4-">
         <w:r>
           <w:rPr>
             <w:rStyle w:val="Hyperlink"/>
@@ -33128,7 +33128,7 @@
         </w:rPr>
         <w:t xml:space="preserve">出處：</w:t>
       </w:r>
-      <w:hyperlink w:history="1" r:id="rIdipepzvoqwn_s_kmhs0mm3">
+      <w:hyperlink w:history="1" r:id="rIdqfhjpigii_085aigiv9le">
         <w:r>
           <w:rPr>
             <w:rStyle w:val="Hyperlink"/>
@@ -33204,7 +33204,7 @@
         </w:rPr>
         <w:t xml:space="preserve">出處：</w:t>
       </w:r>
-      <w:hyperlink w:history="1" r:id="rIdr5r_vmvxyrfq10wrp4sxo">
+      <w:hyperlink w:history="1" r:id="rIdkwccczhbzbmwvkzpbezrh">
         <w:r>
           <w:rPr>
             <w:rStyle w:val="Hyperlink"/>
@@ -33280,7 +33280,7 @@
         </w:rPr>
         <w:t xml:space="preserve">出處：</w:t>
       </w:r>
-      <w:hyperlink w:history="1" r:id="rIduftqxunpuygccwmd_h8kx">
+      <w:hyperlink w:history="1" r:id="rId-hptohpey-1yfvswvoryk">
         <w:r>
           <w:rPr>
             <w:rStyle w:val="Hyperlink"/>
@@ -33356,7 +33356,7 @@
         </w:rPr>
         <w:t xml:space="preserve">出處：</w:t>
       </w:r>
-      <w:hyperlink w:history="1" r:id="rIdlrj6wdnitcsaex7eie3jx">
+      <w:hyperlink w:history="1" r:id="rId_jxyvsgqiugce__yqhdoi">
         <w:r>
           <w:rPr>
             <w:rStyle w:val="Hyperlink"/>
@@ -33432,7 +33432,7 @@
         </w:rPr>
         <w:t xml:space="preserve">出處：</w:t>
       </w:r>
-      <w:hyperlink w:history="1" r:id="rId-paooxehiwcjp079roqnk">
+      <w:hyperlink w:history="1" r:id="rIdwktcvld5adb54-ejdpgrf">
         <w:r>
           <w:rPr>
             <w:rStyle w:val="Hyperlink"/>
@@ -33508,7 +33508,7 @@
         </w:rPr>
         <w:t xml:space="preserve">出處：</w:t>
       </w:r>
-      <w:hyperlink w:history="1" r:id="rIdsx2eurec7kfsfujawmkgb">
+      <w:hyperlink w:history="1" r:id="rIdtvfqe5f2xphcvmm32o3tn">
         <w:r>
           <w:rPr>
             <w:rStyle w:val="Hyperlink"/>
@@ -33584,7 +33584,7 @@
         </w:rPr>
         <w:t xml:space="preserve">出處：</w:t>
       </w:r>
-      <w:hyperlink w:history="1" r:id="rIdkrnrcut4n5e1du-8qivay">
+      <w:hyperlink w:history="1" r:id="rIdlpcnvidcf_kb97xrptdbi">
         <w:r>
           <w:rPr>
             <w:rStyle w:val="Hyperlink"/>
@@ -33660,7 +33660,7 @@
         </w:rPr>
         <w:t xml:space="preserve">出處：</w:t>
       </w:r>
-      <w:hyperlink w:history="1" r:id="rIdnqmjxhalydfksqvepi9-a">
+      <w:hyperlink w:history="1" r:id="rId83fgt5clltpn9gys2hj81">
         <w:r>
           <w:rPr>
             <w:rStyle w:val="Hyperlink"/>
@@ -33736,7 +33736,7 @@
         </w:rPr>
         <w:t xml:space="preserve">出處：</w:t>
       </w:r>
-      <w:hyperlink w:history="1" r:id="rIdmy0g82ejg2chby5usokgb">
+      <w:hyperlink w:history="1" r:id="rId8-h1tnvns1njaplidsfix">
         <w:r>
           <w:rPr>
             <w:rStyle w:val="Hyperlink"/>
@@ -33812,7 +33812,7 @@
         </w:rPr>
         <w:t xml:space="preserve">出處：</w:t>
       </w:r>
-      <w:hyperlink w:history="1" r:id="rIdzbjrgzvt_baluk1dxaghb">
+      <w:hyperlink w:history="1" r:id="rIdi0fitluvfqnk9jfiff-bs">
         <w:r>
           <w:rPr>
             <w:rStyle w:val="Hyperlink"/>
@@ -33888,7 +33888,7 @@
         </w:rPr>
         <w:t xml:space="preserve">出處：</w:t>
       </w:r>
-      <w:hyperlink w:history="1" r:id="rIdjx47mxvyri6ycipdqh-ha">
+      <w:hyperlink w:history="1" r:id="rIds5yz6r0ld-h0ow38beduk">
         <w:r>
           <w:rPr>
             <w:rStyle w:val="Hyperlink"/>
@@ -33964,7 +33964,7 @@
         </w:rPr>
         <w:t xml:space="preserve">出處：</w:t>
       </w:r>
-      <w:hyperlink w:history="1" r:id="rId2ozot0nkwn_ye3vm-gn-0">
+      <w:hyperlink w:history="1" r:id="rIdfj_ejrb1btmcv0rd9odn4">
         <w:r>
           <w:rPr>
             <w:rStyle w:val="Hyperlink"/>
@@ -34040,7 +34040,7 @@
         </w:rPr>
         <w:t xml:space="preserve">出處：</w:t>
       </w:r>
-      <w:hyperlink w:history="1" r:id="rIdqnoztkuc-tgtnwofqmnpn">
+      <w:hyperlink w:history="1" r:id="rIdyfkryz_qhr9lai8n-rom3">
         <w:r>
           <w:rPr>
             <w:rStyle w:val="Hyperlink"/>
@@ -34116,7 +34116,7 @@
         </w:rPr>
         <w:t xml:space="preserve">出處：</w:t>
       </w:r>
-      <w:hyperlink w:history="1" r:id="rId9wtjfto1x2x0sqhtxsa3r">
+      <w:hyperlink w:history="1" r:id="rIdcfxbfrhviucuamznktqy1">
         <w:r>
           <w:rPr>
             <w:rStyle w:val="Hyperlink"/>
@@ -34192,7 +34192,7 @@
         </w:rPr>
         <w:t xml:space="preserve">出處：</w:t>
       </w:r>
-      <w:hyperlink w:history="1" r:id="rIdszmy0x6lxfgjuz-tr5bmu">
+      <w:hyperlink w:history="1" r:id="rId1wlzetg9abtixylxvj6zc">
         <w:r>
           <w:rPr>
             <w:rStyle w:val="Hyperlink"/>
@@ -34268,7 +34268,7 @@
         </w:rPr>
         <w:t xml:space="preserve">出處：</w:t>
       </w:r>
-      <w:hyperlink w:history="1" r:id="rIdb9v7pqjd2siehcf1dniap">
+      <w:hyperlink w:history="1" r:id="rIdn_ei3oqqq0ymxhyrh1wvh">
         <w:r>
           <w:rPr>
             <w:rStyle w:val="Hyperlink"/>
@@ -34344,7 +34344,7 @@
         </w:rPr>
         <w:t xml:space="preserve">出處：</w:t>
       </w:r>
-      <w:hyperlink w:history="1" r:id="rId-6lmcmaaisrfdw4b9dxdy">
+      <w:hyperlink w:history="1" r:id="rIdxn9js-wgg0kagftq7fwhb">
         <w:r>
           <w:rPr>
             <w:rStyle w:val="Hyperlink"/>
@@ -34420,7 +34420,7 @@
         </w:rPr>
         <w:t xml:space="preserve">出處：</w:t>
       </w:r>
-      <w:hyperlink w:history="1" r:id="rId5inne0r2daueglljpvtkr">
+      <w:hyperlink w:history="1" r:id="rIdlm-9gzdrjwz60xdyp4xti">
         <w:r>
           <w:rPr>
             <w:rStyle w:val="Hyperlink"/>
@@ -34496,7 +34496,7 @@
         </w:rPr>
         <w:t xml:space="preserve">出處：</w:t>
       </w:r>
-      <w:hyperlink w:history="1" r:id="rIdyep3_gpuzjhtubwesfljd">
+      <w:hyperlink w:history="1" r:id="rIdajkt4uo2iu8jugkmt_xev">
         <w:r>
           <w:rPr>
             <w:rStyle w:val="Hyperlink"/>
@@ -34572,7 +34572,7 @@
         </w:rPr>
         <w:t xml:space="preserve">出處：</w:t>
       </w:r>
-      <w:hyperlink w:history="1" r:id="rIdcwmai6_ox0k3w-anlfybg">
+      <w:hyperlink w:history="1" r:id="rIdrw_qirunww0tslpod-yi-">
         <w:r>
           <w:rPr>
             <w:rStyle w:val="Hyperlink"/>
@@ -34648,7 +34648,7 @@
         </w:rPr>
         <w:t xml:space="preserve">出處：</w:t>
       </w:r>
-      <w:hyperlink w:history="1" r:id="rIdm0e6q9bntrf28avyevnxz">
+      <w:hyperlink w:history="1" r:id="rIdr7iegqcbmzf0gcahg9tyb">
         <w:r>
           <w:rPr>
             <w:rStyle w:val="Hyperlink"/>
@@ -34724,7 +34724,7 @@
         </w:rPr>
         <w:t xml:space="preserve">出處：</w:t>
       </w:r>
-      <w:hyperlink w:history="1" r:id="rIdo4omxl644gp9um2hbqx8j">
+      <w:hyperlink w:history="1" r:id="rIdddigt0phka5wrodjdycm8">
         <w:r>
           <w:rPr>
             <w:rStyle w:val="Hyperlink"/>
@@ -34800,7 +34800,7 @@
         </w:rPr>
         <w:t xml:space="preserve">出處：</w:t>
       </w:r>
-      <w:hyperlink w:history="1" r:id="rId_na5rmhkl77r8zzzxopf-">
+      <w:hyperlink w:history="1" r:id="rIdg9xckp6p9zty82uiki050">
         <w:r>
           <w:rPr>
             <w:rStyle w:val="Hyperlink"/>
@@ -34876,7 +34876,7 @@
         </w:rPr>
         <w:t xml:space="preserve">出處：</w:t>
       </w:r>
-      <w:hyperlink w:history="1" r:id="rIdhtysntcvr01-jdnry9bpt">
+      <w:hyperlink w:history="1" r:id="rId6usbjp23ik1xjml-ai8y3">
         <w:r>
           <w:rPr>
             <w:rStyle w:val="Hyperlink"/>
@@ -34952,7 +34952,7 @@
         </w:rPr>
         <w:t xml:space="preserve">出處：</w:t>
       </w:r>
-      <w:hyperlink w:history="1" r:id="rIdk-ucdd0banqckrg0p0yyr">
+      <w:hyperlink w:history="1" r:id="rIdd8sbeq_4bmtt68w06xe3x">
         <w:r>
           <w:rPr>
             <w:rStyle w:val="Hyperlink"/>
@@ -35028,7 +35028,7 @@
         </w:rPr>
         <w:t xml:space="preserve">出處：</w:t>
       </w:r>
-      <w:hyperlink w:history="1" r:id="rIdtaqeir-5osreborel2gfk">
+      <w:hyperlink w:history="1" r:id="rIdvdm2s089iska65cbyp-nv">
         <w:r>
           <w:rPr>
             <w:rStyle w:val="Hyperlink"/>
@@ -35104,7 +35104,7 @@
         </w:rPr>
         <w:t xml:space="preserve">出處：</w:t>
       </w:r>
-      <w:hyperlink w:history="1" r:id="rIdnztgiark2lnt80caymnar">
+      <w:hyperlink w:history="1" r:id="rIdfffhb0la7awwdn0bga7nb">
         <w:r>
           <w:rPr>
             <w:rStyle w:val="Hyperlink"/>
@@ -35180,7 +35180,7 @@
         </w:rPr>
         <w:t xml:space="preserve">出處：</w:t>
       </w:r>
-      <w:hyperlink w:history="1" r:id="rIdn5xlgp72vh8---trsytla">
+      <w:hyperlink w:history="1" r:id="rIdznodqkquxmt6keip-ksjf">
         <w:r>
           <w:rPr>
             <w:rStyle w:val="Hyperlink"/>
@@ -35256,7 +35256,7 @@
         </w:rPr>
         <w:t xml:space="preserve">出處：</w:t>
       </w:r>
-      <w:hyperlink w:history="1" r:id="rIdfsnbcpvepy6mc76n5om6i">
+      <w:hyperlink w:history="1" r:id="rIdnuma5uoooqfrlqahzqviz">
         <w:r>
           <w:rPr>
             <w:rStyle w:val="Hyperlink"/>
@@ -35332,7 +35332,7 @@
         </w:rPr>
         <w:t xml:space="preserve">出處：</w:t>
       </w:r>
-      <w:hyperlink w:history="1" r:id="rIdsjtiuduypldwlonucv9q6">
+      <w:hyperlink w:history="1" r:id="rId8unxxefmcgkfvutub0gez">
         <w:r>
           <w:rPr>
             <w:rStyle w:val="Hyperlink"/>
@@ -35424,7 +35424,7 @@
         </w:rPr>
         <w:t xml:space="preserve">出處：</w:t>
       </w:r>
-      <w:hyperlink w:history="1" r:id="rIdm92nc_tkfbyj32e2yefrp">
+      <w:hyperlink w:history="1" r:id="rIdizegn-mvpk2i7qkt9hhr-">
         <w:r>
           <w:rPr>
             <w:rStyle w:val="Hyperlink"/>
@@ -35500,7 +35500,7 @@
         </w:rPr>
         <w:t xml:space="preserve">出處：</w:t>
       </w:r>
-      <w:hyperlink w:history="1" r:id="rIdz9p36w1hhsp-hwpcj1dg3">
+      <w:hyperlink w:history="1" r:id="rIdldkdz0m-tkycejyfd1fbr">
         <w:r>
           <w:rPr>
             <w:rStyle w:val="Hyperlink"/>
@@ -35576,7 +35576,7 @@
         </w:rPr>
         <w:t xml:space="preserve">出處：</w:t>
       </w:r>
-      <w:hyperlink w:history="1" r:id="rIdslnxp_gzdiilu64mxcmla">
+      <w:hyperlink w:history="1" r:id="rIdrvtfh5z3cgnh-z-2s51oq">
         <w:r>
           <w:rPr>
             <w:rStyle w:val="Hyperlink"/>
@@ -35652,7 +35652,7 @@
         </w:rPr>
         <w:t xml:space="preserve">出處：</w:t>
       </w:r>
-      <w:hyperlink w:history="1" r:id="rIdlc1r4815z0akg_zb9zqd5">
+      <w:hyperlink w:history="1" r:id="rIdmoztfqfisg17h1mp3zmcy">
         <w:r>
           <w:rPr>
             <w:rStyle w:val="Hyperlink"/>
@@ -35728,7 +35728,7 @@
         </w:rPr>
         <w:t xml:space="preserve">出處：</w:t>
       </w:r>
-      <w:hyperlink w:history="1" r:id="rIdwv8xouxndtpfordwcnrd6">
+      <w:hyperlink w:history="1" r:id="rIdiwjibf3bwgz15jrhhbl6r">
         <w:r>
           <w:rPr>
             <w:rStyle w:val="Hyperlink"/>
@@ -35804,7 +35804,7 @@
         </w:rPr>
         <w:t xml:space="preserve">出處：</w:t>
       </w:r>
-      <w:hyperlink w:history="1" r:id="rIdeddgowz4lnertr9yhdbrw">
+      <w:hyperlink w:history="1" r:id="rIdlvzc2mtnfjkca4k2nneme">
         <w:r>
           <w:rPr>
             <w:rStyle w:val="Hyperlink"/>
@@ -35880,7 +35880,7 @@
         </w:rPr>
         <w:t xml:space="preserve">出處：</w:t>
       </w:r>
-      <w:hyperlink w:history="1" r:id="rIdc0vteks6uq531dbq3o_29">
+      <w:hyperlink w:history="1" r:id="rIdffvyp63uzhijs3fc9d5wy">
         <w:r>
           <w:rPr>
             <w:rStyle w:val="Hyperlink"/>
@@ -35956,7 +35956,7 @@
         </w:rPr>
         <w:t xml:space="preserve">出處：</w:t>
       </w:r>
-      <w:hyperlink w:history="1" r:id="rIdovsbcqbceei-kkoeo0d1s">
+      <w:hyperlink w:history="1" r:id="rIdrruzrwd2hxsfmtmog4ved">
         <w:r>
           <w:rPr>
             <w:rStyle w:val="Hyperlink"/>
@@ -36032,7 +36032,7 @@
         </w:rPr>
         <w:t xml:space="preserve">出處：</w:t>
       </w:r>
-      <w:hyperlink w:history="1" r:id="rIdpju12xrut2ubssotzdiop">
+      <w:hyperlink w:history="1" r:id="rIdyrmklauwpoka0gomax89c">
         <w:r>
           <w:rPr>
             <w:rStyle w:val="Hyperlink"/>
@@ -36108,7 +36108,7 @@
         </w:rPr>
         <w:t xml:space="preserve">出處：</w:t>
       </w:r>
-      <w:hyperlink w:history="1" r:id="rIdeyfw5anwlvejvw8cdfryn">
+      <w:hyperlink w:history="1" r:id="rIdo8gtsni9xqwz-ivolwley">
         <w:r>
           <w:rPr>
             <w:rStyle w:val="Hyperlink"/>
@@ -36184,7 +36184,7 @@
         </w:rPr>
         <w:t xml:space="preserve">出處：</w:t>
       </w:r>
-      <w:hyperlink w:history="1" r:id="rIdm8yjn6cvpfzfp-aawps80">
+      <w:hyperlink w:history="1" r:id="rIdgi-x0kukaeexkcnl-25re">
         <w:r>
           <w:rPr>
             <w:rStyle w:val="Hyperlink"/>
@@ -36260,7 +36260,7 @@
         </w:rPr>
         <w:t xml:space="preserve">出處：</w:t>
       </w:r>
-      <w:hyperlink w:history="1" r:id="rIdtlzkwwhnol_uvouwtcd64">
+      <w:hyperlink w:history="1" r:id="rIdc1noikq2bd1twywje_b9w">
         <w:r>
           <w:rPr>
             <w:rStyle w:val="Hyperlink"/>
@@ -36336,7 +36336,7 @@
         </w:rPr>
         <w:t xml:space="preserve">出處：</w:t>
       </w:r>
-      <w:hyperlink w:history="1" r:id="rIdy1oedlbkjs3azlx64c2wv">
+      <w:hyperlink w:history="1" r:id="rIdegdduetjgognapicdfxms">
         <w:r>
           <w:rPr>
             <w:rStyle w:val="Hyperlink"/>
@@ -36412,7 +36412,7 @@
         </w:rPr>
         <w:t xml:space="preserve">出處：</w:t>
       </w:r>
-      <w:hyperlink w:history="1" r:id="rId3vsal_hi6s-p74m4qhwmo">
+      <w:hyperlink w:history="1" r:id="rIdwzu3_apkymprmjaw1zln-">
         <w:r>
           <w:rPr>
             <w:rStyle w:val="Hyperlink"/>
@@ -36488,7 +36488,7 @@
         </w:rPr>
         <w:t xml:space="preserve">出處：</w:t>
       </w:r>
-      <w:hyperlink w:history="1" r:id="rIdiyerm7zrx2_j3uia7mp56">
+      <w:hyperlink w:history="1" r:id="rIdkzxfrisjujnshjoysv3yn">
         <w:r>
           <w:rPr>
             <w:rStyle w:val="Hyperlink"/>
@@ -36564,7 +36564,7 @@
         </w:rPr>
         <w:t xml:space="preserve">出處：</w:t>
       </w:r>
-      <w:hyperlink w:history="1" r:id="rIdm6m2ugeu5ocsdp3nkdxmu">
+      <w:hyperlink w:history="1" r:id="rIdx4ng11ws2sbsxoyp2ydmf">
         <w:r>
           <w:rPr>
             <w:rStyle w:val="Hyperlink"/>
@@ -36640,7 +36640,7 @@
         </w:rPr>
         <w:t xml:space="preserve">出處：</w:t>
       </w:r>
-      <w:hyperlink w:history="1" r:id="rId_hrsnwgjhb5sgaf-xmvaq">
+      <w:hyperlink w:history="1" r:id="rId3mudlwhayi0v-ewevyboe">
         <w:r>
           <w:rPr>
             <w:rStyle w:val="Hyperlink"/>
@@ -36716,7 +36716,7 @@
         </w:rPr>
         <w:t xml:space="preserve">出處：</w:t>
       </w:r>
-      <w:hyperlink w:history="1" r:id="rIdplqh1wjggdfxa3dyjrx3q">
+      <w:hyperlink w:history="1" r:id="rIdc-arovsm7o82dnaf6obnw">
         <w:r>
           <w:rPr>
             <w:rStyle w:val="Hyperlink"/>
@@ -36792,7 +36792,7 @@
         </w:rPr>
         <w:t xml:space="preserve">出處：</w:t>
       </w:r>
-      <w:hyperlink w:history="1" r:id="rIdfewhyjo_3zqlpcm8nb0md">
+      <w:hyperlink w:history="1" r:id="rIdr_bmhdwdutxlxgyhxdh-_">
         <w:r>
           <w:rPr>
             <w:rStyle w:val="Hyperlink"/>
@@ -36868,7 +36868,7 @@
         </w:rPr>
         <w:t xml:space="preserve">出處：</w:t>
       </w:r>
-      <w:hyperlink w:history="1" r:id="rIdcld68hcz4fuzluu70ynwc">
+      <w:hyperlink w:history="1" r:id="rId6bclb83fx7eaasxauuo3h">
         <w:r>
           <w:rPr>
             <w:rStyle w:val="Hyperlink"/>
@@ -36944,7 +36944,7 @@
         </w:rPr>
         <w:t xml:space="preserve">出處：</w:t>
       </w:r>
-      <w:hyperlink w:history="1" r:id="rIdykxwrpqyuv6b2ro5nyap4">
+      <w:hyperlink w:history="1" r:id="rIdtedtcbdicydrxzor_0mds">
         <w:r>
           <w:rPr>
             <w:rStyle w:val="Hyperlink"/>
@@ -37020,7 +37020,7 @@
         </w:rPr>
         <w:t xml:space="preserve">出處：</w:t>
       </w:r>
-      <w:hyperlink w:history="1" r:id="rIdh-h81zgdumukt88xajuj3">
+      <w:hyperlink w:history="1" r:id="rIduejy64tlzp6ngeb9ahffn">
         <w:r>
           <w:rPr>
             <w:rStyle w:val="Hyperlink"/>
@@ -37096,7 +37096,7 @@
         </w:rPr>
         <w:t xml:space="preserve">出處：</w:t>
       </w:r>
-      <w:hyperlink w:history="1" r:id="rId5eks9lvh6danuvz8klnik">
+      <w:hyperlink w:history="1" r:id="rIdpsgqqb7ayijei66a6ybsk">
         <w:r>
           <w:rPr>
             <w:rStyle w:val="Hyperlink"/>
@@ -37172,7 +37172,7 @@
         </w:rPr>
         <w:t xml:space="preserve">出處：</w:t>
       </w:r>
-      <w:hyperlink w:history="1" r:id="rIdmjhedituyqkatnj4iika5">
+      <w:hyperlink w:history="1" r:id="rIdaqyg17nxag26imjvunzon">
         <w:r>
           <w:rPr>
             <w:rStyle w:val="Hyperlink"/>
@@ -37248,7 +37248,7 @@
         </w:rPr>
         <w:t xml:space="preserve">出處：</w:t>
       </w:r>
-      <w:hyperlink w:history="1" r:id="rIdy2nuelpyye1xsh8x-_3i5">
+      <w:hyperlink w:history="1" r:id="rId2zrfmmtm-n5tfp08bwpjc">
         <w:r>
           <w:rPr>
             <w:rStyle w:val="Hyperlink"/>
@@ -37324,7 +37324,7 @@
         </w:rPr>
         <w:t xml:space="preserve">出處：</w:t>
       </w:r>
-      <w:hyperlink w:history="1" r:id="rIdt1srknp39qfeatfli-e5d">
+      <w:hyperlink w:history="1" r:id="rIdchxtajwyp0sb7pka_l9fz">
         <w:r>
           <w:rPr>
             <w:rStyle w:val="Hyperlink"/>
@@ -37400,7 +37400,7 @@
         </w:rPr>
         <w:t xml:space="preserve">出處：</w:t>
       </w:r>
-      <w:hyperlink w:history="1" r:id="rIdmbjhgma56dle09z0wkwo9">
+      <w:hyperlink w:history="1" r:id="rId44zi66xfc15kyyrbe_jnu">
         <w:r>
           <w:rPr>
             <w:rStyle w:val="Hyperlink"/>
@@ -37476,7 +37476,7 @@
         </w:rPr>
         <w:t xml:space="preserve">出處：</w:t>
       </w:r>
-      <w:hyperlink w:history="1" r:id="rIdfbpppygjf9klvk-jeuwm6">
+      <w:hyperlink w:history="1" r:id="rIdhiyr7abk0qkt_obtmfy5a">
         <w:r>
           <w:rPr>
             <w:rStyle w:val="Hyperlink"/>
@@ -37552,7 +37552,7 @@
         </w:rPr>
         <w:t xml:space="preserve">出處：</w:t>
       </w:r>
-      <w:hyperlink w:history="1" r:id="rIdubboqdq-qot6ldkwttflc">
+      <w:hyperlink w:history="1" r:id="rIdtthzvodfxabgskdm64ubl">
         <w:r>
           <w:rPr>
             <w:rStyle w:val="Hyperlink"/>
@@ -37628,7 +37628,7 @@
         </w:rPr>
         <w:t xml:space="preserve">出處：</w:t>
       </w:r>
-      <w:hyperlink w:history="1" r:id="rIdaa5ml2ysc-3yaguwrc5yt">
+      <w:hyperlink w:history="1" r:id="rIdytcv1xegfu6ec79hn-1pf">
         <w:r>
           <w:rPr>
             <w:rStyle w:val="Hyperlink"/>
@@ -37704,7 +37704,7 @@
         </w:rPr>
         <w:t xml:space="preserve">出處：</w:t>
       </w:r>
-      <w:hyperlink w:history="1" r:id="rIdksbm78ov5kli-yvhifzfy">
+      <w:hyperlink w:history="1" r:id="rId1gb5k8lxwc7fhbrbszagn">
         <w:r>
           <w:rPr>
             <w:rStyle w:val="Hyperlink"/>
@@ -37780,7 +37780,7 @@
         </w:rPr>
         <w:t xml:space="preserve">出處：</w:t>
       </w:r>
-      <w:hyperlink w:history="1" r:id="rId1dt1rl5kmgmaie5iryaay">
+      <w:hyperlink w:history="1" r:id="rIdbigasa7vpw38rdodwknag">
         <w:r>
           <w:rPr>
             <w:rStyle w:val="Hyperlink"/>
@@ -37856,7 +37856,7 @@
         </w:rPr>
         <w:t xml:space="preserve">出處：</w:t>
       </w:r>
-      <w:hyperlink w:history="1" r:id="rIdkgqdweruso8ybopukhp_3">
+      <w:hyperlink w:history="1" r:id="rIdtjgcj6a7fus8g8z7y6hkr">
         <w:r>
           <w:rPr>
             <w:rStyle w:val="Hyperlink"/>
@@ -37948,7 +37948,7 @@
         </w:rPr>
         <w:t xml:space="preserve">出處：</w:t>
       </w:r>
-      <w:hyperlink w:history="1" r:id="rId6xfxwznoc2qiv3vgsbro0">
+      <w:hyperlink w:history="1" r:id="rIdxoejgentl3mpls4tp7rfy">
         <w:r>
           <w:rPr>
             <w:rStyle w:val="Hyperlink"/>
@@ -38024,7 +38024,7 @@
         </w:rPr>
         <w:t xml:space="preserve">出處：</w:t>
       </w:r>
-      <w:hyperlink w:history="1" r:id="rIdefv26_dzaz3qmytcyzjbb">
+      <w:hyperlink w:history="1" r:id="rIdgj_asd73qped9zc32p8eu">
         <w:r>
           <w:rPr>
             <w:rStyle w:val="Hyperlink"/>
@@ -38100,7 +38100,7 @@
         </w:rPr>
         <w:t xml:space="preserve">出處：</w:t>
       </w:r>
-      <w:hyperlink w:history="1" r:id="rIdw8vn6r_e48sam0rd6rzv4">
+      <w:hyperlink w:history="1" r:id="rIdozpavpz5vl7qdcdczqdvf">
         <w:r>
           <w:rPr>
             <w:rStyle w:val="Hyperlink"/>
@@ -38176,7 +38176,7 @@
         </w:rPr>
         <w:t xml:space="preserve">出處：</w:t>
       </w:r>
-      <w:hyperlink w:history="1" r:id="rIdfbxw8sn5a49o5t9l2an7t">
+      <w:hyperlink w:history="1" r:id="rIdavrjj3zdvo6hliye9cmdi">
         <w:r>
           <w:rPr>
             <w:rStyle w:val="Hyperlink"/>
@@ -38252,7 +38252,7 @@
         </w:rPr>
         <w:t xml:space="preserve">出處：</w:t>
       </w:r>
-      <w:hyperlink w:history="1" r:id="rIdfs3nvd-kdqmnrwuv5lzh0">
+      <w:hyperlink w:history="1" r:id="rId5zjokouoi5vgbqaj_klwq">
         <w:r>
           <w:rPr>
             <w:rStyle w:val="Hyperlink"/>
@@ -38328,7 +38328,7 @@
         </w:rPr>
         <w:t xml:space="preserve">出處：</w:t>
       </w:r>
-      <w:hyperlink w:history="1" r:id="rIddnkcvzzldsqwlnlelztrx">
+      <w:hyperlink w:history="1" r:id="rIdxm5kf92ix7svieyftvdez">
         <w:r>
           <w:rPr>
             <w:rStyle w:val="Hyperlink"/>
@@ -38404,7 +38404,7 @@
         </w:rPr>
         <w:t xml:space="preserve">出處：</w:t>
       </w:r>
-      <w:hyperlink w:history="1" r:id="rId6v6mmlspjjpdodmo4wlky">
+      <w:hyperlink w:history="1" r:id="rIdmnfgmzhmnxqtwztkhntse">
         <w:r>
           <w:rPr>
             <w:rStyle w:val="Hyperlink"/>
@@ -38480,7 +38480,7 @@
         </w:rPr>
         <w:t xml:space="preserve">出處：</w:t>
       </w:r>
-      <w:hyperlink w:history="1" r:id="rIdsooquv2bmxk9inpx3tsmo">
+      <w:hyperlink w:history="1" r:id="rIdgko8faa2g1sd9s9g9t3ke">
         <w:r>
           <w:rPr>
             <w:rStyle w:val="Hyperlink"/>
@@ -38556,7 +38556,7 @@
         </w:rPr>
         <w:t xml:space="preserve">出處：</w:t>
       </w:r>
-      <w:hyperlink w:history="1" r:id="rIdfao6c2n3mooynm1lhamk7">
+      <w:hyperlink w:history="1" r:id="rId8ygnxhdu8e6bxzx8ryn6r">
         <w:r>
           <w:rPr>
             <w:rStyle w:val="Hyperlink"/>
@@ -38632,7 +38632,7 @@
         </w:rPr>
         <w:t xml:space="preserve">出處：</w:t>
       </w:r>
-      <w:hyperlink w:history="1" r:id="rIdbnjb06riubmjetozh_rx8">
+      <w:hyperlink w:history="1" r:id="rIdifla9ldrbzdizhvyrjtlr">
         <w:r>
           <w:rPr>
             <w:rStyle w:val="Hyperlink"/>
@@ -38708,7 +38708,7 @@
         </w:rPr>
         <w:t xml:space="preserve">出處：</w:t>
       </w:r>
-      <w:hyperlink w:history="1" r:id="rIdrcbzk3fe2d5esrt8gtkut">
+      <w:hyperlink w:history="1" r:id="rIdkquaymfy52awuzfnrtdxc">
         <w:r>
           <w:rPr>
             <w:rStyle w:val="Hyperlink"/>
@@ -38784,7 +38784,7 @@
         </w:rPr>
         <w:t xml:space="preserve">出處：</w:t>
       </w:r>
-      <w:hyperlink w:history="1" r:id="rIdf6vtzjdaommzxpelmtn5-">
+      <w:hyperlink w:history="1" r:id="rIdxbupwe_fvdbzpdxgbie5l">
         <w:r>
           <w:rPr>
             <w:rStyle w:val="Hyperlink"/>
@@ -38860,7 +38860,7 @@
         </w:rPr>
         <w:t xml:space="preserve">出處：</w:t>
       </w:r>
-      <w:hyperlink w:history="1" r:id="rIdgydxponwsz4lhyxkymz4b">
+      <w:hyperlink w:history="1" r:id="rIdztethoew5_rnkm4mkyexk">
         <w:r>
           <w:rPr>
             <w:rStyle w:val="Hyperlink"/>
@@ -38936,7 +38936,7 @@
         </w:rPr>
         <w:t xml:space="preserve">出處：</w:t>
       </w:r>
-      <w:hyperlink w:history="1" r:id="rIdqb3wiiug02veyqk09jkgc">
+      <w:hyperlink w:history="1" r:id="rIdzs4ne5fm5nnc8vzddv7uf">
         <w:r>
           <w:rPr>
             <w:rStyle w:val="Hyperlink"/>
@@ -39012,7 +39012,7 @@
         </w:rPr>
         <w:t xml:space="preserve">出處：</w:t>
       </w:r>
-      <w:hyperlink w:history="1" r:id="rIdz4w4odissca4hsn8mxfwy">
+      <w:hyperlink w:history="1" r:id="rIdsx-0azesefp44jr8ysunz">
         <w:r>
           <w:rPr>
             <w:rStyle w:val="Hyperlink"/>
@@ -39088,7 +39088,7 @@
         </w:rPr>
         <w:t xml:space="preserve">出處：</w:t>
       </w:r>
-      <w:hyperlink w:history="1" r:id="rIdtutajh6khs9wvz47zvtgi">
+      <w:hyperlink w:history="1" r:id="rIdq0j8ekhipdhmiiwq-0ezl">
         <w:r>
           <w:rPr>
             <w:rStyle w:val="Hyperlink"/>
@@ -39164,7 +39164,7 @@
         </w:rPr>
         <w:t xml:space="preserve">出處：</w:t>
       </w:r>
-      <w:hyperlink w:history="1" r:id="rId05tkcnqbhjn2b_7vwc0-a">
+      <w:hyperlink w:history="1" r:id="rIdhjj1fj2khqdtn4ikcaul6">
         <w:r>
           <w:rPr>
             <w:rStyle w:val="Hyperlink"/>
@@ -39240,7 +39240,7 @@
         </w:rPr>
         <w:t xml:space="preserve">出處：</w:t>
       </w:r>
-      <w:hyperlink w:history="1" r:id="rIdrfylvwtr2dmsqhdlt_px-">
+      <w:hyperlink w:history="1" r:id="rIdtgove7xops0z5kc06pa4j">
         <w:r>
           <w:rPr>
             <w:rStyle w:val="Hyperlink"/>
@@ -39316,7 +39316,7 @@
         </w:rPr>
         <w:t xml:space="preserve">出處：</w:t>
       </w:r>
-      <w:hyperlink w:history="1" r:id="rIdujszac_po03b5y0fnhala">
+      <w:hyperlink w:history="1" r:id="rId7md-n8w-9pbu6myphooxi">
         <w:r>
           <w:rPr>
             <w:rStyle w:val="Hyperlink"/>
@@ -39392,7 +39392,7 @@
         </w:rPr>
         <w:t xml:space="preserve">出處：</w:t>
       </w:r>
-      <w:hyperlink w:history="1" r:id="rIdpnxabfuxtlcelsxdqc6pj">
+      <w:hyperlink w:history="1" r:id="rIdqkeaxpnsbhwwa6ezllkw9">
         <w:r>
           <w:rPr>
             <w:rStyle w:val="Hyperlink"/>
@@ -39468,7 +39468,7 @@
         </w:rPr>
         <w:t xml:space="preserve">出處：</w:t>
       </w:r>
-      <w:hyperlink w:history="1" r:id="rIddvj-czbrh-u5zlc5jf1dr">
+      <w:hyperlink w:history="1" r:id="rIdg9ydaly5g0k3nirosqpdx">
         <w:r>
           <w:rPr>
             <w:rStyle w:val="Hyperlink"/>
@@ -39544,7 +39544,7 @@
         </w:rPr>
         <w:t xml:space="preserve">出處：</w:t>
       </w:r>
-      <w:hyperlink w:history="1" r:id="rIdqv3fo8efm8yljesx3vbqe">
+      <w:hyperlink w:history="1" r:id="rIdwdozavkpz6f-kfv4mky8v">
         <w:r>
           <w:rPr>
             <w:rStyle w:val="Hyperlink"/>
@@ -39620,7 +39620,7 @@
         </w:rPr>
         <w:t xml:space="preserve">出處：</w:t>
       </w:r>
-      <w:hyperlink w:history="1" r:id="rId5lu4wp064ryt5nlwlbuaj">
+      <w:hyperlink w:history="1" r:id="rIdt1934qcdutopq2fbifvhi">
         <w:r>
           <w:rPr>
             <w:rStyle w:val="Hyperlink"/>
@@ -39696,7 +39696,7 @@
         </w:rPr>
         <w:t xml:space="preserve">出處：</w:t>
       </w:r>
-      <w:hyperlink w:history="1" r:id="rIdv0t2bgqqdolsiq3jhbuon">
+      <w:hyperlink w:history="1" r:id="rIdwdr2l_o9g4uvgfidvvjoq">
         <w:r>
           <w:rPr>
             <w:rStyle w:val="Hyperlink"/>
@@ -39772,7 +39772,7 @@
         </w:rPr>
         <w:t xml:space="preserve">出處：</w:t>
       </w:r>
-      <w:hyperlink w:history="1" r:id="rIdcl8besbp9fyr0pgfixg-p">
+      <w:hyperlink w:history="1" r:id="rIdznwues0yg8zaxh98kohq_">
         <w:r>
           <w:rPr>
             <w:rStyle w:val="Hyperlink"/>
@@ -39848,7 +39848,7 @@
         </w:rPr>
         <w:t xml:space="preserve">出處：</w:t>
       </w:r>
-      <w:hyperlink w:history="1" r:id="rIdz4on6p1f59su0fmvau4-m">
+      <w:hyperlink w:history="1" r:id="rIdzgzrglymj-p-ueoszaxcg">
         <w:r>
           <w:rPr>
             <w:rStyle w:val="Hyperlink"/>
@@ -39924,7 +39924,7 @@
         </w:rPr>
         <w:t xml:space="preserve">出處：</w:t>
       </w:r>
-      <w:hyperlink w:history="1" r:id="rIdrbzadtvbhw3rrwelkoszi">
+      <w:hyperlink w:history="1" r:id="rIds6foq-p2or2qhskdcr2yb">
         <w:r>
           <w:rPr>
             <w:rStyle w:val="Hyperlink"/>
@@ -40000,7 +40000,7 @@
         </w:rPr>
         <w:t xml:space="preserve">出處：</w:t>
       </w:r>
-      <w:hyperlink w:history="1" r:id="rIdhnbj9ngqnet8so1q04pau">
+      <w:hyperlink w:history="1" r:id="rIdzwgsolegpn06z_c-dl7p_">
         <w:r>
           <w:rPr>
             <w:rStyle w:val="Hyperlink"/>
@@ -40076,7 +40076,7 @@
         </w:rPr>
         <w:t xml:space="preserve">出處：</w:t>
       </w:r>
-      <w:hyperlink w:history="1" r:id="rIdjokeqv5f_vfwjjxq1ydlq">
+      <w:hyperlink w:history="1" r:id="rIdruitfjnckksbbjtuqwriz">
         <w:r>
           <w:rPr>
             <w:rStyle w:val="Hyperlink"/>
@@ -40152,7 +40152,7 @@
         </w:rPr>
         <w:t xml:space="preserve">出處：</w:t>
       </w:r>
-      <w:hyperlink w:history="1" r:id="rId9m9bsdsv2by5i2qovy4fv">
+      <w:hyperlink w:history="1" r:id="rIdazboiu9bz-qu49iibegc9">
         <w:r>
           <w:rPr>
             <w:rStyle w:val="Hyperlink"/>
@@ -40228,7 +40228,7 @@
         </w:rPr>
         <w:t xml:space="preserve">出處：</w:t>
       </w:r>
-      <w:hyperlink w:history="1" r:id="rIddwpg-g1ew9sznwkogmo81">
+      <w:hyperlink w:history="1" r:id="rIdhjtorhjcqqaqmhk5ladfb">
         <w:r>
           <w:rPr>
             <w:rStyle w:val="Hyperlink"/>
@@ -40304,7 +40304,7 @@
         </w:rPr>
         <w:t xml:space="preserve">出處：</w:t>
       </w:r>
-      <w:hyperlink w:history="1" r:id="rIdlwjvr_zfsena0njdwppzh">
+      <w:hyperlink w:history="1" r:id="rIdept4i8nvwu-mrlc3drlx7">
         <w:r>
           <w:rPr>
             <w:rStyle w:val="Hyperlink"/>
@@ -40380,7 +40380,7 @@
         </w:rPr>
         <w:t xml:space="preserve">出處：</w:t>
       </w:r>
-      <w:hyperlink w:history="1" r:id="rIdzcf1i5eefbdx3bk37ldnw">
+      <w:hyperlink w:history="1" r:id="rIdz8zykqa-gmi8z5lbsyc8l">
         <w:r>
           <w:rPr>
             <w:rStyle w:val="Hyperlink"/>
@@ -40456,7 +40456,7 @@
         </w:rPr>
         <w:t xml:space="preserve">出處：</w:t>
       </w:r>
-      <w:hyperlink w:history="1" r:id="rIdipgzwvrylmk2covestl44">
+      <w:hyperlink w:history="1" r:id="rIdijwtx3vgom6r4-yd5n7cc">
         <w:r>
           <w:rPr>
             <w:rStyle w:val="Hyperlink"/>
@@ -40532,7 +40532,7 @@
         </w:rPr>
         <w:t xml:space="preserve">出處：</w:t>
       </w:r>
-      <w:hyperlink w:history="1" r:id="rId4runyyuobhtu3wtq6thxb">
+      <w:hyperlink w:history="1" r:id="rIdkzqwsfzpn62drsue9vqdq">
         <w:r>
           <w:rPr>
             <w:rStyle w:val="Hyperlink"/>
@@ -40608,7 +40608,7 @@
         </w:rPr>
         <w:t xml:space="preserve">出處：</w:t>
       </w:r>
-      <w:hyperlink w:history="1" r:id="rIdtfl27dn_ky3llbefmyysx">
+      <w:hyperlink w:history="1" r:id="rId6llmvpmmv0i-jx2iycruo">
         <w:r>
           <w:rPr>
             <w:rStyle w:val="Hyperlink"/>
@@ -40684,7 +40684,7 @@
         </w:rPr>
         <w:t xml:space="preserve">出處：</w:t>
       </w:r>
-      <w:hyperlink w:history="1" r:id="rIdivhwwgrmqdfud1erizq4x">
+      <w:hyperlink w:history="1" r:id="rIdzj2crju6eawsudgvdffa5">
         <w:r>
           <w:rPr>
             <w:rStyle w:val="Hyperlink"/>
@@ -40760,7 +40760,7 @@
         </w:rPr>
         <w:t xml:space="preserve">出處：</w:t>
       </w:r>
-      <w:hyperlink w:history="1" r:id="rIdyxs5_hehnr3p38c0csajl">
+      <w:hyperlink w:history="1" r:id="rIdyzwzrn6osuerbb1ozdzmu">
         <w:r>
           <w:rPr>
             <w:rStyle w:val="Hyperlink"/>
@@ -40836,7 +40836,7 @@
         </w:rPr>
         <w:t xml:space="preserve">出處：</w:t>
       </w:r>
-      <w:hyperlink w:history="1" r:id="rIdtgc4reuqa7g0xumr_yjc0">
+      <w:hyperlink w:history="1" r:id="rIdy2pobkuz6q8z_q6w17s6-">
         <w:r>
           <w:rPr>
             <w:rStyle w:val="Hyperlink"/>
@@ -40912,7 +40912,7 @@
         </w:rPr>
         <w:t xml:space="preserve">出處：</w:t>
       </w:r>
-      <w:hyperlink w:history="1" r:id="rIdfudykcsyppmh32a_w0uor">
+      <w:hyperlink w:history="1" r:id="rIdsovxgahedwfr-_ku9esdv">
         <w:r>
           <w:rPr>
             <w:rStyle w:val="Hyperlink"/>
@@ -40988,7 +40988,7 @@
         </w:rPr>
         <w:t xml:space="preserve">出處：</w:t>
       </w:r>
-      <w:hyperlink w:history="1" r:id="rId-xmvllbllufghzxq_kieu">
+      <w:hyperlink w:history="1" r:id="rId5luosba0b7t9b7x8dq4ec">
         <w:r>
           <w:rPr>
             <w:rStyle w:val="Hyperlink"/>
@@ -41064,7 +41064,7 @@
         </w:rPr>
         <w:t xml:space="preserve">出處：</w:t>
       </w:r>
-      <w:hyperlink w:history="1" r:id="rIdd2gbz3_o6gh1lsyg_5d_i">
+      <w:hyperlink w:history="1" r:id="rIdyldtbrfq4hamsvvjitcqu">
         <w:r>
           <w:rPr>
             <w:rStyle w:val="Hyperlink"/>
@@ -41140,7 +41140,7 @@
         </w:rPr>
         <w:t xml:space="preserve">出處：</w:t>
       </w:r>
-      <w:hyperlink w:history="1" r:id="rIdwhfgklxmkagp0l_fngn1h">
+      <w:hyperlink w:history="1" r:id="rIdbiofhwfuxlbtt-qzty-6e">
         <w:r>
           <w:rPr>
             <w:rStyle w:val="Hyperlink"/>
@@ -41216,7 +41216,7 @@
         </w:rPr>
         <w:t xml:space="preserve">出處：</w:t>
       </w:r>
-      <w:hyperlink w:history="1" r:id="rIdk45t1mm_9nwyk8tfatzni">
+      <w:hyperlink w:history="1" r:id="rIdtqexxzja3ftwrfiq5azk6">
         <w:r>
           <w:rPr>
             <w:rStyle w:val="Hyperlink"/>
@@ -41292,7 +41292,7 @@
         </w:rPr>
         <w:t xml:space="preserve">出處：</w:t>
       </w:r>
-      <w:hyperlink w:history="1" r:id="rId1uon2r8uzz9fzutigjf9b">
+      <w:hyperlink w:history="1" r:id="rIdlnup1zhondy40fmb2suan">
         <w:r>
           <w:rPr>
             <w:rStyle w:val="Hyperlink"/>
@@ -41368,7 +41368,7 @@
         </w:rPr>
         <w:t xml:space="preserve">出處：</w:t>
       </w:r>
-      <w:hyperlink w:history="1" r:id="rIdepnechbtcjknnh_bmlq0x">
+      <w:hyperlink w:history="1" r:id="rId3_w2s9zmxguvtlhaijlog">
         <w:r>
           <w:rPr>
             <w:rStyle w:val="Hyperlink"/>
@@ -41444,7 +41444,7 @@
         </w:rPr>
         <w:t xml:space="preserve">出處：</w:t>
       </w:r>
-      <w:hyperlink w:history="1" r:id="rIdkhd8xqeqkyzfzzmindtlu">
+      <w:hyperlink w:history="1" r:id="rIdqbzvymg7pysntpmsvvr3u">
         <w:r>
           <w:rPr>
             <w:rStyle w:val="Hyperlink"/>
@@ -41520,7 +41520,7 @@
         </w:rPr>
         <w:t xml:space="preserve">出處：</w:t>
       </w:r>
-      <w:hyperlink w:history="1" r:id="rIddipetqzazprjefpsz7hc0">
+      <w:hyperlink w:history="1" r:id="rIdktcq2m9xhl7nknza3x9if">
         <w:r>
           <w:rPr>
             <w:rStyle w:val="Hyperlink"/>
@@ -41596,7 +41596,7 @@
         </w:rPr>
         <w:t xml:space="preserve">出處：</w:t>
       </w:r>
-      <w:hyperlink w:history="1" r:id="rIdmea6d99dlqcjjkqwhbyll">
+      <w:hyperlink w:history="1" r:id="rIdbpdvmqs7ljq5n7l7ge4xr">
         <w:r>
           <w:rPr>
             <w:rStyle w:val="Hyperlink"/>
@@ -41672,7 +41672,7 @@
         </w:rPr>
         <w:t xml:space="preserve">出處：</w:t>
       </w:r>
-      <w:hyperlink w:history="1" r:id="rId6adfjacjogsmhcidkg2lh">
+      <w:hyperlink w:history="1" r:id="rIdatvwge_aq7a5a3jjvfjbl">
         <w:r>
           <w:rPr>
             <w:rStyle w:val="Hyperlink"/>
@@ -41748,7 +41748,7 @@
         </w:rPr>
         <w:t xml:space="preserve">出處：</w:t>
       </w:r>
-      <w:hyperlink w:history="1" r:id="rIdylliocxpucjmcybzbnywh">
+      <w:hyperlink w:history="1" r:id="rIdgtulknpqlujhmdelduhqg">
         <w:r>
           <w:rPr>
             <w:rStyle w:val="Hyperlink"/>
@@ -41824,7 +41824,7 @@
         </w:rPr>
         <w:t xml:space="preserve">出處：</w:t>
       </w:r>
-      <w:hyperlink w:history="1" r:id="rIdfs1x7kobq1aso2jzsvnbj">
+      <w:hyperlink w:history="1" r:id="rIddg80eqblnzocg2yyc6xkb">
         <w:r>
           <w:rPr>
             <w:rStyle w:val="Hyperlink"/>
@@ -41900,7 +41900,7 @@
         </w:rPr>
         <w:t xml:space="preserve">出處：</w:t>
       </w:r>
-      <w:hyperlink w:history="1" r:id="rIdvlf090cqagmvr2pk_k5yy">
+      <w:hyperlink w:history="1" r:id="rIdsvqrhr_ap2hwpxvfjstfo">
         <w:r>
           <w:rPr>
             <w:rStyle w:val="Hyperlink"/>
@@ -41976,7 +41976,7 @@
         </w:rPr>
         <w:t xml:space="preserve">出處：</w:t>
       </w:r>
-      <w:hyperlink w:history="1" r:id="rId8yact58lykqai7eq5gn03">
+      <w:hyperlink w:history="1" r:id="rIdfxsx_ubyafpz8aqhgjjiz">
         <w:r>
           <w:rPr>
             <w:rStyle w:val="Hyperlink"/>
@@ -42052,7 +42052,7 @@
         </w:rPr>
         <w:t xml:space="preserve">出處：</w:t>
       </w:r>
-      <w:hyperlink w:history="1" r:id="rIdb9yms7b_coywwkg39g2hc">
+      <w:hyperlink w:history="1" r:id="rId7i2qcywjkzh-uljxbnlga">
         <w:r>
           <w:rPr>
             <w:rStyle w:val="Hyperlink"/>
@@ -42128,7 +42128,7 @@
         </w:rPr>
         <w:t xml:space="preserve">出處：</w:t>
       </w:r>
-      <w:hyperlink w:history="1" r:id="rIdqa9wkbgjyearm2bfzbuhl">
+      <w:hyperlink w:history="1" r:id="rIdv4wycrtiameu96halc-to">
         <w:r>
           <w:rPr>
             <w:rStyle w:val="Hyperlink"/>
@@ -42204,7 +42204,7 @@
         </w:rPr>
         <w:t xml:space="preserve">出處：</w:t>
       </w:r>
-      <w:hyperlink w:history="1" r:id="rIdbtn__l4fryrcqg3cmkoh7">
+      <w:hyperlink w:history="1" r:id="rIdsuwz4cfr3-uqctugxo2mh">
         <w:r>
           <w:rPr>
             <w:rStyle w:val="Hyperlink"/>
@@ -42280,7 +42280,7 @@
         </w:rPr>
         <w:t xml:space="preserve">出處：</w:t>
       </w:r>
-      <w:hyperlink w:history="1" r:id="rIds0hgvp37khj_zubxsvmmn">
+      <w:hyperlink w:history="1" r:id="rIdus0-aeszp3bzaldpwls5o">
         <w:r>
           <w:rPr>
             <w:rStyle w:val="Hyperlink"/>
@@ -42356,7 +42356,7 @@
         </w:rPr>
         <w:t xml:space="preserve">出處：</w:t>
       </w:r>
-      <w:hyperlink w:history="1" r:id="rIdnl0_6oqxe72g2rj3jbn0p">
+      <w:hyperlink w:history="1" r:id="rIdmfyr0_gnghnuqlen_xu9r">
         <w:r>
           <w:rPr>
             <w:rStyle w:val="Hyperlink"/>
@@ -42432,7 +42432,7 @@
         </w:rPr>
         <w:t xml:space="preserve">出處：</w:t>
       </w:r>
-      <w:hyperlink w:history="1" r:id="rId8fy8xaojx_g8ieu_8w19_">
+      <w:hyperlink w:history="1" r:id="rIdkk74mvg9tksjx6_s97w6y">
         <w:r>
           <w:rPr>
             <w:rStyle w:val="Hyperlink"/>
@@ -42508,7 +42508,7 @@
         </w:rPr>
         <w:t xml:space="preserve">出處：</w:t>
       </w:r>
-      <w:hyperlink w:history="1" r:id="rIdaedqmpqgekouwfadnwh8f">
+      <w:hyperlink w:history="1" r:id="rIdif-sktk7p5xq7dulm9wh2">
         <w:r>
           <w:rPr>
             <w:rStyle w:val="Hyperlink"/>
@@ -42584,7 +42584,7 @@
         </w:rPr>
         <w:t xml:space="preserve">出處：</w:t>
       </w:r>
-      <w:hyperlink w:history="1" r:id="rIdpnw_5mi0e4bcpvzuwfngx">
+      <w:hyperlink w:history="1" r:id="rIdd9dfxe8zb0ig52xpvhenx">
         <w:r>
           <w:rPr>
             <w:rStyle w:val="Hyperlink"/>
@@ -42660,7 +42660,7 @@
         </w:rPr>
         <w:t xml:space="preserve">出處：</w:t>
       </w:r>
-      <w:hyperlink w:history="1" r:id="rIdklase58xfko9rcs7uccc7">
+      <w:hyperlink w:history="1" r:id="rIdozehkp7-haeemkaifztwi">
         <w:r>
           <w:rPr>
             <w:rStyle w:val="Hyperlink"/>
@@ -42736,7 +42736,7 @@
         </w:rPr>
         <w:t xml:space="preserve">出處：</w:t>
       </w:r>
-      <w:hyperlink w:history="1" r:id="rIdyqawntzdh43p2gkr_fx4s">
+      <w:hyperlink w:history="1" r:id="rId97lfcsy5mnmlxduqv9_nx">
         <w:r>
           <w:rPr>
             <w:rStyle w:val="Hyperlink"/>
@@ -42812,7 +42812,7 @@
         </w:rPr>
         <w:t xml:space="preserve">出處：</w:t>
       </w:r>
-      <w:hyperlink w:history="1" r:id="rIdljaiyijaqdg272mjeif1z">
+      <w:hyperlink w:history="1" r:id="rIdpikl4lteqxsq_r1ffgswu">
         <w:r>
           <w:rPr>
             <w:rStyle w:val="Hyperlink"/>
@@ -42888,7 +42888,7 @@
         </w:rPr>
         <w:t xml:space="preserve">出處：</w:t>
       </w:r>
-      <w:hyperlink w:history="1" r:id="rIdgvuglcju1xsdpugxii0je">
+      <w:hyperlink w:history="1" r:id="rIdhh73l7oxomihx_82ytu2n">
         <w:r>
           <w:rPr>
             <w:rStyle w:val="Hyperlink"/>
@@ -42964,7 +42964,7 @@
         </w:rPr>
         <w:t xml:space="preserve">出處：</w:t>
       </w:r>
-      <w:hyperlink w:history="1" r:id="rIdngynb7gpyrgzrli0l9hd-">
+      <w:hyperlink w:history="1" r:id="rIdpw3caczozyqsaasl9lvls">
         <w:r>
           <w:rPr>
             <w:rStyle w:val="Hyperlink"/>
@@ -43040,7 +43040,7 @@
         </w:rPr>
         <w:t xml:space="preserve">出處：</w:t>
       </w:r>
-      <w:hyperlink w:history="1" r:id="rIdo3mk8gnnhmg-bbboabc-h">
+      <w:hyperlink w:history="1" r:id="rIdwndsd2t-dybp0kbxrmsjc">
         <w:r>
           <w:rPr>
             <w:rStyle w:val="Hyperlink"/>
@@ -43116,7 +43116,7 @@
         </w:rPr>
         <w:t xml:space="preserve">出處：</w:t>
       </w:r>
-      <w:hyperlink w:history="1" r:id="rId2b3nl5fom8rscr_kg0imj">
+      <w:hyperlink w:history="1" r:id="rIdowzich62etrov0jydnsmk">
         <w:r>
           <w:rPr>
             <w:rStyle w:val="Hyperlink"/>
@@ -43192,7 +43192,7 @@
         </w:rPr>
         <w:t xml:space="preserve">出處：</w:t>
       </w:r>
-      <w:hyperlink w:history="1" r:id="rIdrg_f6wapr9epfwtlocy86">
+      <w:hyperlink w:history="1" r:id="rIddef9kqjvk1opdhtcjj4_j">
         <w:r>
           <w:rPr>
             <w:rStyle w:val="Hyperlink"/>
@@ -43268,7 +43268,7 @@
         </w:rPr>
         <w:t xml:space="preserve">出處：</w:t>
       </w:r>
-      <w:hyperlink w:history="1" r:id="rIdyc6ckzkufbr63negb1k_t">
+      <w:hyperlink w:history="1" r:id="rIdt6btwd0klhkw-25qlgbok">
         <w:r>
           <w:rPr>
             <w:rStyle w:val="Hyperlink"/>
@@ -43344,7 +43344,7 @@
         </w:rPr>
         <w:t xml:space="preserve">出處：</w:t>
       </w:r>
-      <w:hyperlink w:history="1" r:id="rIdt-desgqjdjpuy1lznazt4">
+      <w:hyperlink w:history="1" r:id="rIdfgiegandv6ir8aqmrgcqg">
         <w:r>
           <w:rPr>
             <w:rStyle w:val="Hyperlink"/>
@@ -43420,7 +43420,7 @@
         </w:rPr>
         <w:t xml:space="preserve">出處：</w:t>
       </w:r>
-      <w:hyperlink w:history="1" r:id="rIdq2eaumwxxecnigyxofd9m">
+      <w:hyperlink w:history="1" r:id="rIdqtou857djmydkbwz_se8g">
         <w:r>
           <w:rPr>
             <w:rStyle w:val="Hyperlink"/>
@@ -43496,7 +43496,7 @@
         </w:rPr>
         <w:t xml:space="preserve">出處：</w:t>
       </w:r>
-      <w:hyperlink w:history="1" r:id="rIdnufwza0xt8azanq-h8xcu">
+      <w:hyperlink w:history="1" r:id="rIdspndt2bp403jjhbec9nrt">
         <w:r>
           <w:rPr>
             <w:rStyle w:val="Hyperlink"/>
@@ -43572,7 +43572,7 @@
         </w:rPr>
         <w:t xml:space="preserve">出處：</w:t>
       </w:r>
-      <w:hyperlink w:history="1" r:id="rId-bhtvxykeqk0put8f98q9">
+      <w:hyperlink w:history="1" r:id="rIdisxqtgevi4u9hnjq6veom">
         <w:r>
           <w:rPr>
             <w:rStyle w:val="Hyperlink"/>
@@ -43648,7 +43648,7 @@
         </w:rPr>
         <w:t xml:space="preserve">出處：</w:t>
       </w:r>
-      <w:hyperlink w:history="1" r:id="rIduypgz19c9iag6bujxvwua">
+      <w:hyperlink w:history="1" r:id="rIderny28ytd0kuuicrs6ddw">
         <w:r>
           <w:rPr>
             <w:rStyle w:val="Hyperlink"/>
@@ -43724,7 +43724,7 @@
         </w:rPr>
         <w:t xml:space="preserve">出處：</w:t>
       </w:r>
-      <w:hyperlink w:history="1" r:id="rIdpl2clmcsmyzu5tdqkxa6j">
+      <w:hyperlink w:history="1" r:id="rIddqhhmdnwqoilnzkbpluug">
         <w:r>
           <w:rPr>
             <w:rStyle w:val="Hyperlink"/>
@@ -43800,7 +43800,7 @@
         </w:rPr>
         <w:t xml:space="preserve">出處：</w:t>
       </w:r>
-      <w:hyperlink w:history="1" r:id="rId2bdxkq5ybsuo91rty-5ka">
+      <w:hyperlink w:history="1" r:id="rIdu3kyodofvswm1d0b93s4w">
         <w:r>
           <w:rPr>
             <w:rStyle w:val="Hyperlink"/>
@@ -43876,7 +43876,7 @@
         </w:rPr>
         <w:t xml:space="preserve">出處：</w:t>
       </w:r>
-      <w:hyperlink w:history="1" r:id="rId7miloyttlu6fclktcjelm">
+      <w:hyperlink w:history="1" r:id="rIdhp3zt4f8nfzqlylmcj68p">
         <w:r>
           <w:rPr>
             <w:rStyle w:val="Hyperlink"/>
@@ -43952,7 +43952,7 @@
         </w:rPr>
         <w:t xml:space="preserve">出處：</w:t>
       </w:r>
-      <w:hyperlink w:history="1" r:id="rIdmti98crx1rlp6lqkhxn8u">
+      <w:hyperlink w:history="1" r:id="rIdsdhrqicdnwf087qxmzo5x">
         <w:r>
           <w:rPr>
             <w:rStyle w:val="Hyperlink"/>
@@ -44028,7 +44028,7 @@
         </w:rPr>
         <w:t xml:space="preserve">出處：</w:t>
       </w:r>
-      <w:hyperlink w:history="1" r:id="rIditkrxrovslck0vybzffrv">
+      <w:hyperlink w:history="1" r:id="rIdo9swxzhitlxq85-yvuxkj">
         <w:r>
           <w:rPr>
             <w:rStyle w:val="Hyperlink"/>
@@ -44104,7 +44104,7 @@
         </w:rPr>
         <w:t xml:space="preserve">出處：</w:t>
       </w:r>
-      <w:hyperlink w:history="1" r:id="rIdmvjpozljmbd_uqb7usvok">
+      <w:hyperlink w:history="1" r:id="rIdhtqdbs5kgf_zgqxsam8wt">
         <w:r>
           <w:rPr>
             <w:rStyle w:val="Hyperlink"/>
@@ -44196,7 +44196,7 @@
         </w:rPr>
         <w:t xml:space="preserve">出處：</w:t>
       </w:r>
-      <w:hyperlink w:history="1" r:id="rIdvufrlemxif_gc6avxuliw">
+      <w:hyperlink w:history="1" r:id="rIdx-j8s3qvzuuxxt3rgkkzf">
         <w:r>
           <w:rPr>
             <w:rStyle w:val="Hyperlink"/>
@@ -44272,7 +44272,7 @@
         </w:rPr>
         <w:t xml:space="preserve">出處：</w:t>
       </w:r>
-      <w:hyperlink w:history="1" r:id="rIdkarihnlo-p8oihote6txd">
+      <w:hyperlink w:history="1" r:id="rId7zxbfruu6c0ivnayoiejt">
         <w:r>
           <w:rPr>
             <w:rStyle w:val="Hyperlink"/>
@@ -44348,7 +44348,7 @@
         </w:rPr>
         <w:t xml:space="preserve">出處：</w:t>
       </w:r>
-      <w:hyperlink w:history="1" r:id="rIdkm5c_wtmlkbbhyx_q-qe1">
+      <w:hyperlink w:history="1" r:id="rIdzbws99xvtjybvrl0-whsi">
         <w:r>
           <w:rPr>
             <w:rStyle w:val="Hyperlink"/>
@@ -44424,7 +44424,7 @@
         </w:rPr>
         <w:t xml:space="preserve">出處：</w:t>
       </w:r>
-      <w:hyperlink w:history="1" r:id="rIdk_vppgusagy0exlj7wsnn">
+      <w:hyperlink w:history="1" r:id="rIdekhr6hb1v6orvgw65_kgp">
         <w:r>
           <w:rPr>
             <w:rStyle w:val="Hyperlink"/>
@@ -44500,7 +44500,7 @@
         </w:rPr>
         <w:t xml:space="preserve">出處：</w:t>
       </w:r>
-      <w:hyperlink w:history="1" r:id="rIdnmp2dr4hpqasgkpds55ix">
+      <w:hyperlink w:history="1" r:id="rIdmgyro61sczm5shktf-rap">
         <w:r>
           <w:rPr>
             <w:rStyle w:val="Hyperlink"/>
@@ -44576,7 +44576,7 @@
         </w:rPr>
         <w:t xml:space="preserve">出處：</w:t>
       </w:r>
-      <w:hyperlink w:history="1" r:id="rIdt6hyyfls6dii62d1xl3lp">
+      <w:hyperlink w:history="1" r:id="rIdefn229c5ifzkyvak71sd9">
         <w:r>
           <w:rPr>
             <w:rStyle w:val="Hyperlink"/>
@@ -44652,7 +44652,7 @@
         </w:rPr>
         <w:t xml:space="preserve">出處：</w:t>
       </w:r>
-      <w:hyperlink w:history="1" r:id="rIdf1fdzrzi0cqzqbw8t1poc">
+      <w:hyperlink w:history="1" r:id="rIdopkj0ua1r_skkalulquio">
         <w:r>
           <w:rPr>
             <w:rStyle w:val="Hyperlink"/>
@@ -44728,7 +44728,7 @@
         </w:rPr>
         <w:t xml:space="preserve">出處：</w:t>
       </w:r>
-      <w:hyperlink w:history="1" r:id="rIdcpund7rclkqrbrlrbwdh0">
+      <w:hyperlink w:history="1" r:id="rIdlvg-eb7ioshyw5apswqzi">
         <w:r>
           <w:rPr>
             <w:rStyle w:val="Hyperlink"/>
@@ -44804,7 +44804,7 @@
         </w:rPr>
         <w:t xml:space="preserve">出處：</w:t>
       </w:r>
-      <w:hyperlink w:history="1" r:id="rId-p5pfus012aaf5zjkyhcz">
+      <w:hyperlink w:history="1" r:id="rIdxhcynuxfubzalyyvw5hef">
         <w:r>
           <w:rPr>
             <w:rStyle w:val="Hyperlink"/>
@@ -44880,7 +44880,7 @@
         </w:rPr>
         <w:t xml:space="preserve">出處：</w:t>
       </w:r>
-      <w:hyperlink w:history="1" r:id="rId1pog9jhoczwglouqmt7te">
+      <w:hyperlink w:history="1" r:id="rId7wrmx0juvblksov-fudpx">
         <w:r>
           <w:rPr>
             <w:rStyle w:val="Hyperlink"/>
@@ -44956,7 +44956,7 @@
         </w:rPr>
         <w:t xml:space="preserve">出處：</w:t>
       </w:r>
-      <w:hyperlink w:history="1" r:id="rIdfwysp-udaqph6zimvb2v7">
+      <w:hyperlink w:history="1" r:id="rId2fjzqwzbietedpaan_0sj">
         <w:r>
           <w:rPr>
             <w:rStyle w:val="Hyperlink"/>
@@ -45032,7 +45032,7 @@
         </w:rPr>
         <w:t xml:space="preserve">出處：</w:t>
       </w:r>
-      <w:hyperlink w:history="1" r:id="rIdm6kq-42djqxiuoswohx88">
+      <w:hyperlink w:history="1" r:id="rIded2bvqmiencttjkd31frc">
         <w:r>
           <w:rPr>
             <w:rStyle w:val="Hyperlink"/>
@@ -45108,7 +45108,7 @@
         </w:rPr>
         <w:t xml:space="preserve">出處：</w:t>
       </w:r>
-      <w:hyperlink w:history="1" r:id="rIds6vdy9-leflcuu_brfy66">
+      <w:hyperlink w:history="1" r:id="rIdbyesk5wwo0x5d1jjfsoth">
         <w:r>
           <w:rPr>
             <w:rStyle w:val="Hyperlink"/>
@@ -45184,7 +45184,7 @@
         </w:rPr>
         <w:t xml:space="preserve">出處：</w:t>
       </w:r>
-      <w:hyperlink w:history="1" r:id="rIdqaggyjwsv1vtsfiohc3kb">
+      <w:hyperlink w:history="1" r:id="rIdlzjl841nzd_n1l0_g-5ca">
         <w:r>
           <w:rPr>
             <w:rStyle w:val="Hyperlink"/>
@@ -45260,7 +45260,7 @@
         </w:rPr>
         <w:t xml:space="preserve">出處：</w:t>
       </w:r>
-      <w:hyperlink w:history="1" r:id="rIdtu9gfbnq4uvv9q-btqc5l">
+      <w:hyperlink w:history="1" r:id="rIdpptc0vwih_bxs8ep4_0or">
         <w:r>
           <w:rPr>
             <w:rStyle w:val="Hyperlink"/>
@@ -45336,7 +45336,7 @@
         </w:rPr>
         <w:t xml:space="preserve">出處：</w:t>
       </w:r>
-      <w:hyperlink w:history="1" r:id="rIdlghf7atwev5eiifu7wvzm">
+      <w:hyperlink w:history="1" r:id="rIdaya1qmcajscr-cl0mwgtq">
         <w:r>
           <w:rPr>
             <w:rStyle w:val="Hyperlink"/>
@@ -45412,7 +45412,7 @@
         </w:rPr>
         <w:t xml:space="preserve">出處：</w:t>
       </w:r>
-      <w:hyperlink w:history="1" r:id="rIdsgwvewcqwu5p1fyfmb6sh">
+      <w:hyperlink w:history="1" r:id="rIdg_ezditzlyldg8p2ktst7">
         <w:r>
           <w:rPr>
             <w:rStyle w:val="Hyperlink"/>
@@ -45488,7 +45488,7 @@
         </w:rPr>
         <w:t xml:space="preserve">出處：</w:t>
       </w:r>
-      <w:hyperlink w:history="1" r:id="rIdkck3h-wjkdjaigh80exsg">
+      <w:hyperlink w:history="1" r:id="rIdjnjzrscc3wk4f3_kimf7w">
         <w:r>
           <w:rPr>
             <w:rStyle w:val="Hyperlink"/>
@@ -45580,7 +45580,7 @@
         </w:rPr>
         <w:t xml:space="preserve">出處：</w:t>
       </w:r>
-      <w:hyperlink w:history="1" r:id="rId0kzbc93dzk8h8ooj5tljb">
+      <w:hyperlink w:history="1" r:id="rIdjl4z7shdnnc8uyodzt2vb">
         <w:r>
           <w:rPr>
             <w:rStyle w:val="Hyperlink"/>
@@ -45656,7 +45656,7 @@
         </w:rPr>
         <w:t xml:space="preserve">出處：</w:t>
       </w:r>
-      <w:hyperlink w:history="1" r:id="rIdxfu-azoylvgrdq4tcagm6">
+      <w:hyperlink w:history="1" r:id="rIdaplpqflxkzmricuuwbwnx">
         <w:r>
           <w:rPr>
             <w:rStyle w:val="Hyperlink"/>
@@ -45732,7 +45732,7 @@
         </w:rPr>
         <w:t xml:space="preserve">出處：</w:t>
       </w:r>
-      <w:hyperlink w:history="1" r:id="rIdufbxfpsj2jiy287-6-k2k">
+      <w:hyperlink w:history="1" r:id="rId9cwutjo4tm7kiih-aso8d">
         <w:r>
           <w:rPr>
             <w:rStyle w:val="Hyperlink"/>
@@ -45808,7 +45808,7 @@
         </w:rPr>
         <w:t xml:space="preserve">出處：</w:t>
       </w:r>
-      <w:hyperlink w:history="1" r:id="rIdxcbbkphjrkruv17d7_y-o">
+      <w:hyperlink w:history="1" r:id="rIdztje0pvgf3vjeoqzw2slr">
         <w:r>
           <w:rPr>
             <w:rStyle w:val="Hyperlink"/>
@@ -45884,7 +45884,7 @@
         </w:rPr>
         <w:t xml:space="preserve">出處：</w:t>
       </w:r>
-      <w:hyperlink w:history="1" r:id="rIdmzm9lcan_5jepd_qiywix">
+      <w:hyperlink w:history="1" r:id="rIds0iufzkbjtydjkgyz7yf1">
         <w:r>
           <w:rPr>
             <w:rStyle w:val="Hyperlink"/>
@@ -45960,7 +45960,7 @@
         </w:rPr>
         <w:t xml:space="preserve">出處：</w:t>
       </w:r>
-      <w:hyperlink w:history="1" r:id="rIdhnhc957cvtltihcs8rdrm">
+      <w:hyperlink w:history="1" r:id="rIdfbq8d3eou6xkoh2_sikuo">
         <w:r>
           <w:rPr>
             <w:rStyle w:val="Hyperlink"/>
@@ -46036,7 +46036,7 @@
         </w:rPr>
         <w:t xml:space="preserve">出處：</w:t>
       </w:r>
-      <w:hyperlink w:history="1" r:id="rIdtao2rn8bhqcbquhef0nu4">
+      <w:hyperlink w:history="1" r:id="rIdnag5na-xriwg8pyzu-twt">
         <w:r>
           <w:rPr>
             <w:rStyle w:val="Hyperlink"/>
@@ -46112,7 +46112,7 @@
         </w:rPr>
         <w:t xml:space="preserve">出處：</w:t>
       </w:r>
-      <w:hyperlink w:history="1" r:id="rId4rjkxk7yd2cuhl4qevlls">
+      <w:hyperlink w:history="1" r:id="rIdtprdae5j16empmdryg00c">
         <w:r>
           <w:rPr>
             <w:rStyle w:val="Hyperlink"/>
@@ -46188,7 +46188,7 @@
         </w:rPr>
         <w:t xml:space="preserve">出處：</w:t>
       </w:r>
-      <w:hyperlink w:history="1" r:id="rIdo8dczwpwoceglij3omsms">
+      <w:hyperlink w:history="1" r:id="rIdq5wvomftvioz_3dt_9it7">
         <w:r>
           <w:rPr>
             <w:rStyle w:val="Hyperlink"/>
@@ -46264,7 +46264,7 @@
         </w:rPr>
         <w:t xml:space="preserve">出處：</w:t>
       </w:r>
-      <w:hyperlink w:history="1" r:id="rIdk0w_kxni5aeckanxlkz77">
+      <w:hyperlink w:history="1" r:id="rIdnrqpuxprhjejnvurl0gul">
         <w:r>
           <w:rPr>
             <w:rStyle w:val="Hyperlink"/>
@@ -46340,7 +46340,7 @@
         </w:rPr>
         <w:t xml:space="preserve">出處：</w:t>
       </w:r>
-      <w:hyperlink w:history="1" r:id="rIdyzkpmzqraan6q4z62re5n">
+      <w:hyperlink w:history="1" r:id="rId9eslodsrqkt0zcbbje8nx">
         <w:r>
           <w:rPr>
             <w:rStyle w:val="Hyperlink"/>
@@ -46432,7 +46432,7 @@
         </w:rPr>
         <w:t xml:space="preserve">出處：</w:t>
       </w:r>
-      <w:hyperlink w:history="1" r:id="rId57qjkxvdpmvgpowh7gqaz">
+      <w:hyperlink w:history="1" r:id="rIdxkwetncu3xfnftyjtqcd0">
         <w:r>
           <w:rPr>
             <w:rStyle w:val="Hyperlink"/>
@@ -46508,7 +46508,7 @@
         </w:rPr>
         <w:t xml:space="preserve">出處：</w:t>
       </w:r>
-      <w:hyperlink w:history="1" r:id="rId_qccyl96vq62ibic6bj0i">
+      <w:hyperlink w:history="1" r:id="rIdfenzej_bp-19rmrpadc-c">
         <w:r>
           <w:rPr>
             <w:rStyle w:val="Hyperlink"/>
@@ -46584,7 +46584,7 @@
         </w:rPr>
         <w:t xml:space="preserve">出處：</w:t>
       </w:r>
-      <w:hyperlink w:history="1" r:id="rIdswegfx5sdp6zhhmc0a5in">
+      <w:hyperlink w:history="1" r:id="rIdbrtfbr1zmrkpuipboaiic">
         <w:r>
           <w:rPr>
             <w:rStyle w:val="Hyperlink"/>
@@ -46660,7 +46660,7 @@
         </w:rPr>
         <w:t xml:space="preserve">出處：</w:t>
       </w:r>
-      <w:hyperlink w:history="1" r:id="rIdsjv7ohfi2ybmcjs8lqgcw">
+      <w:hyperlink w:history="1" r:id="rId-fwtgttfzasyjvemrzhm7">
         <w:r>
           <w:rPr>
             <w:rStyle w:val="Hyperlink"/>
@@ -46736,7 +46736,7 @@
         </w:rPr>
         <w:t xml:space="preserve">出處：</w:t>
       </w:r>
-      <w:hyperlink w:history="1" r:id="rIdvirucrgg9-szjjmaticoa">
+      <w:hyperlink w:history="1" r:id="rIdg2habf8bm8oev30sjontr">
         <w:r>
           <w:rPr>
             <w:rStyle w:val="Hyperlink"/>
@@ -46812,7 +46812,7 @@
         </w:rPr>
         <w:t xml:space="preserve">出處：</w:t>
       </w:r>
-      <w:hyperlink w:history="1" r:id="rIdcsclxgcrsg86yxrywnegy">
+      <w:hyperlink w:history="1" r:id="rIdtjqbyww6dnq_ymr__w1vu">
         <w:r>
           <w:rPr>
             <w:rStyle w:val="Hyperlink"/>
@@ -46888,7 +46888,7 @@
         </w:rPr>
         <w:t xml:space="preserve">出處：</w:t>
       </w:r>
-      <w:hyperlink w:history="1" r:id="rIdfzqjp64rcyn_w1f3j45ep">
+      <w:hyperlink w:history="1" r:id="rIdjy3pwgpufkwo6-4jxbtav">
         <w:r>
           <w:rPr>
             <w:rStyle w:val="Hyperlink"/>
@@ -46964,7 +46964,7 @@
         </w:rPr>
         <w:t xml:space="preserve">出處：</w:t>
       </w:r>
-      <w:hyperlink w:history="1" r:id="rIdh9i6ptgfdvdx8hur5pigc">
+      <w:hyperlink w:history="1" r:id="rIdzbsnvao9ygyvqmacq7ylp">
         <w:r>
           <w:rPr>
             <w:rStyle w:val="Hyperlink"/>
@@ -47040,7 +47040,7 @@
         </w:rPr>
         <w:t xml:space="preserve">出處：</w:t>
       </w:r>
-      <w:hyperlink w:history="1" r:id="rIdz9ygwvwpn9oestdw84nrb">
+      <w:hyperlink w:history="1" r:id="rId_kms-n_s4voci9mtxgzyw">
         <w:r>
           <w:rPr>
             <w:rStyle w:val="Hyperlink"/>
@@ -47116,7 +47116,7 @@
         </w:rPr>
         <w:t xml:space="preserve">出處：</w:t>
       </w:r>
-      <w:hyperlink w:history="1" r:id="rIdolylo-c8wnn6bkoy10h4f">
+      <w:hyperlink w:history="1" r:id="rIdpatirsbomxz5l2okyh8st">
         <w:r>
           <w:rPr>
             <w:rStyle w:val="Hyperlink"/>
@@ -47192,7 +47192,7 @@
         </w:rPr>
         <w:t xml:space="preserve">出處：</w:t>
       </w:r>
-      <w:hyperlink w:history="1" r:id="rId67ps-vtsm8vhhk2sun2pj">
+      <w:hyperlink w:history="1" r:id="rIddksiqyikduc-lrsrro-gs">
         <w:r>
           <w:rPr>
             <w:rStyle w:val="Hyperlink"/>
@@ -47268,7 +47268,7 @@
         </w:rPr>
         <w:t xml:space="preserve">出處：</w:t>
       </w:r>
-      <w:hyperlink w:history="1" r:id="rIdrq9urzdmrfevpfbvxhrlo">
+      <w:hyperlink w:history="1" r:id="rIdt5fytg3efhups6muawsim">
         <w:r>
           <w:rPr>
             <w:rStyle w:val="Hyperlink"/>
@@ -47344,7 +47344,7 @@
         </w:rPr>
         <w:t xml:space="preserve">出處：</w:t>
       </w:r>
-      <w:hyperlink w:history="1" r:id="rIdg4utxcfgt9tpr8yewdfga">
+      <w:hyperlink w:history="1" r:id="rIdurxb-pvtyzj9x8k8k79iz">
         <w:r>
           <w:rPr>
             <w:rStyle w:val="Hyperlink"/>
@@ -47420,7 +47420,7 @@
         </w:rPr>
         <w:t xml:space="preserve">出處：</w:t>
       </w:r>
-      <w:hyperlink w:history="1" r:id="rIdaqvzynaq_1qxr6vha7s02">
+      <w:hyperlink w:history="1" r:id="rIdtqggs37f9lrcprj-_ijuv">
         <w:r>
           <w:rPr>
             <w:rStyle w:val="Hyperlink"/>
@@ -47496,7 +47496,7 @@
         </w:rPr>
         <w:t xml:space="preserve">出處：</w:t>
       </w:r>
-      <w:hyperlink w:history="1" r:id="rIdwwfo7blptotq9ldqubow7">
+      <w:hyperlink w:history="1" r:id="rIdtvqiv09y92nyccymy825a">
         <w:r>
           <w:rPr>
             <w:rStyle w:val="Hyperlink"/>
@@ -47572,7 +47572,7 @@
         </w:rPr>
         <w:t xml:space="preserve">出處：</w:t>
       </w:r>
-      <w:hyperlink w:history="1" r:id="rIdhacdkvc_vm3dlr-gjfigp">
+      <w:hyperlink w:history="1" r:id="rIdprhjc3_cfaeqxe8uvzexq">
         <w:r>
           <w:rPr>
             <w:rStyle w:val="Hyperlink"/>
@@ -47648,7 +47648,7 @@
         </w:rPr>
         <w:t xml:space="preserve">出處：</w:t>
       </w:r>
-      <w:hyperlink w:history="1" r:id="rIdaryst_azd2awa_a3nd9b2">
+      <w:hyperlink w:history="1" r:id="rIdxlfu1aahglb2gyuuld1bc">
         <w:r>
           <w:rPr>
             <w:rStyle w:val="Hyperlink"/>
@@ -47724,7 +47724,7 @@
         </w:rPr>
         <w:t xml:space="preserve">出處：</w:t>
       </w:r>
-      <w:hyperlink w:history="1" r:id="rId4gkchiwfepwn0tnhgfq7y">
+      <w:hyperlink w:history="1" r:id="rIdsftawziyzc04ohdf3feaa">
         <w:r>
           <w:rPr>
             <w:rStyle w:val="Hyperlink"/>
@@ -47800,7 +47800,7 @@
         </w:rPr>
         <w:t xml:space="preserve">出處：</w:t>
       </w:r>
-      <w:hyperlink w:history="1" r:id="rId4opob3zu8s2w6rvphqf9k">
+      <w:hyperlink w:history="1" r:id="rIdsseolrnmoa9-pr3eryylk">
         <w:r>
           <w:rPr>
             <w:rStyle w:val="Hyperlink"/>
@@ -47876,7 +47876,7 @@
         </w:rPr>
         <w:t xml:space="preserve">出處：</w:t>
       </w:r>
-      <w:hyperlink w:history="1" r:id="rIdlrnoz6tvge2cei1a8tmlq">
+      <w:hyperlink w:history="1" r:id="rIdvp-ruxk7famszm6mpx2lc">
         <w:r>
           <w:rPr>
             <w:rStyle w:val="Hyperlink"/>
@@ -47952,7 +47952,7 @@
         </w:rPr>
         <w:t xml:space="preserve">出處：</w:t>
       </w:r>
-      <w:hyperlink w:history="1" r:id="rId4_5ngawuwvx3sqykoe_wg">
+      <w:hyperlink w:history="1" r:id="rId7kwb9vd9emjemj3phgb4_">
         <w:r>
           <w:rPr>
             <w:rStyle w:val="Hyperlink"/>
@@ -48028,7 +48028,7 @@
         </w:rPr>
         <w:t xml:space="preserve">出處：</w:t>
       </w:r>
-      <w:hyperlink w:history="1" r:id="rIdjmuz2uy3oz_4vadhgs43q">
+      <w:hyperlink w:history="1" r:id="rId5zuxrwexhbtn7_vdjyuv2">
         <w:r>
           <w:rPr>
             <w:rStyle w:val="Hyperlink"/>
@@ -48104,7 +48104,7 @@
         </w:rPr>
         <w:t xml:space="preserve">出處：</w:t>
       </w:r>
-      <w:hyperlink w:history="1" r:id="rIducznqkj1fwzgmtcc8xixw">
+      <w:hyperlink w:history="1" r:id="rIdo9dy4wbgrvsjymi2vl5c0">
         <w:r>
           <w:rPr>
             <w:rStyle w:val="Hyperlink"/>
@@ -48180,7 +48180,7 @@
         </w:rPr>
         <w:t xml:space="preserve">出處：</w:t>
       </w:r>
-      <w:hyperlink w:history="1" r:id="rId3yvvjr9micmvyjydvoqhc">
+      <w:hyperlink w:history="1" r:id="rIdefnl4jm-nqebg7tomw6-q">
         <w:r>
           <w:rPr>
             <w:rStyle w:val="Hyperlink"/>
@@ -48272,7 +48272,7 @@
         </w:rPr>
         <w:t xml:space="preserve">出處：</w:t>
       </w:r>
-      <w:hyperlink w:history="1" r:id="rIdt45wd5iwizfduew9h43nr">
+      <w:hyperlink w:history="1" r:id="rIdpqvhi4hwy8trc_myayyyq">
         <w:r>
           <w:rPr>
             <w:rStyle w:val="Hyperlink"/>
@@ -48348,7 +48348,7 @@
         </w:rPr>
         <w:t xml:space="preserve">出處：</w:t>
       </w:r>
-      <w:hyperlink w:history="1" r:id="rId7zvwidvrj2ftonb4ia3hp">
+      <w:hyperlink w:history="1" r:id="rIdcxk__vmxsugresdjf2404">
         <w:r>
           <w:rPr>
             <w:rStyle w:val="Hyperlink"/>
@@ -48424,7 +48424,7 @@
         </w:rPr>
         <w:t xml:space="preserve">出處：</w:t>
       </w:r>
-      <w:hyperlink w:history="1" r:id="rIdj-mbeaoydjkzoua9lxtwy">
+      <w:hyperlink w:history="1" r:id="rIdzuti15jp753qn7ei7ybjk">
         <w:r>
           <w:rPr>
             <w:rStyle w:val="Hyperlink"/>
@@ -48500,7 +48500,7 @@
         </w:rPr>
         <w:t xml:space="preserve">出處：</w:t>
       </w:r>
-      <w:hyperlink w:history="1" r:id="rIds5e6-jdr1pf-utrzwphzg">
+      <w:hyperlink w:history="1" r:id="rIdn31f1yoo1q1zagfjn0lqp">
         <w:r>
           <w:rPr>
             <w:rStyle w:val="Hyperlink"/>
@@ -48576,7 +48576,7 @@
         </w:rPr>
         <w:t xml:space="preserve">出處：</w:t>
       </w:r>
-      <w:hyperlink w:history="1" r:id="rIdhq4jgtpoohioawsghih05">
+      <w:hyperlink w:history="1" r:id="rIdilgl6p_9sf7tamnqjdoao">
         <w:r>
           <w:rPr>
             <w:rStyle w:val="Hyperlink"/>
@@ -48652,7 +48652,7 @@
         </w:rPr>
         <w:t xml:space="preserve">出處：</w:t>
       </w:r>
-      <w:hyperlink w:history="1" r:id="rIdkj9vlmzy1mvgomzrioiqv">
+      <w:hyperlink w:history="1" r:id="rIdoy99qh5r7lsuurz5komba">
         <w:r>
           <w:rPr>
             <w:rStyle w:val="Hyperlink"/>
@@ -48728,7 +48728,7 @@
         </w:rPr>
         <w:t xml:space="preserve">出處：</w:t>
       </w:r>
-      <w:hyperlink w:history="1" r:id="rIdy1cbikn5s1wfnliejy9gq">
+      <w:hyperlink w:history="1" r:id="rIdrflrawcv4fwp7x6bj8eof">
         <w:r>
           <w:rPr>
             <w:rStyle w:val="Hyperlink"/>
@@ -48804,7 +48804,7 @@
         </w:rPr>
         <w:t xml:space="preserve">出處：</w:t>
       </w:r>
-      <w:hyperlink w:history="1" r:id="rIdq8q23vndd2yof2sknh07l">
+      <w:hyperlink w:history="1" r:id="rIdm6tkzzzkb8vle2ytvpxuq">
         <w:r>
           <w:rPr>
             <w:rStyle w:val="Hyperlink"/>
@@ -48880,7 +48880,7 @@
         </w:rPr>
         <w:t xml:space="preserve">出處：</w:t>
       </w:r>
-      <w:hyperlink w:history="1" r:id="rIdctfvg02yrajz3nknlml7d">
+      <w:hyperlink w:history="1" r:id="rIdx9sga6g5jhwwe89gsq3gx">
         <w:r>
           <w:rPr>
             <w:rStyle w:val="Hyperlink"/>
@@ -48956,7 +48956,7 @@
         </w:rPr>
         <w:t xml:space="preserve">出處：</w:t>
       </w:r>
-      <w:hyperlink w:history="1" r:id="rIdvroyqhn5gz0hwgpki9ess">
+      <w:hyperlink w:history="1" r:id="rIdk54vkdbsybuqtfu18vq6c">
         <w:r>
           <w:rPr>
             <w:rStyle w:val="Hyperlink"/>
@@ -49032,7 +49032,7 @@
         </w:rPr>
         <w:t xml:space="preserve">出處：</w:t>
       </w:r>
-      <w:hyperlink w:history="1" r:id="rIditemn3orceayvxdnnuawm">
+      <w:hyperlink w:history="1" r:id="rIdzc8f3ygcudyox55b0iv3u">
         <w:r>
           <w:rPr>
             <w:rStyle w:val="Hyperlink"/>
@@ -49108,7 +49108,7 @@
         </w:rPr>
         <w:t xml:space="preserve">出處：</w:t>
       </w:r>
-      <w:hyperlink w:history="1" r:id="rIdthdavz2hd-gpjttesoakv">
+      <w:hyperlink w:history="1" r:id="rIdvystmjc5nhwb5jebcpqiq">
         <w:r>
           <w:rPr>
             <w:rStyle w:val="Hyperlink"/>
@@ -49184,7 +49184,7 @@
         </w:rPr>
         <w:t xml:space="preserve">出處：</w:t>
       </w:r>
-      <w:hyperlink w:history="1" r:id="rId0ayzfklwylyldxaas7ufm">
+      <w:hyperlink w:history="1" r:id="rIdvwvyzqeseqhalucewfruh">
         <w:r>
           <w:rPr>
             <w:rStyle w:val="Hyperlink"/>
@@ -49260,7 +49260,7 @@
         </w:rPr>
         <w:t xml:space="preserve">出處：</w:t>
       </w:r>
-      <w:hyperlink w:history="1" r:id="rIdyfhutsygjipve8jhpfu81">
+      <w:hyperlink w:history="1" r:id="rIdwxbuxzuyelgtevch4d5ph">
         <w:r>
           <w:rPr>
             <w:rStyle w:val="Hyperlink"/>
@@ -49336,7 +49336,7 @@
         </w:rPr>
         <w:t xml:space="preserve">出處：</w:t>
       </w:r>
-      <w:hyperlink w:history="1" r:id="rIdqadk6wbempperpe5jr48c">
+      <w:hyperlink w:history="1" r:id="rId-7pfwjsknuljo3ghv07jf">
         <w:r>
           <w:rPr>
             <w:rStyle w:val="Hyperlink"/>
@@ -49412,7 +49412,7 @@
         </w:rPr>
         <w:t xml:space="preserve">出處：</w:t>
       </w:r>
-      <w:hyperlink w:history="1" r:id="rId8x2q90sqbfg-dhfrsrcxw">
+      <w:hyperlink w:history="1" r:id="rId3xft9qkgqj_venf8zx1yv">
         <w:r>
           <w:rPr>
             <w:rStyle w:val="Hyperlink"/>
@@ -49488,7 +49488,7 @@
         </w:rPr>
         <w:t xml:space="preserve">出處：</w:t>
       </w:r>
-      <w:hyperlink w:history="1" r:id="rIdaz92kqzxuoxlnjfh7uako">
+      <w:hyperlink w:history="1" r:id="rIdmf1yucijptqrwfzq-ay1h">
         <w:r>
           <w:rPr>
             <w:rStyle w:val="Hyperlink"/>
@@ -49564,7 +49564,7 @@
         </w:rPr>
         <w:t xml:space="preserve">出處：</w:t>
       </w:r>
-      <w:hyperlink w:history="1" r:id="rIdz5gutki5nskdwbedfg_b6">
+      <w:hyperlink w:history="1" r:id="rIdc3tlbjsrofcfifjlbeb3h">
         <w:r>
           <w:rPr>
             <w:rStyle w:val="Hyperlink"/>
@@ -49640,7 +49640,7 @@
         </w:rPr>
         <w:t xml:space="preserve">出處：</w:t>
       </w:r>
-      <w:hyperlink w:history="1" r:id="rId2evr1sfxk0m-dvtby-hnd">
+      <w:hyperlink w:history="1" r:id="rIdjhspbli-hkskwfmysrlay">
         <w:r>
           <w:rPr>
             <w:rStyle w:val="Hyperlink"/>
@@ -49716,7 +49716,7 @@
         </w:rPr>
         <w:t xml:space="preserve">出處：</w:t>
       </w:r>
-      <w:hyperlink w:history="1" r:id="rId3mgggaf8h9xz26jnnlwgg">
+      <w:hyperlink w:history="1" r:id="rIdsh76ouz4vvvxcayei2b0m">
         <w:r>
           <w:rPr>
             <w:rStyle w:val="Hyperlink"/>
@@ -49792,7 +49792,7 @@
         </w:rPr>
         <w:t xml:space="preserve">出處：</w:t>
       </w:r>
-      <w:hyperlink w:history="1" r:id="rId4aq5j_bkjfx-cqxkvw8hs">
+      <w:hyperlink w:history="1" r:id="rId4kw_hhmsuphhar-ffgqsu">
         <w:r>
           <w:rPr>
             <w:rStyle w:val="Hyperlink"/>
@@ -49868,7 +49868,7 @@
         </w:rPr>
         <w:t xml:space="preserve">出處：</w:t>
       </w:r>
-      <w:hyperlink w:history="1" r:id="rIdjnp3gyowh-frzlwd0wuta">
+      <w:hyperlink w:history="1" r:id="rIdrtoljixihagocqxr5t02q">
         <w:r>
           <w:rPr>
             <w:rStyle w:val="Hyperlink"/>
@@ -49944,7 +49944,7 @@
         </w:rPr>
         <w:t xml:space="preserve">出處：</w:t>
       </w:r>
-      <w:hyperlink w:history="1" r:id="rIdc_obruvkdksjv3obugff-">
+      <w:hyperlink w:history="1" r:id="rIddrtnifxfjpixievavec0y">
         <w:r>
           <w:rPr>
             <w:rStyle w:val="Hyperlink"/>
@@ -50020,7 +50020,7 @@
         </w:rPr>
         <w:t xml:space="preserve">出處：</w:t>
       </w:r>
-      <w:hyperlink w:history="1" r:id="rIdqnt3bk1dluv7etywubkc8">
+      <w:hyperlink w:history="1" r:id="rIdlfnlk8z-on099-ucgvjqq">
         <w:r>
           <w:rPr>
             <w:rStyle w:val="Hyperlink"/>
@@ -50096,7 +50096,7 @@
         </w:rPr>
         <w:t xml:space="preserve">出處：</w:t>
       </w:r>
-      <w:hyperlink w:history="1" r:id="rIdsxzic6evgyoyrhnwjpbkk">
+      <w:hyperlink w:history="1" r:id="rIdrv0cggauivb7aq9aealam">
         <w:r>
           <w:rPr>
             <w:rStyle w:val="Hyperlink"/>
@@ -50172,7 +50172,7 @@
         </w:rPr>
         <w:t xml:space="preserve">出處：</w:t>
       </w:r>
-      <w:hyperlink w:history="1" r:id="rIddcnfxui_fxklbwnqksatu">
+      <w:hyperlink w:history="1" r:id="rIdsfce5luqnn3rdkjt335ul">
         <w:r>
           <w:rPr>
             <w:rStyle w:val="Hyperlink"/>
@@ -50248,7 +50248,7 @@
         </w:rPr>
         <w:t xml:space="preserve">出處：</w:t>
       </w:r>
-      <w:hyperlink w:history="1" r:id="rIdo0my2jo-k4oas7qoo1nas">
+      <w:hyperlink w:history="1" r:id="rIdvl1kz0662kkgzpwei2mcw">
         <w:r>
           <w:rPr>
             <w:rStyle w:val="Hyperlink"/>
@@ -50324,7 +50324,7 @@
         </w:rPr>
         <w:t xml:space="preserve">出處：</w:t>
       </w:r>
-      <w:hyperlink w:history="1" r:id="rIdc3kqdmp74et97ut3iq7gw">
+      <w:hyperlink w:history="1" r:id="rId0ptovtsi_jyjdmcosce0l">
         <w:r>
           <w:rPr>
             <w:rStyle w:val="Hyperlink"/>
@@ -50400,7 +50400,7 @@
         </w:rPr>
         <w:t xml:space="preserve">出處：</w:t>
       </w:r>
-      <w:hyperlink w:history="1" r:id="rIdsxlc0kwoax9s5wieule43">
+      <w:hyperlink w:history="1" r:id="rIdd7oikcrqftwnhpepw38h9">
         <w:r>
           <w:rPr>
             <w:rStyle w:val="Hyperlink"/>
@@ -50476,7 +50476,7 @@
         </w:rPr>
         <w:t xml:space="preserve">出處：</w:t>
       </w:r>
-      <w:hyperlink w:history="1" r:id="rId9bwbtsfj4ainqixzilpca">
+      <w:hyperlink w:history="1" r:id="rIdrmvmqz6yt1ae1vzp3brdf">
         <w:r>
           <w:rPr>
             <w:rStyle w:val="Hyperlink"/>
@@ -50552,7 +50552,7 @@
         </w:rPr>
         <w:t xml:space="preserve">出處：</w:t>
       </w:r>
-      <w:hyperlink w:history="1" r:id="rIdxdnxmt5tjim6qghob3afm">
+      <w:hyperlink w:history="1" r:id="rIdkfil4gcie_jqvsm6hnapu">
         <w:r>
           <w:rPr>
             <w:rStyle w:val="Hyperlink"/>
@@ -50628,7 +50628,7 @@
         </w:rPr>
         <w:t xml:space="preserve">出處：</w:t>
       </w:r>
-      <w:hyperlink w:history="1" r:id="rIdcvcesicd9abb0wddpyr8w">
+      <w:hyperlink w:history="1" r:id="rIdhtbvwk18l9rptrf4oxzfi">
         <w:r>
           <w:rPr>
             <w:rStyle w:val="Hyperlink"/>
@@ -50704,7 +50704,7 @@
         </w:rPr>
         <w:t xml:space="preserve">出處：</w:t>
       </w:r>
-      <w:hyperlink w:history="1" r:id="rIdbzalbxkcpwbf9iwqmeadq">
+      <w:hyperlink w:history="1" r:id="rIdpl2-w4chsvfzlaqqbyume">
         <w:r>
           <w:rPr>
             <w:rStyle w:val="Hyperlink"/>
@@ -50780,7 +50780,7 @@
         </w:rPr>
         <w:t xml:space="preserve">出處：</w:t>
       </w:r>
-      <w:hyperlink w:history="1" r:id="rId3gcq0zdjpbukoiuvhmjl8">
+      <w:hyperlink w:history="1" r:id="rIdo7fndqfsgazxcxk-muxk_">
         <w:r>
           <w:rPr>
             <w:rStyle w:val="Hyperlink"/>
@@ -50856,7 +50856,7 @@
         </w:rPr>
         <w:t xml:space="preserve">出處：</w:t>
       </w:r>
-      <w:hyperlink w:history="1" r:id="rIdqicwlztbekdglsvfe_wzc">
+      <w:hyperlink w:history="1" r:id="rIdkwritquokxkg0_8_dftou">
         <w:r>
           <w:rPr>
             <w:rStyle w:val="Hyperlink"/>
@@ -50932,7 +50932,7 @@
         </w:rPr>
         <w:t xml:space="preserve">出處：</w:t>
       </w:r>
-      <w:hyperlink w:history="1" r:id="rIdqx64sqfue4ykw6yvb8zqi">
+      <w:hyperlink w:history="1" r:id="rIdrmkvax2imbufjjfqcronw">
         <w:r>
           <w:rPr>
             <w:rStyle w:val="Hyperlink"/>
@@ -51008,7 +51008,7 @@
         </w:rPr>
         <w:t xml:space="preserve">出處：</w:t>
       </w:r>
-      <w:hyperlink w:history="1" r:id="rIdys6gyncnlzq4c2fyupz35">
+      <w:hyperlink w:history="1" r:id="rIdk0o4_8tugbkub_fql0j8a">
         <w:r>
           <w:rPr>
             <w:rStyle w:val="Hyperlink"/>
